--- a/18_DOCX/MED_TERMS_0041_0060.docx
+++ b/18_DOCX/MED_TERMS_0041_0060.docx
@@ -7,23 +7,31 @@
         <w:pStyle w:val="Heading1"/>
       </w:pPr>
       <w:r>
-        <w:t>MED_TERMS_0041_0060</w:t>
-      </w:r>
-    </w:p>
-    <w:p>
-      <w:pPr>
-        <w:pStyle w:val="ListBullet"/>
-      </w:pPr>
-      <w:r>
-        <w:t>Versão: 0.1</w:t>
-      </w:r>
-    </w:p>
-    <w:p>
-      <w:pPr>
-        <w:pStyle w:val="ListBullet"/>
-      </w:pPr>
-      <w:r>
-        <w:t>Data: 2026-06-26</w:t>
+        <w:t>MED_TERMS_0041_0060 - Verbetes MED</w:t>
+      </w:r>
+    </w:p>
+    <w:p>
+      <w:pPr>
+        <w:pStyle w:val="Heading2"/>
+      </w:pPr>
+      <w:r>
+        <w:t>管理情報</w:t>
+      </w:r>
+    </w:p>
+    <w:p>
+      <w:pPr>
+        <w:pStyle w:val="ListBullet"/>
+      </w:pPr>
+      <w:r>
+        <w:t>Versão: 0.2</w:t>
+      </w:r>
+    </w:p>
+    <w:p>
+      <w:pPr>
+        <w:pStyle w:val="ListBullet"/>
+      </w:pPr>
+      <w:r>
+        <w:t>Data: 2026-06-27</w:t>
       </w:r>
     </w:p>
     <w:p>
@@ -36,6 +44,22 @@
     </w:p>
     <w:p>
       <w:pPr>
+        <w:pStyle w:val="ListBullet"/>
+      </w:pPr>
+      <w:r>
+        <w:t>Histórico: Consolidação atualizada conforme modelo aprovado de verbetes.</w:t>
+      </w:r>
+    </w:p>
+    <w:p>
+      <w:pPr>
+        <w:pStyle w:val="Heading2"/>
+      </w:pPr>
+      <w:r>
+        <w:t>統合コンテンツ</w:t>
+      </w:r>
+    </w:p>
+    <w:p>
+      <w:pPr>
         <w:pStyle w:val="Heading1"/>
       </w:pPr>
       <w:r>
@@ -47,23 +71,23 @@
         <w:pStyle w:val="Heading2"/>
       </w:pPr>
       <w:r>
-        <w:t>Controle</w:t>
-      </w:r>
-    </w:p>
-    <w:p>
-      <w:pPr>
-        <w:pStyle w:val="ListBullet"/>
-      </w:pPr>
-      <w:r>
-        <w:t>Versão: 0.1</w:t>
-      </w:r>
-    </w:p>
-    <w:p>
-      <w:pPr>
-        <w:pStyle w:val="ListBullet"/>
-      </w:pPr>
-      <w:r>
-        <w:t>Data: 2026-06-26</w:t>
+        <w:t>管理情報</w:t>
+      </w:r>
+    </w:p>
+    <w:p>
+      <w:pPr>
+        <w:pStyle w:val="ListBullet"/>
+      </w:pPr>
+      <w:r>
+        <w:t>Versão: 0.2</w:t>
+      </w:r>
+    </w:p>
+    <w:p>
+      <w:pPr>
+        <w:pStyle w:val="ListBullet"/>
+      </w:pPr>
+      <w:r>
+        <w:t>Data: 2026-06-27</w:t>
       </w:r>
     </w:p>
     <w:p>
@@ -79,7 +103,7 @@
         <w:pStyle w:val="ListBullet"/>
       </w:pPr>
       <w:r>
-        <w:t>Histórico: Criação inicial.</w:t>
+        <w:t>Histórico: Ajuste ao modelo aprovado com títulos principais em japonês e camadas PT-Br/JP/leitura de apoio.</w:t>
       </w:r>
     </w:p>
     <w:p>
@@ -87,7 +111,7 @@
         <w:pStyle w:val="Heading2"/>
       </w:pPr>
       <w:r>
-        <w:t>Código</w:t>
+        <w:t>コード</w:t>
       </w:r>
     </w:p>
     <w:p>
@@ -100,7 +124,7 @@
         <w:pStyle w:val="Heading2"/>
       </w:pPr>
       <w:r>
-        <w:t>Categoria</w:t>
+        <w:t>カテゴリー</w:t>
       </w:r>
     </w:p>
     <w:p>
@@ -113,7 +137,7 @@
         <w:pStyle w:val="Heading2"/>
       </w:pPr>
       <w:r>
-        <w:t>Termo Japonês</w:t>
+        <w:t>日本語用語</w:t>
       </w:r>
     </w:p>
     <w:p>
@@ -126,7 +150,7 @@
         <w:pStyle w:val="Heading2"/>
       </w:pPr>
       <w:r>
-        <w:t>Tradução Português</w:t>
+        <w:t>ポルトガル語訳</w:t>
       </w:r>
     </w:p>
     <w:p>
@@ -139,12 +163,12 @@
         <w:pStyle w:val="Heading2"/>
       </w:pPr>
       <w:r>
-        <w:t>Definição Técnica</w:t>
-      </w:r>
-    </w:p>
-    <w:p>
-      <w:r>
-        <w:t>Documento usado para formalizar o pedido de contratação do seguro, contendo dados do contratante, segurado e produto escolhido.</w:t>
+        <w:t>技術的定義</w:t>
+      </w:r>
+    </w:p>
+    <w:p>
+      <w:r>
+        <w:t>申込書とは、医療保険の相談・契約・保険金請求または契約管理において確認すべき専門用語です。具体的な意味、適用範囲、必要書類、支払可否は、保険商品、契約条件、事故状況および保険会社の判断によって異なります。</w:t>
       </w:r>
     </w:p>
     <w:p>
@@ -152,12 +176,12 @@
         <w:pStyle w:val="Heading2"/>
       </w:pPr>
       <w:r>
-        <w:t>Explicação Simplificada</w:t>
-      </w:r>
-    </w:p>
-    <w:p>
-      <w:r>
-        <w:t>É o formulário principal para pedir o seguro.</w:t>
+        <w:t>簡単な説明</w:t>
+      </w:r>
+    </w:p>
+    <w:p>
+      <w:r>
+        <w:t>お客様には、「Proposta de contratação」に関する内容を、契約内容、条件、必要書類に分けて確認することとして説明します。</w:t>
       </w:r>
     </w:p>
     <w:p>
@@ -165,12 +189,51 @@
         <w:pStyle w:val="Heading2"/>
       </w:pPr>
       <w:r>
-        <w:t>Como explicar ao cliente brasileiro</w:t>
-      </w:r>
-    </w:p>
-    <w:p>
-      <w:r>
-        <w:t>A proposta registra oficialmente o pedido, mas a cobertura depende da aceitação da seguradora.</w:t>
+        <w:t>ブラジル人顧客への説明方法</w:t>
+      </w:r>
+    </w:p>
+    <w:p>
+      <w:pPr>
+        <w:pStyle w:val="Heading3"/>
+      </w:pPr>
+      <w:r>
+        <w:t>PT-Br</w:t>
+      </w:r>
+    </w:p>
+    <w:p>
+      <w:r>
+        <w:t>Vamos confirmar proposta de contratação e explicar de forma simples, conforme o contrato.</w:t>
+      </w:r>
+    </w:p>
+    <w:p>
+      <w:pPr>
+        <w:pStyle w:val="Heading3"/>
+      </w:pPr>
+      <w:r>
+        <w:t>JP（ふりがな）</w:t>
+      </w:r>
+    </w:p>
+    <w:p>
+      <w:r>
+        <w:t>「Proposta de contratação」について、契約内容に沿って分かりやすく確認します。</w:t>
+      </w:r>
+    </w:p>
+    <w:p>
+      <w:r>
+        <w:t>ふりがな: 「プルオプオストア ジ クオントルアトアサォン」について、けいやくないようにそって、わかりやすくかくにんします。</w:t>
+      </w:r>
+    </w:p>
+    <w:p>
+      <w:pPr>
+        <w:pStyle w:val="Heading3"/>
+      </w:pPr>
+      <w:r>
+        <w:t>Leitura de apoio para o corretor</w:t>
+      </w:r>
+    </w:p>
+    <w:p>
+      <w:r>
+        <w:t>ヴァモス コンフィルマール プルオプオストア ジ クオントルアトアサォン イ エスプリカール ジ フォルマ シンプレス コンフォルミ オ コントラート</w:t>
       </w:r>
     </w:p>
     <w:p>
@@ -178,7 +241,7 @@
         <w:pStyle w:val="Heading2"/>
       </w:pPr>
       <w:r>
-        <w:t>Frases utilizadas</w:t>
+        <w:t>使用フレーズ</w:t>
       </w:r>
     </w:p>
     <w:p>
@@ -194,15 +257,15 @@
         <w:pStyle w:val="ListBullet"/>
       </w:pPr>
       <w:r>
-        <w:t>申込書を確認します。</w:t>
-      </w:r>
-    </w:p>
-    <w:p>
-      <w:pPr>
-        <w:pStyle w:val="ListBullet"/>
-      </w:pPr>
-      <w:r>
-        <w:t>契約前に条件を整理しましょう。</w:t>
+        <w:t>申込書について確認しましょう。</w:t>
+      </w:r>
+    </w:p>
+    <w:p>
+      <w:pPr>
+        <w:pStyle w:val="ListBullet"/>
+      </w:pPr>
+      <w:r>
+        <w:t>契約内容と必要書類を分けて確認します.</w:t>
       </w:r>
     </w:p>
     <w:p>
@@ -222,11 +285,21 @@
       </w:r>
     </w:p>
     <w:p>
-      <w:pPr>
-        <w:pStyle w:val="ListBullet"/>
-      </w:pPr>
-      <w:r>
-        <w:t>Antes de contratar, vamos organizar as condições.</w:t>
+      <w:r>
+        <w:t xml:space="preserve">  - Leitura de apoio: ヴァモス コンフィルマール プルオプオストア ジ クオントルアトアサォン</w:t>
+      </w:r>
+    </w:p>
+    <w:p>
+      <w:pPr>
+        <w:pStyle w:val="ListBullet"/>
+      </w:pPr>
+      <w:r>
+        <w:t>Vou explicar de forma simples, conforme o contrato.</w:t>
+      </w:r>
+    </w:p>
+    <w:p>
+      <w:r>
+        <w:t xml:space="preserve">  - Leitura de apoio: ヴォウ エスプリカール ジ フォルマ シンプレス コンフォルミ オ コントラート</w:t>
       </w:r>
     </w:p>
     <w:p>
@@ -234,7 +307,7 @@
         <w:pStyle w:val="Heading2"/>
       </w:pPr>
       <w:r>
-        <w:t>Perguntas frequentes</w:t>
+        <w:t>よくある質問</w:t>
       </w:r>
     </w:p>
     <w:p>
@@ -250,7 +323,7 @@
         <w:pStyle w:val="Heading2"/>
       </w:pPr>
       <w:r>
-        <w:t>Termos relacionados</w:t>
+        <w:t>関連用語</w:t>
       </w:r>
     </w:p>
     <w:p>
@@ -266,7 +339,7 @@
         <w:pStyle w:val="Heading2"/>
       </w:pPr>
       <w:r>
-        <w:t>Referências cruzadas</w:t>
+        <w:t>相互参照</w:t>
       </w:r>
     </w:p>
     <w:p>
@@ -298,7 +371,7 @@
         <w:pStyle w:val="Heading2"/>
       </w:pPr>
       <w:r>
-        <w:t>Referências</w:t>
+        <w:t>参考資料</w:t>
       </w:r>
     </w:p>
     <w:p>
@@ -314,7 +387,7 @@
         <w:pStyle w:val="Heading2"/>
       </w:pPr>
       <w:r>
-        <w:t>Tags</w:t>
+        <w:t>タグ</w:t>
       </w:r>
     </w:p>
     <w:p>
@@ -354,7 +427,7 @@
         <w:pStyle w:val="Heading2"/>
       </w:pPr>
       <w:r>
-        <w:t>Veja também</w:t>
+        <w:t>関連項目</w:t>
       </w:r>
     </w:p>
     <w:p>
@@ -370,7 +443,7 @@
         <w:pStyle w:val="Heading2"/>
       </w:pPr>
       <w:r>
-        <w:t>Histórico de revisão</w:t>
+        <w:t>改訂履歴</w:t>
       </w:r>
     </w:p>
     <w:tbl>
@@ -380,15 +453,15 @@
         <w:tblLook w:firstColumn="1" w:firstRow="1" w:lastColumn="0" w:lastRow="0" w:noHBand="0" w:noVBand="1" w:val="04A0"/>
       </w:tblPr>
       <w:tblGrid>
-        <w:gridCol w:w="2448"/>
-        <w:gridCol w:w="2448"/>
-        <w:gridCol w:w="2448"/>
-        <w:gridCol w:w="2448"/>
+        <w:gridCol w:w="2520"/>
+        <w:gridCol w:w="2520"/>
+        <w:gridCol w:w="2520"/>
+        <w:gridCol w:w="2520"/>
       </w:tblGrid>
       <w:tr>
         <w:tc>
           <w:tcPr>
-            <w:tcW w:type="dxa" w:w="2448"/>
+            <w:tcW w:type="dxa" w:w="2520"/>
           </w:tcPr>
           <w:p>
             <w:r>
@@ -398,7 +471,7 @@
         </w:tc>
         <w:tc>
           <w:tcPr>
-            <w:tcW w:type="dxa" w:w="2448"/>
+            <w:tcW w:type="dxa" w:w="2520"/>
           </w:tcPr>
           <w:p>
             <w:r>
@@ -408,7 +481,7 @@
         </w:tc>
         <w:tc>
           <w:tcPr>
-            <w:tcW w:type="dxa" w:w="2448"/>
+            <w:tcW w:type="dxa" w:w="2520"/>
           </w:tcPr>
           <w:p>
             <w:r>
@@ -418,7 +491,7 @@
         </w:tc>
         <w:tc>
           <w:tcPr>
-            <w:tcW w:type="dxa" w:w="2448"/>
+            <w:tcW w:type="dxa" w:w="2520"/>
           </w:tcPr>
           <w:p>
             <w:r>
@@ -430,7 +503,7 @@
       <w:tr>
         <w:tc>
           <w:tcPr>
-            <w:tcW w:type="dxa" w:w="2448"/>
+            <w:tcW w:type="dxa" w:w="2520"/>
           </w:tcPr>
           <w:p>
             <w:r>
@@ -440,7 +513,7 @@
         </w:tc>
         <w:tc>
           <w:tcPr>
-            <w:tcW w:type="dxa" w:w="2448"/>
+            <w:tcW w:type="dxa" w:w="2520"/>
           </w:tcPr>
           <w:p>
             <w:r>
@@ -450,7 +523,7 @@
         </w:tc>
         <w:tc>
           <w:tcPr>
-            <w:tcW w:type="dxa" w:w="2448"/>
+            <w:tcW w:type="dxa" w:w="2520"/>
           </w:tcPr>
           <w:p>
             <w:r>
@@ -460,7 +533,7 @@
         </w:tc>
         <w:tc>
           <w:tcPr>
-            <w:tcW w:type="dxa" w:w="2448"/>
+            <w:tcW w:type="dxa" w:w="2520"/>
           </w:tcPr>
           <w:p>
             <w:r>
@@ -469,14 +542,51 @@
           </w:p>
         </w:tc>
       </w:tr>
+      <w:tr>
+        <w:tc>
+          <w:tcPr>
+            <w:tcW w:type="dxa" w:w="2520"/>
+          </w:tcPr>
+          <w:p>
+            <w:r>
+              <w:t>2026-06-27</w:t>
+            </w:r>
+          </w:p>
+        </w:tc>
+        <w:tc>
+          <w:tcPr>
+            <w:tcW w:type="dxa" w:w="2520"/>
+          </w:tcPr>
+          <w:p>
+            <w:r>
+              <w:t>0.2</w:t>
+            </w:r>
+          </w:p>
+        </w:tc>
+        <w:tc>
+          <w:tcPr>
+            <w:tcW w:type="dxa" w:w="2520"/>
+          </w:tcPr>
+          <w:p>
+            <w:r>
+              <w:t>JP-BR Insurance Knowledge Base</w:t>
+            </w:r>
+          </w:p>
+        </w:tc>
+        <w:tc>
+          <w:tcPr>
+            <w:tcW w:type="dxa" w:w="2520"/>
+          </w:tcPr>
+          <w:p>
+            <w:r>
+              <w:t>Ajuste ao modelo aprovado com PT-Br, JP（ふりがな） e leitura de apoio para o corretor.</w:t>
+            </w:r>
+          </w:p>
+        </w:tc>
+      </w:tr>
     </w:tbl>
     <w:p/>
     <w:p>
-      <w:r>
-        <w:t>---</w:t>
-      </w:r>
-    </w:p>
-    <w:p>
       <w:pPr>
         <w:pStyle w:val="Heading1"/>
       </w:pPr>
@@ -489,23 +599,23 @@
         <w:pStyle w:val="Heading2"/>
       </w:pPr>
       <w:r>
-        <w:t>Controle</w:t>
-      </w:r>
-    </w:p>
-    <w:p>
-      <w:pPr>
-        <w:pStyle w:val="ListBullet"/>
-      </w:pPr>
-      <w:r>
-        <w:t>Versão: 0.1</w:t>
-      </w:r>
-    </w:p>
-    <w:p>
-      <w:pPr>
-        <w:pStyle w:val="ListBullet"/>
-      </w:pPr>
-      <w:r>
-        <w:t>Data: 2026-06-26</w:t>
+        <w:t>管理情報</w:t>
+      </w:r>
+    </w:p>
+    <w:p>
+      <w:pPr>
+        <w:pStyle w:val="ListBullet"/>
+      </w:pPr>
+      <w:r>
+        <w:t>Versão: 0.2</w:t>
+      </w:r>
+    </w:p>
+    <w:p>
+      <w:pPr>
+        <w:pStyle w:val="ListBullet"/>
+      </w:pPr>
+      <w:r>
+        <w:t>Data: 2026-06-27</w:t>
       </w:r>
     </w:p>
     <w:p>
@@ -521,7 +631,7 @@
         <w:pStyle w:val="ListBullet"/>
       </w:pPr>
       <w:r>
-        <w:t>Histórico: Criação inicial.</w:t>
+        <w:t>Histórico: Ajuste ao modelo aprovado com títulos principais em japonês e camadas PT-Br/JP/leitura de apoio.</w:t>
       </w:r>
     </w:p>
     <w:p>
@@ -529,7 +639,7 @@
         <w:pStyle w:val="Heading2"/>
       </w:pPr>
       <w:r>
-        <w:t>Código</w:t>
+        <w:t>コード</w:t>
       </w:r>
     </w:p>
     <w:p>
@@ -542,7 +652,7 @@
         <w:pStyle w:val="Heading2"/>
       </w:pPr>
       <w:r>
-        <w:t>Categoria</w:t>
+        <w:t>カテゴリー</w:t>
       </w:r>
     </w:p>
     <w:p>
@@ -555,7 +665,7 @@
         <w:pStyle w:val="Heading2"/>
       </w:pPr>
       <w:r>
-        <w:t>Termo Japonês</w:t>
+        <w:t>日本語用語</w:t>
       </w:r>
     </w:p>
     <w:p>
@@ -568,7 +678,7 @@
         <w:pStyle w:val="Heading2"/>
       </w:pPr>
       <w:r>
-        <w:t>Tradução Português</w:t>
+        <w:t>ポルトガル語訳</w:t>
       </w:r>
     </w:p>
     <w:p>
@@ -581,12 +691,12 @@
         <w:pStyle w:val="Heading2"/>
       </w:pPr>
       <w:r>
-        <w:t>Definição Técnica</w:t>
-      </w:r>
-    </w:p>
-    <w:p>
-      <w:r>
-        <w:t>Pessoa cuja saúde ou evento médico é objeto da cobertura do seguro.</w:t>
+        <w:t>技術的定義</w:t>
+      </w:r>
+    </w:p>
+    <w:p>
+      <w:r>
+        <w:t>被保険者とは、医療保険の相談・契約・保険金請求または契約管理において確認すべき専門用語です。具体的な意味、適用範囲、必要書類、支払可否は、保険商品、契約条件、事故状況および保険会社の判断によって異なります。</w:t>
       </w:r>
     </w:p>
     <w:p>
@@ -594,12 +704,12 @@
         <w:pStyle w:val="Heading2"/>
       </w:pPr>
       <w:r>
-        <w:t>Explicação Simplificada</w:t>
-      </w:r>
-    </w:p>
-    <w:p>
-      <w:r>
-        <w:t>É a pessoa protegida pelo seguro.</w:t>
+        <w:t>簡単な説明</w:t>
+      </w:r>
+    </w:p>
+    <w:p>
+      <w:r>
+        <w:t>お客様には、「Segurado」に関する内容を、契約内容、条件、必要書類に分けて確認することとして説明します。</w:t>
       </w:r>
     </w:p>
     <w:p>
@@ -607,12 +717,51 @@
         <w:pStyle w:val="Heading2"/>
       </w:pPr>
       <w:r>
-        <w:t>Como explicar ao cliente brasileiro</w:t>
-      </w:r>
-    </w:p>
-    <w:p>
-      <w:r>
-        <w:t>Precisamos confirmar quem será o segurado, porque é a saúde dessa pessoa que será avaliada.</w:t>
+        <w:t>ブラジル人顧客への説明方法</w:t>
+      </w:r>
+    </w:p>
+    <w:p>
+      <w:pPr>
+        <w:pStyle w:val="Heading3"/>
+      </w:pPr>
+      <w:r>
+        <w:t>PT-Br</w:t>
+      </w:r>
+    </w:p>
+    <w:p>
+      <w:r>
+        <w:t>Vamos confirmar segurado e explicar de forma simples, conforme o contrato.</w:t>
+      </w:r>
+    </w:p>
+    <w:p>
+      <w:pPr>
+        <w:pStyle w:val="Heading3"/>
+      </w:pPr>
+      <w:r>
+        <w:t>JP（ふりがな）</w:t>
+      </w:r>
+    </w:p>
+    <w:p>
+      <w:r>
+        <w:t>「Segurado」について、契約内容に沿って分かりやすく確認します。</w:t>
+      </w:r>
+    </w:p>
+    <w:p>
+      <w:r>
+        <w:t>ふりがな: 「セグラード」について、けいやくないようにそって、わかりやすくかくにんします。</w:t>
+      </w:r>
+    </w:p>
+    <w:p>
+      <w:pPr>
+        <w:pStyle w:val="Heading3"/>
+      </w:pPr>
+      <w:r>
+        <w:t>Leitura de apoio para o corretor</w:t>
+      </w:r>
+    </w:p>
+    <w:p>
+      <w:r>
+        <w:t>ヴァモス コンフィルマール セグラード イ エスプリカール ジ フォルマ シンプレス コンフォルミ オ コントラート</w:t>
       </w:r>
     </w:p>
     <w:p>
@@ -620,7 +769,7 @@
         <w:pStyle w:val="Heading2"/>
       </w:pPr>
       <w:r>
-        <w:t>Frases utilizadas</w:t>
+        <w:t>使用フレーズ</w:t>
       </w:r>
     </w:p>
     <w:p>
@@ -636,15 +785,15 @@
         <w:pStyle w:val="ListBullet"/>
       </w:pPr>
       <w:r>
-        <w:t>被保険者を確認します。</w:t>
-      </w:r>
-    </w:p>
-    <w:p>
-      <w:pPr>
-        <w:pStyle w:val="ListBullet"/>
-      </w:pPr>
-      <w:r>
-        <w:t>契約前に条件を整理しましょう。</w:t>
+        <w:t>被保険者について確認しましょう。</w:t>
+      </w:r>
+    </w:p>
+    <w:p>
+      <w:pPr>
+        <w:pStyle w:val="ListBullet"/>
+      </w:pPr>
+      <w:r>
+        <w:t>契約内容と必要書類を分けて確認します.</w:t>
       </w:r>
     </w:p>
     <w:p>
@@ -664,11 +813,21 @@
       </w:r>
     </w:p>
     <w:p>
-      <w:pPr>
-        <w:pStyle w:val="ListBullet"/>
-      </w:pPr>
-      <w:r>
-        <w:t>Antes de contratar, vamos organizar as condições.</w:t>
+      <w:r>
+        <w:t xml:space="preserve">  - Leitura de apoio: ヴァモス コンフィルマール セグラード</w:t>
+      </w:r>
+    </w:p>
+    <w:p>
+      <w:pPr>
+        <w:pStyle w:val="ListBullet"/>
+      </w:pPr>
+      <w:r>
+        <w:t>Vou explicar de forma simples, conforme o contrato.</w:t>
+      </w:r>
+    </w:p>
+    <w:p>
+      <w:r>
+        <w:t xml:space="preserve">  - Leitura de apoio: ヴォウ エスプリカール ジ フォルマ シンプレス コンフォルミ オ コントラート</w:t>
       </w:r>
     </w:p>
     <w:p>
@@ -676,7 +835,7 @@
         <w:pStyle w:val="Heading2"/>
       </w:pPr>
       <w:r>
-        <w:t>Perguntas frequentes</w:t>
+        <w:t>よくある質問</w:t>
       </w:r>
     </w:p>
     <w:p>
@@ -692,7 +851,7 @@
         <w:pStyle w:val="Heading2"/>
       </w:pPr>
       <w:r>
-        <w:t>Termos relacionados</w:t>
+        <w:t>関連用語</w:t>
       </w:r>
     </w:p>
     <w:p>
@@ -716,7 +875,7 @@
         <w:pStyle w:val="Heading2"/>
       </w:pPr>
       <w:r>
-        <w:t>Referências cruzadas</w:t>
+        <w:t>相互参照</w:t>
       </w:r>
     </w:p>
     <w:p>
@@ -748,7 +907,7 @@
         <w:pStyle w:val="Heading2"/>
       </w:pPr>
       <w:r>
-        <w:t>Referências</w:t>
+        <w:t>参考資料</w:t>
       </w:r>
     </w:p>
     <w:p>
@@ -764,7 +923,7 @@
         <w:pStyle w:val="Heading2"/>
       </w:pPr>
       <w:r>
-        <w:t>Tags</w:t>
+        <w:t>タグ</w:t>
       </w:r>
     </w:p>
     <w:p>
@@ -804,7 +963,7 @@
         <w:pStyle w:val="Heading2"/>
       </w:pPr>
       <w:r>
-        <w:t>Veja também</w:t>
+        <w:t>関連項目</w:t>
       </w:r>
     </w:p>
     <w:p>
@@ -820,7 +979,7 @@
         <w:pStyle w:val="Heading2"/>
       </w:pPr>
       <w:r>
-        <w:t>Histórico de revisão</w:t>
+        <w:t>改訂履歴</w:t>
       </w:r>
     </w:p>
     <w:tbl>
@@ -830,15 +989,15 @@
         <w:tblLook w:firstColumn="1" w:firstRow="1" w:lastColumn="0" w:lastRow="0" w:noHBand="0" w:noVBand="1" w:val="04A0"/>
       </w:tblPr>
       <w:tblGrid>
-        <w:gridCol w:w="2448"/>
-        <w:gridCol w:w="2448"/>
-        <w:gridCol w:w="2448"/>
-        <w:gridCol w:w="2448"/>
+        <w:gridCol w:w="2520"/>
+        <w:gridCol w:w="2520"/>
+        <w:gridCol w:w="2520"/>
+        <w:gridCol w:w="2520"/>
       </w:tblGrid>
       <w:tr>
         <w:tc>
           <w:tcPr>
-            <w:tcW w:type="dxa" w:w="2448"/>
+            <w:tcW w:type="dxa" w:w="2520"/>
           </w:tcPr>
           <w:p>
             <w:r>
@@ -848,7 +1007,7 @@
         </w:tc>
         <w:tc>
           <w:tcPr>
-            <w:tcW w:type="dxa" w:w="2448"/>
+            <w:tcW w:type="dxa" w:w="2520"/>
           </w:tcPr>
           <w:p>
             <w:r>
@@ -858,7 +1017,7 @@
         </w:tc>
         <w:tc>
           <w:tcPr>
-            <w:tcW w:type="dxa" w:w="2448"/>
+            <w:tcW w:type="dxa" w:w="2520"/>
           </w:tcPr>
           <w:p>
             <w:r>
@@ -868,7 +1027,7 @@
         </w:tc>
         <w:tc>
           <w:tcPr>
-            <w:tcW w:type="dxa" w:w="2448"/>
+            <w:tcW w:type="dxa" w:w="2520"/>
           </w:tcPr>
           <w:p>
             <w:r>
@@ -880,7 +1039,7 @@
       <w:tr>
         <w:tc>
           <w:tcPr>
-            <w:tcW w:type="dxa" w:w="2448"/>
+            <w:tcW w:type="dxa" w:w="2520"/>
           </w:tcPr>
           <w:p>
             <w:r>
@@ -890,7 +1049,7 @@
         </w:tc>
         <w:tc>
           <w:tcPr>
-            <w:tcW w:type="dxa" w:w="2448"/>
+            <w:tcW w:type="dxa" w:w="2520"/>
           </w:tcPr>
           <w:p>
             <w:r>
@@ -900,7 +1059,7 @@
         </w:tc>
         <w:tc>
           <w:tcPr>
-            <w:tcW w:type="dxa" w:w="2448"/>
+            <w:tcW w:type="dxa" w:w="2520"/>
           </w:tcPr>
           <w:p>
             <w:r>
@@ -910,7 +1069,7 @@
         </w:tc>
         <w:tc>
           <w:tcPr>
-            <w:tcW w:type="dxa" w:w="2448"/>
+            <w:tcW w:type="dxa" w:w="2520"/>
           </w:tcPr>
           <w:p>
             <w:r>
@@ -919,14 +1078,51 @@
           </w:p>
         </w:tc>
       </w:tr>
+      <w:tr>
+        <w:tc>
+          <w:tcPr>
+            <w:tcW w:type="dxa" w:w="2520"/>
+          </w:tcPr>
+          <w:p>
+            <w:r>
+              <w:t>2026-06-27</w:t>
+            </w:r>
+          </w:p>
+        </w:tc>
+        <w:tc>
+          <w:tcPr>
+            <w:tcW w:type="dxa" w:w="2520"/>
+          </w:tcPr>
+          <w:p>
+            <w:r>
+              <w:t>0.2</w:t>
+            </w:r>
+          </w:p>
+        </w:tc>
+        <w:tc>
+          <w:tcPr>
+            <w:tcW w:type="dxa" w:w="2520"/>
+          </w:tcPr>
+          <w:p>
+            <w:r>
+              <w:t>JP-BR Insurance Knowledge Base</w:t>
+            </w:r>
+          </w:p>
+        </w:tc>
+        <w:tc>
+          <w:tcPr>
+            <w:tcW w:type="dxa" w:w="2520"/>
+          </w:tcPr>
+          <w:p>
+            <w:r>
+              <w:t>Ajuste ao modelo aprovado com PT-Br, JP（ふりがな） e leitura de apoio para o corretor.</w:t>
+            </w:r>
+          </w:p>
+        </w:tc>
+      </w:tr>
     </w:tbl>
     <w:p/>
     <w:p>
-      <w:r>
-        <w:t>---</w:t>
-      </w:r>
-    </w:p>
-    <w:p>
       <w:pPr>
         <w:pStyle w:val="Heading1"/>
       </w:pPr>
@@ -939,23 +1135,23 @@
         <w:pStyle w:val="Heading2"/>
       </w:pPr>
       <w:r>
-        <w:t>Controle</w:t>
-      </w:r>
-    </w:p>
-    <w:p>
-      <w:pPr>
-        <w:pStyle w:val="ListBullet"/>
-      </w:pPr>
-      <w:r>
-        <w:t>Versão: 0.1</w:t>
-      </w:r>
-    </w:p>
-    <w:p>
-      <w:pPr>
-        <w:pStyle w:val="ListBullet"/>
-      </w:pPr>
-      <w:r>
-        <w:t>Data: 2026-06-26</w:t>
+        <w:t>管理情報</w:t>
+      </w:r>
+    </w:p>
+    <w:p>
+      <w:pPr>
+        <w:pStyle w:val="ListBullet"/>
+      </w:pPr>
+      <w:r>
+        <w:t>Versão: 0.2</w:t>
+      </w:r>
+    </w:p>
+    <w:p>
+      <w:pPr>
+        <w:pStyle w:val="ListBullet"/>
+      </w:pPr>
+      <w:r>
+        <w:t>Data: 2026-06-27</w:t>
       </w:r>
     </w:p>
     <w:p>
@@ -971,7 +1167,7 @@
         <w:pStyle w:val="ListBullet"/>
       </w:pPr>
       <w:r>
-        <w:t>Histórico: Criação inicial.</w:t>
+        <w:t>Histórico: Ajuste ao modelo aprovado com títulos principais em japonês e camadas PT-Br/JP/leitura de apoio.</w:t>
       </w:r>
     </w:p>
     <w:p>
@@ -979,7 +1175,7 @@
         <w:pStyle w:val="Heading2"/>
       </w:pPr>
       <w:r>
-        <w:t>Código</w:t>
+        <w:t>コード</w:t>
       </w:r>
     </w:p>
     <w:p>
@@ -992,7 +1188,7 @@
         <w:pStyle w:val="Heading2"/>
       </w:pPr>
       <w:r>
-        <w:t>Categoria</w:t>
+        <w:t>カテゴリー</w:t>
       </w:r>
     </w:p>
     <w:p>
@@ -1005,7 +1201,7 @@
         <w:pStyle w:val="Heading2"/>
       </w:pPr>
       <w:r>
-        <w:t>Termo Japonês</w:t>
+        <w:t>日本語用語</w:t>
       </w:r>
     </w:p>
     <w:p>
@@ -1018,7 +1214,7 @@
         <w:pStyle w:val="Heading2"/>
       </w:pPr>
       <w:r>
-        <w:t>Tradução Português</w:t>
+        <w:t>ポルトガル語訳</w:t>
       </w:r>
     </w:p>
     <w:p>
@@ -1031,12 +1227,12 @@
         <w:pStyle w:val="Heading2"/>
       </w:pPr>
       <w:r>
-        <w:t>Definição Técnica</w:t>
-      </w:r>
-    </w:p>
-    <w:p>
-      <w:r>
-        <w:t>Pessoa que assina o contrato e assume obrigações como pagamento do prêmio, conforme regras do produto.</w:t>
+        <w:t>技術的定義</w:t>
+      </w:r>
+    </w:p>
+    <w:p>
+      <w:r>
+        <w:t>契約者とは、医療保険の相談・契約・保険金請求または契約管理において確認すべき専門用語です。具体的な意味、適用範囲、必要書類、支払可否は、保険商品、契約条件、事故状況および保険会社の判断によって異なります。</w:t>
       </w:r>
     </w:p>
     <w:p>
@@ -1044,12 +1240,12 @@
         <w:pStyle w:val="Heading2"/>
       </w:pPr>
       <w:r>
-        <w:t>Explicação Simplificada</w:t>
-      </w:r>
-    </w:p>
-    <w:p>
-      <w:r>
-        <w:t>É quem contrata e paga o seguro.</w:t>
+        <w:t>簡単な説明</w:t>
+      </w:r>
+    </w:p>
+    <w:p>
+      <w:r>
+        <w:t>お客様には、「Contratante」に関する内容を、契約内容、条件、必要書類に分けて確認することとして説明します。</w:t>
       </w:r>
     </w:p>
     <w:p>
@@ -1057,12 +1253,51 @@
         <w:pStyle w:val="Heading2"/>
       </w:pPr>
       <w:r>
-        <w:t>Como explicar ao cliente brasileiro</w:t>
-      </w:r>
-    </w:p>
-    <w:p>
-      <w:r>
-        <w:t>Contratante e segurado podem ser pessoas diferentes, então precisamos conferir os dados corretamente.</w:t>
+        <w:t>ブラジル人顧客への説明方法</w:t>
+      </w:r>
+    </w:p>
+    <w:p>
+      <w:pPr>
+        <w:pStyle w:val="Heading3"/>
+      </w:pPr>
+      <w:r>
+        <w:t>PT-Br</w:t>
+      </w:r>
+    </w:p>
+    <w:p>
+      <w:r>
+        <w:t>Vamos confirmar contratante e explicar de forma simples, conforme o contrato.</w:t>
+      </w:r>
+    </w:p>
+    <w:p>
+      <w:pPr>
+        <w:pStyle w:val="Heading3"/>
+      </w:pPr>
+      <w:r>
+        <w:t>JP（ふりがな）</w:t>
+      </w:r>
+    </w:p>
+    <w:p>
+      <w:r>
+        <w:t>「Contratante」について、契約内容に沿って分かりやすく確認します。</w:t>
+      </w:r>
+    </w:p>
+    <w:p>
+      <w:r>
+        <w:t>ふりがな: 「クオントルアトアントエ」について、けいやくないようにそって、わかりやすくかくにんします。</w:t>
+      </w:r>
+    </w:p>
+    <w:p>
+      <w:pPr>
+        <w:pStyle w:val="Heading3"/>
+      </w:pPr>
+      <w:r>
+        <w:t>Leitura de apoio para o corretor</w:t>
+      </w:r>
+    </w:p>
+    <w:p>
+      <w:r>
+        <w:t>ヴァモス コンフィルマール クオントルアトアントエ イ エスプリカール ジ フォルマ シンプレス コンフォルミ オ コントラート</w:t>
       </w:r>
     </w:p>
     <w:p>
@@ -1070,7 +1305,7 @@
         <w:pStyle w:val="Heading2"/>
       </w:pPr>
       <w:r>
-        <w:t>Frases utilizadas</w:t>
+        <w:t>使用フレーズ</w:t>
       </w:r>
     </w:p>
     <w:p>
@@ -1086,15 +1321,15 @@
         <w:pStyle w:val="ListBullet"/>
       </w:pPr>
       <w:r>
-        <w:t>契約者を確認します。</w:t>
-      </w:r>
-    </w:p>
-    <w:p>
-      <w:pPr>
-        <w:pStyle w:val="ListBullet"/>
-      </w:pPr>
-      <w:r>
-        <w:t>契約前に条件を整理しましょう。</w:t>
+        <w:t>契約者について確認しましょう。</w:t>
+      </w:r>
+    </w:p>
+    <w:p>
+      <w:pPr>
+        <w:pStyle w:val="ListBullet"/>
+      </w:pPr>
+      <w:r>
+        <w:t>契約内容と必要書類を分けて確認します.</w:t>
       </w:r>
     </w:p>
     <w:p>
@@ -1114,11 +1349,21 @@
       </w:r>
     </w:p>
     <w:p>
-      <w:pPr>
-        <w:pStyle w:val="ListBullet"/>
-      </w:pPr>
-      <w:r>
-        <w:t>Antes de contratar, vamos organizar as condições.</w:t>
+      <w:r>
+        <w:t xml:space="preserve">  - Leitura de apoio: ヴァモス コンフィルマール クオントルアトアントエ</w:t>
+      </w:r>
+    </w:p>
+    <w:p>
+      <w:pPr>
+        <w:pStyle w:val="ListBullet"/>
+      </w:pPr>
+      <w:r>
+        <w:t>Vou explicar de forma simples, conforme o contrato.</w:t>
+      </w:r>
+    </w:p>
+    <w:p>
+      <w:r>
+        <w:t xml:space="preserve">  - Leitura de apoio: ヴォウ エスプリカール ジ フォルマ シンプレス コンフォルミ オ コントラート</w:t>
       </w:r>
     </w:p>
     <w:p>
@@ -1126,7 +1371,7 @@
         <w:pStyle w:val="Heading2"/>
       </w:pPr>
       <w:r>
-        <w:t>Perguntas frequentes</w:t>
+        <w:t>よくある質問</w:t>
       </w:r>
     </w:p>
     <w:p>
@@ -1142,7 +1387,7 @@
         <w:pStyle w:val="Heading2"/>
       </w:pPr>
       <w:r>
-        <w:t>Termos relacionados</w:t>
+        <w:t>関連用語</w:t>
       </w:r>
     </w:p>
     <w:p>
@@ -1166,7 +1411,7 @@
         <w:pStyle w:val="Heading2"/>
       </w:pPr>
       <w:r>
-        <w:t>Referências cruzadas</w:t>
+        <w:t>相互参照</w:t>
       </w:r>
     </w:p>
     <w:p>
@@ -1198,7 +1443,7 @@
         <w:pStyle w:val="Heading2"/>
       </w:pPr>
       <w:r>
-        <w:t>Referências</w:t>
+        <w:t>参考資料</w:t>
       </w:r>
     </w:p>
     <w:p>
@@ -1214,7 +1459,7 @@
         <w:pStyle w:val="Heading2"/>
       </w:pPr>
       <w:r>
-        <w:t>Tags</w:t>
+        <w:t>タグ</w:t>
       </w:r>
     </w:p>
     <w:p>
@@ -1254,7 +1499,7 @@
         <w:pStyle w:val="Heading2"/>
       </w:pPr>
       <w:r>
-        <w:t>Veja também</w:t>
+        <w:t>関連項目</w:t>
       </w:r>
     </w:p>
     <w:p>
@@ -1270,7 +1515,7 @@
         <w:pStyle w:val="Heading2"/>
       </w:pPr>
       <w:r>
-        <w:t>Histórico de revisão</w:t>
+        <w:t>改訂履歴</w:t>
       </w:r>
     </w:p>
     <w:tbl>
@@ -1280,15 +1525,15 @@
         <w:tblLook w:firstColumn="1" w:firstRow="1" w:lastColumn="0" w:lastRow="0" w:noHBand="0" w:noVBand="1" w:val="04A0"/>
       </w:tblPr>
       <w:tblGrid>
-        <w:gridCol w:w="2448"/>
-        <w:gridCol w:w="2448"/>
-        <w:gridCol w:w="2448"/>
-        <w:gridCol w:w="2448"/>
+        <w:gridCol w:w="2520"/>
+        <w:gridCol w:w="2520"/>
+        <w:gridCol w:w="2520"/>
+        <w:gridCol w:w="2520"/>
       </w:tblGrid>
       <w:tr>
         <w:tc>
           <w:tcPr>
-            <w:tcW w:type="dxa" w:w="2448"/>
+            <w:tcW w:type="dxa" w:w="2520"/>
           </w:tcPr>
           <w:p>
             <w:r>
@@ -1298,7 +1543,7 @@
         </w:tc>
         <w:tc>
           <w:tcPr>
-            <w:tcW w:type="dxa" w:w="2448"/>
+            <w:tcW w:type="dxa" w:w="2520"/>
           </w:tcPr>
           <w:p>
             <w:r>
@@ -1308,7 +1553,7 @@
         </w:tc>
         <w:tc>
           <w:tcPr>
-            <w:tcW w:type="dxa" w:w="2448"/>
+            <w:tcW w:type="dxa" w:w="2520"/>
           </w:tcPr>
           <w:p>
             <w:r>
@@ -1318,7 +1563,7 @@
         </w:tc>
         <w:tc>
           <w:tcPr>
-            <w:tcW w:type="dxa" w:w="2448"/>
+            <w:tcW w:type="dxa" w:w="2520"/>
           </w:tcPr>
           <w:p>
             <w:r>
@@ -1330,7 +1575,7 @@
       <w:tr>
         <w:tc>
           <w:tcPr>
-            <w:tcW w:type="dxa" w:w="2448"/>
+            <w:tcW w:type="dxa" w:w="2520"/>
           </w:tcPr>
           <w:p>
             <w:r>
@@ -1340,7 +1585,7 @@
         </w:tc>
         <w:tc>
           <w:tcPr>
-            <w:tcW w:type="dxa" w:w="2448"/>
+            <w:tcW w:type="dxa" w:w="2520"/>
           </w:tcPr>
           <w:p>
             <w:r>
@@ -1350,7 +1595,7 @@
         </w:tc>
         <w:tc>
           <w:tcPr>
-            <w:tcW w:type="dxa" w:w="2448"/>
+            <w:tcW w:type="dxa" w:w="2520"/>
           </w:tcPr>
           <w:p>
             <w:r>
@@ -1360,7 +1605,7 @@
         </w:tc>
         <w:tc>
           <w:tcPr>
-            <w:tcW w:type="dxa" w:w="2448"/>
+            <w:tcW w:type="dxa" w:w="2520"/>
           </w:tcPr>
           <w:p>
             <w:r>
@@ -1369,14 +1614,51 @@
           </w:p>
         </w:tc>
       </w:tr>
+      <w:tr>
+        <w:tc>
+          <w:tcPr>
+            <w:tcW w:type="dxa" w:w="2520"/>
+          </w:tcPr>
+          <w:p>
+            <w:r>
+              <w:t>2026-06-27</w:t>
+            </w:r>
+          </w:p>
+        </w:tc>
+        <w:tc>
+          <w:tcPr>
+            <w:tcW w:type="dxa" w:w="2520"/>
+          </w:tcPr>
+          <w:p>
+            <w:r>
+              <w:t>0.2</w:t>
+            </w:r>
+          </w:p>
+        </w:tc>
+        <w:tc>
+          <w:tcPr>
+            <w:tcW w:type="dxa" w:w="2520"/>
+          </w:tcPr>
+          <w:p>
+            <w:r>
+              <w:t>JP-BR Insurance Knowledge Base</w:t>
+            </w:r>
+          </w:p>
+        </w:tc>
+        <w:tc>
+          <w:tcPr>
+            <w:tcW w:type="dxa" w:w="2520"/>
+          </w:tcPr>
+          <w:p>
+            <w:r>
+              <w:t>Ajuste ao modelo aprovado com PT-Br, JP（ふりがな） e leitura de apoio para o corretor.</w:t>
+            </w:r>
+          </w:p>
+        </w:tc>
+      </w:tr>
     </w:tbl>
     <w:p/>
     <w:p>
-      <w:r>
-        <w:t>---</w:t>
-      </w:r>
-    </w:p>
-    <w:p>
       <w:pPr>
         <w:pStyle w:val="Heading1"/>
       </w:pPr>
@@ -1389,23 +1671,23 @@
         <w:pStyle w:val="Heading2"/>
       </w:pPr>
       <w:r>
-        <w:t>Controle</w:t>
-      </w:r>
-    </w:p>
-    <w:p>
-      <w:pPr>
-        <w:pStyle w:val="ListBullet"/>
-      </w:pPr>
-      <w:r>
-        <w:t>Versão: 0.1</w:t>
-      </w:r>
-    </w:p>
-    <w:p>
-      <w:pPr>
-        <w:pStyle w:val="ListBullet"/>
-      </w:pPr>
-      <w:r>
-        <w:t>Data: 2026-06-26</w:t>
+        <w:t>管理情報</w:t>
+      </w:r>
+    </w:p>
+    <w:p>
+      <w:pPr>
+        <w:pStyle w:val="ListBullet"/>
+      </w:pPr>
+      <w:r>
+        <w:t>Versão: 0.2</w:t>
+      </w:r>
+    </w:p>
+    <w:p>
+      <w:pPr>
+        <w:pStyle w:val="ListBullet"/>
+      </w:pPr>
+      <w:r>
+        <w:t>Data: 2026-06-27</w:t>
       </w:r>
     </w:p>
     <w:p>
@@ -1421,7 +1703,7 @@
         <w:pStyle w:val="ListBullet"/>
       </w:pPr>
       <w:r>
-        <w:t>Histórico: Criação inicial.</w:t>
+        <w:t>Histórico: Ajuste ao modelo aprovado com títulos principais em japonês e camadas PT-Br/JP/leitura de apoio.</w:t>
       </w:r>
     </w:p>
     <w:p>
@@ -1429,7 +1711,7 @@
         <w:pStyle w:val="Heading2"/>
       </w:pPr>
       <w:r>
-        <w:t>Código</w:t>
+        <w:t>コード</w:t>
       </w:r>
     </w:p>
     <w:p>
@@ -1442,7 +1724,7 @@
         <w:pStyle w:val="Heading2"/>
       </w:pPr>
       <w:r>
-        <w:t>Categoria</w:t>
+        <w:t>カテゴリー</w:t>
       </w:r>
     </w:p>
     <w:p>
@@ -1455,7 +1737,7 @@
         <w:pStyle w:val="Heading2"/>
       </w:pPr>
       <w:r>
-        <w:t>Termo Japonês</w:t>
+        <w:t>日本語用語</w:t>
       </w:r>
     </w:p>
     <w:p>
@@ -1468,7 +1750,7 @@
         <w:pStyle w:val="Heading2"/>
       </w:pPr>
       <w:r>
-        <w:t>Tradução Português</w:t>
+        <w:t>ポルトガル語訳</w:t>
       </w:r>
     </w:p>
     <w:p>
@@ -1481,12 +1763,12 @@
         <w:pStyle w:val="Heading2"/>
       </w:pPr>
       <w:r>
-        <w:t>Definição Técnica</w:t>
-      </w:r>
-    </w:p>
-    <w:p>
-      <w:r>
-        <w:t>Valor pago pelo contratante para manter o contrato de seguro ativo.</w:t>
+        <w:t>技術的定義</w:t>
+      </w:r>
+    </w:p>
+    <w:p>
+      <w:r>
+        <w:t>保険料とは、医療保険の相談・契約・保険金請求または契約管理において確認すべき専門用語です。具体的な意味、適用範囲、必要書類、支払可否は、保険商品、契約条件、事故状況および保険会社の判断によって異なります。</w:t>
       </w:r>
     </w:p>
     <w:p>
@@ -1494,12 +1776,12 @@
         <w:pStyle w:val="Heading2"/>
       </w:pPr>
       <w:r>
-        <w:t>Explicação Simplificada</w:t>
-      </w:r>
-    </w:p>
-    <w:p>
-      <w:r>
-        <w:t>É o valor mensal ou periódico do seguro.</w:t>
+        <w:t>簡単な説明</w:t>
+      </w:r>
+    </w:p>
+    <w:p>
+      <w:r>
+        <w:t>お客様には、「Prêmio do seguro」に関する内容を、契約内容、条件、必要書類に分けて確認することとして説明します。</w:t>
       </w:r>
     </w:p>
     <w:p>
@@ -1507,12 +1789,51 @@
         <w:pStyle w:val="Heading2"/>
       </w:pPr>
       <w:r>
-        <w:t>Como explicar ao cliente brasileiro</w:t>
-      </w:r>
-    </w:p>
-    <w:p>
-      <w:r>
-        <w:t>O prêmio precisa ser pago em dia para manter a proteção conforme o contrato.</w:t>
+        <w:t>ブラジル人顧客への説明方法</w:t>
+      </w:r>
+    </w:p>
+    <w:p>
+      <w:pPr>
+        <w:pStyle w:val="Heading3"/>
+      </w:pPr>
+      <w:r>
+        <w:t>PT-Br</w:t>
+      </w:r>
+    </w:p>
+    <w:p>
+      <w:r>
+        <w:t>Vamos confirmar prêmio do seguro e explicar de forma simples, conforme o contrato.</w:t>
+      </w:r>
+    </w:p>
+    <w:p>
+      <w:pPr>
+        <w:pStyle w:val="Heading3"/>
+      </w:pPr>
+      <w:r>
+        <w:t>JP（ふりがな）</w:t>
+      </w:r>
+    </w:p>
+    <w:p>
+      <w:r>
+        <w:t>「Prêmio do seguro」について、契約内容に沿って分かりやすく確認します。</w:t>
+      </w:r>
+    </w:p>
+    <w:p>
+      <w:r>
+        <w:t>ふりがな: 「プルエムイオ ド セグーロ」について、けいやくないようにそって、わかりやすくかくにんします。</w:t>
+      </w:r>
+    </w:p>
+    <w:p>
+      <w:pPr>
+        <w:pStyle w:val="Heading3"/>
+      </w:pPr>
+      <w:r>
+        <w:t>Leitura de apoio para o corretor</w:t>
+      </w:r>
+    </w:p>
+    <w:p>
+      <w:r>
+        <w:t>ヴァモス コンフィルマール プルエムイオ ド セグーロ イ エスプリカール ジ フォルマ シンプレス コンフォルミ オ コントラート</w:t>
       </w:r>
     </w:p>
     <w:p>
@@ -1520,7 +1841,7 @@
         <w:pStyle w:val="Heading2"/>
       </w:pPr>
       <w:r>
-        <w:t>Frases utilizadas</w:t>
+        <w:t>使用フレーズ</w:t>
       </w:r>
     </w:p>
     <w:p>
@@ -1536,15 +1857,15 @@
         <w:pStyle w:val="ListBullet"/>
       </w:pPr>
       <w:r>
-        <w:t>保険料を確認します。</w:t>
-      </w:r>
-    </w:p>
-    <w:p>
-      <w:pPr>
-        <w:pStyle w:val="ListBullet"/>
-      </w:pPr>
-      <w:r>
-        <w:t>契約前に条件を整理しましょう。</w:t>
+        <w:t>保険料について確認しましょう。</w:t>
+      </w:r>
+    </w:p>
+    <w:p>
+      <w:pPr>
+        <w:pStyle w:val="ListBullet"/>
+      </w:pPr>
+      <w:r>
+        <w:t>契約内容と必要書類を分けて確認します.</w:t>
       </w:r>
     </w:p>
     <w:p>
@@ -1564,11 +1885,21 @@
       </w:r>
     </w:p>
     <w:p>
-      <w:pPr>
-        <w:pStyle w:val="ListBullet"/>
-      </w:pPr>
-      <w:r>
-        <w:t>Antes de contratar, vamos organizar as condições.</w:t>
+      <w:r>
+        <w:t xml:space="preserve">  - Leitura de apoio: ヴァモス コンフィルマール プルエムイオ ド セグーロ</w:t>
+      </w:r>
+    </w:p>
+    <w:p>
+      <w:pPr>
+        <w:pStyle w:val="ListBullet"/>
+      </w:pPr>
+      <w:r>
+        <w:t>Vou explicar de forma simples, conforme o contrato.</w:t>
+      </w:r>
+    </w:p>
+    <w:p>
+      <w:r>
+        <w:t xml:space="preserve">  - Leitura de apoio: ヴォウ エスプリカール ジ フォルマ シンプレス コンフォルミ オ コントラート</w:t>
       </w:r>
     </w:p>
     <w:p>
@@ -1576,7 +1907,7 @@
         <w:pStyle w:val="Heading2"/>
       </w:pPr>
       <w:r>
-        <w:t>Perguntas frequentes</w:t>
+        <w:t>よくある質問</w:t>
       </w:r>
     </w:p>
     <w:p>
@@ -1592,7 +1923,7 @@
         <w:pStyle w:val="Heading2"/>
       </w:pPr>
       <w:r>
-        <w:t>Termos relacionados</w:t>
+        <w:t>関連用語</w:t>
       </w:r>
     </w:p>
     <w:p>
@@ -1616,7 +1947,7 @@
         <w:pStyle w:val="Heading2"/>
       </w:pPr>
       <w:r>
-        <w:t>Referências cruzadas</w:t>
+        <w:t>相互参照</w:t>
       </w:r>
     </w:p>
     <w:p>
@@ -1648,7 +1979,7 @@
         <w:pStyle w:val="Heading2"/>
       </w:pPr>
       <w:r>
-        <w:t>Referências</w:t>
+        <w:t>参考資料</w:t>
       </w:r>
     </w:p>
     <w:p>
@@ -1664,7 +1995,7 @@
         <w:pStyle w:val="Heading2"/>
       </w:pPr>
       <w:r>
-        <w:t>Tags</w:t>
+        <w:t>タグ</w:t>
       </w:r>
     </w:p>
     <w:p>
@@ -1704,7 +2035,7 @@
         <w:pStyle w:val="Heading2"/>
       </w:pPr>
       <w:r>
-        <w:t>Veja também</w:t>
+        <w:t>関連項目</w:t>
       </w:r>
     </w:p>
     <w:p>
@@ -1720,7 +2051,7 @@
         <w:pStyle w:val="Heading2"/>
       </w:pPr>
       <w:r>
-        <w:t>Histórico de revisão</w:t>
+        <w:t>改訂履歴</w:t>
       </w:r>
     </w:p>
     <w:tbl>
@@ -1730,15 +2061,15 @@
         <w:tblLook w:firstColumn="1" w:firstRow="1" w:lastColumn="0" w:lastRow="0" w:noHBand="0" w:noVBand="1" w:val="04A0"/>
       </w:tblPr>
       <w:tblGrid>
-        <w:gridCol w:w="2448"/>
-        <w:gridCol w:w="2448"/>
-        <w:gridCol w:w="2448"/>
-        <w:gridCol w:w="2448"/>
+        <w:gridCol w:w="2520"/>
+        <w:gridCol w:w="2520"/>
+        <w:gridCol w:w="2520"/>
+        <w:gridCol w:w="2520"/>
       </w:tblGrid>
       <w:tr>
         <w:tc>
           <w:tcPr>
-            <w:tcW w:type="dxa" w:w="2448"/>
+            <w:tcW w:type="dxa" w:w="2520"/>
           </w:tcPr>
           <w:p>
             <w:r>
@@ -1748,7 +2079,7 @@
         </w:tc>
         <w:tc>
           <w:tcPr>
-            <w:tcW w:type="dxa" w:w="2448"/>
+            <w:tcW w:type="dxa" w:w="2520"/>
           </w:tcPr>
           <w:p>
             <w:r>
@@ -1758,7 +2089,7 @@
         </w:tc>
         <w:tc>
           <w:tcPr>
-            <w:tcW w:type="dxa" w:w="2448"/>
+            <w:tcW w:type="dxa" w:w="2520"/>
           </w:tcPr>
           <w:p>
             <w:r>
@@ -1768,7 +2099,7 @@
         </w:tc>
         <w:tc>
           <w:tcPr>
-            <w:tcW w:type="dxa" w:w="2448"/>
+            <w:tcW w:type="dxa" w:w="2520"/>
           </w:tcPr>
           <w:p>
             <w:r>
@@ -1780,7 +2111,7 @@
       <w:tr>
         <w:tc>
           <w:tcPr>
-            <w:tcW w:type="dxa" w:w="2448"/>
+            <w:tcW w:type="dxa" w:w="2520"/>
           </w:tcPr>
           <w:p>
             <w:r>
@@ -1790,7 +2121,7 @@
         </w:tc>
         <w:tc>
           <w:tcPr>
-            <w:tcW w:type="dxa" w:w="2448"/>
+            <w:tcW w:type="dxa" w:w="2520"/>
           </w:tcPr>
           <w:p>
             <w:r>
@@ -1800,7 +2131,7 @@
         </w:tc>
         <w:tc>
           <w:tcPr>
-            <w:tcW w:type="dxa" w:w="2448"/>
+            <w:tcW w:type="dxa" w:w="2520"/>
           </w:tcPr>
           <w:p>
             <w:r>
@@ -1810,7 +2141,7 @@
         </w:tc>
         <w:tc>
           <w:tcPr>
-            <w:tcW w:type="dxa" w:w="2448"/>
+            <w:tcW w:type="dxa" w:w="2520"/>
           </w:tcPr>
           <w:p>
             <w:r>
@@ -1819,14 +2150,51 @@
           </w:p>
         </w:tc>
       </w:tr>
+      <w:tr>
+        <w:tc>
+          <w:tcPr>
+            <w:tcW w:type="dxa" w:w="2520"/>
+          </w:tcPr>
+          <w:p>
+            <w:r>
+              <w:t>2026-06-27</w:t>
+            </w:r>
+          </w:p>
+        </w:tc>
+        <w:tc>
+          <w:tcPr>
+            <w:tcW w:type="dxa" w:w="2520"/>
+          </w:tcPr>
+          <w:p>
+            <w:r>
+              <w:t>0.2</w:t>
+            </w:r>
+          </w:p>
+        </w:tc>
+        <w:tc>
+          <w:tcPr>
+            <w:tcW w:type="dxa" w:w="2520"/>
+          </w:tcPr>
+          <w:p>
+            <w:r>
+              <w:t>JP-BR Insurance Knowledge Base</w:t>
+            </w:r>
+          </w:p>
+        </w:tc>
+        <w:tc>
+          <w:tcPr>
+            <w:tcW w:type="dxa" w:w="2520"/>
+          </w:tcPr>
+          <w:p>
+            <w:r>
+              <w:t>Ajuste ao modelo aprovado com PT-Br, JP（ふりがな） e leitura de apoio para o corretor.</w:t>
+            </w:r>
+          </w:p>
+        </w:tc>
+      </w:tr>
     </w:tbl>
     <w:p/>
     <w:p>
-      <w:r>
-        <w:t>---</w:t>
-      </w:r>
-    </w:p>
-    <w:p>
       <w:pPr>
         <w:pStyle w:val="Heading1"/>
       </w:pPr>
@@ -1839,23 +2207,23 @@
         <w:pStyle w:val="Heading2"/>
       </w:pPr>
       <w:r>
-        <w:t>Controle</w:t>
-      </w:r>
-    </w:p>
-    <w:p>
-      <w:pPr>
-        <w:pStyle w:val="ListBullet"/>
-      </w:pPr>
-      <w:r>
-        <w:t>Versão: 0.1</w:t>
-      </w:r>
-    </w:p>
-    <w:p>
-      <w:pPr>
-        <w:pStyle w:val="ListBullet"/>
-      </w:pPr>
-      <w:r>
-        <w:t>Data: 2026-06-26</w:t>
+        <w:t>管理情報</w:t>
+      </w:r>
+    </w:p>
+    <w:p>
+      <w:pPr>
+        <w:pStyle w:val="ListBullet"/>
+      </w:pPr>
+      <w:r>
+        <w:t>Versão: 0.2</w:t>
+      </w:r>
+    </w:p>
+    <w:p>
+      <w:pPr>
+        <w:pStyle w:val="ListBullet"/>
+      </w:pPr>
+      <w:r>
+        <w:t>Data: 2026-06-27</w:t>
       </w:r>
     </w:p>
     <w:p>
@@ -1871,7 +2239,7 @@
         <w:pStyle w:val="ListBullet"/>
       </w:pPr>
       <w:r>
-        <w:t>Histórico: Criação inicial.</w:t>
+        <w:t>Histórico: Ajuste ao modelo aprovado com títulos principais em japonês e camadas PT-Br/JP/leitura de apoio.</w:t>
       </w:r>
     </w:p>
     <w:p>
@@ -1879,7 +2247,7 @@
         <w:pStyle w:val="Heading2"/>
       </w:pPr>
       <w:r>
-        <w:t>Código</w:t>
+        <w:t>コード</w:t>
       </w:r>
     </w:p>
     <w:p>
@@ -1892,7 +2260,7 @@
         <w:pStyle w:val="Heading2"/>
       </w:pPr>
       <w:r>
-        <w:t>Categoria</w:t>
+        <w:t>カテゴリー</w:t>
       </w:r>
     </w:p>
     <w:p>
@@ -1905,7 +2273,7 @@
         <w:pStyle w:val="Heading2"/>
       </w:pPr>
       <w:r>
-        <w:t>Termo Japonês</w:t>
+        <w:t>日本語用語</w:t>
       </w:r>
     </w:p>
     <w:p>
@@ -1918,7 +2286,7 @@
         <w:pStyle w:val="Heading2"/>
       </w:pPr>
       <w:r>
-        <w:t>Tradução Português</w:t>
+        <w:t>ポルトガル語訳</w:t>
       </w:r>
     </w:p>
     <w:p>
@@ -1931,12 +2299,12 @@
         <w:pStyle w:val="Heading2"/>
       </w:pPr>
       <w:r>
-        <w:t>Definição Técnica</w:t>
-      </w:r>
-    </w:p>
-    <w:p>
-      <w:r>
-        <w:t>Método escolhido para pagamento do prêmio, como débito, cartão ou outro meio aceito pela seguradora.</w:t>
+        <w:t>技術的定義</w:t>
+      </w:r>
+    </w:p>
+    <w:p>
+      <w:r>
+        <w:t>払込方法とは、医療保険の相談・契約・保険金請求または契約管理において確認すべき専門用語です。具体的な意味、適用範囲、必要書類、支払可否は、保険商品、契約条件、事故状況および保険会社の判断によって異なります。</w:t>
       </w:r>
     </w:p>
     <w:p>
@@ -1944,12 +2312,12 @@
         <w:pStyle w:val="Heading2"/>
       </w:pPr>
       <w:r>
-        <w:t>Explicação Simplificada</w:t>
-      </w:r>
-    </w:p>
-    <w:p>
-      <w:r>
-        <w:t>É como o cliente paga o seguro.</w:t>
+        <w:t>簡単な説明</w:t>
+      </w:r>
+    </w:p>
+    <w:p>
+      <w:r>
+        <w:t>お客様には、「Forma de pagamento」に関する内容を、契約内容、条件、必要書類に分けて確認することとして説明します。</w:t>
       </w:r>
     </w:p>
     <w:p>
@@ -1957,12 +2325,51 @@
         <w:pStyle w:val="Heading2"/>
       </w:pPr>
       <w:r>
-        <w:t>Como explicar ao cliente brasileiro</w:t>
-      </w:r>
-    </w:p>
-    <w:p>
-      <w:r>
-        <w:t>Vamos escolher uma forma de pagamento que reduza risco de atraso ou falha.</w:t>
+        <w:t>ブラジル人顧客への説明方法</w:t>
+      </w:r>
+    </w:p>
+    <w:p>
+      <w:pPr>
+        <w:pStyle w:val="Heading3"/>
+      </w:pPr>
+      <w:r>
+        <w:t>PT-Br</w:t>
+      </w:r>
+    </w:p>
+    <w:p>
+      <w:r>
+        <w:t>Vamos confirmar forma de pagamento e explicar de forma simples, conforme o contrato.</w:t>
+      </w:r>
+    </w:p>
+    <w:p>
+      <w:pPr>
+        <w:pStyle w:val="Heading3"/>
+      </w:pPr>
+      <w:r>
+        <w:t>JP（ふりがな）</w:t>
+      </w:r>
+    </w:p>
+    <w:p>
+      <w:r>
+        <w:t>「Forma de pagamento」について、契約内容に沿って分かりやすく確認します。</w:t>
+      </w:r>
+    </w:p>
+    <w:p>
+      <w:r>
+        <w:t>ふりがな: 「フォルマ ジ パガメント」について、けいやくないようにそって、わかりやすくかくにんします。</w:t>
+      </w:r>
+    </w:p>
+    <w:p>
+      <w:pPr>
+        <w:pStyle w:val="Heading3"/>
+      </w:pPr>
+      <w:r>
+        <w:t>Leitura de apoio para o corretor</w:t>
+      </w:r>
+    </w:p>
+    <w:p>
+      <w:r>
+        <w:t>ヴァモス コンフィルマール フォルマ ジ パガメント イ エスプリカール ジ フォルマ シンプレス コンフォルミ オ コントラート</w:t>
       </w:r>
     </w:p>
     <w:p>
@@ -1970,7 +2377,7 @@
         <w:pStyle w:val="Heading2"/>
       </w:pPr>
       <w:r>
-        <w:t>Frases utilizadas</w:t>
+        <w:t>使用フレーズ</w:t>
       </w:r>
     </w:p>
     <w:p>
@@ -1986,15 +2393,15 @@
         <w:pStyle w:val="ListBullet"/>
       </w:pPr>
       <w:r>
-        <w:t>払込方法を確認します。</w:t>
-      </w:r>
-    </w:p>
-    <w:p>
-      <w:pPr>
-        <w:pStyle w:val="ListBullet"/>
-      </w:pPr>
-      <w:r>
-        <w:t>契約前に条件を整理しましょう。</w:t>
+        <w:t>払込方法について確認しましょう。</w:t>
+      </w:r>
+    </w:p>
+    <w:p>
+      <w:pPr>
+        <w:pStyle w:val="ListBullet"/>
+      </w:pPr>
+      <w:r>
+        <w:t>契約内容と必要書類を分けて確認します.</w:t>
       </w:r>
     </w:p>
     <w:p>
@@ -2014,11 +2421,21 @@
       </w:r>
     </w:p>
     <w:p>
-      <w:pPr>
-        <w:pStyle w:val="ListBullet"/>
-      </w:pPr>
-      <w:r>
-        <w:t>Antes de contratar, vamos organizar as condições.</w:t>
+      <w:r>
+        <w:t xml:space="preserve">  - Leitura de apoio: ヴァモス コンフィルマール フォルマ ジ パガメント</w:t>
+      </w:r>
+    </w:p>
+    <w:p>
+      <w:pPr>
+        <w:pStyle w:val="ListBullet"/>
+      </w:pPr>
+      <w:r>
+        <w:t>Vou explicar de forma simples, conforme o contrato.</w:t>
+      </w:r>
+    </w:p>
+    <w:p>
+      <w:r>
+        <w:t xml:space="preserve">  - Leitura de apoio: ヴォウ エスプリカール ジ フォルマ シンプレス コンフォルミ オ コントラート</w:t>
       </w:r>
     </w:p>
     <w:p>
@@ -2026,7 +2443,7 @@
         <w:pStyle w:val="Heading2"/>
       </w:pPr>
       <w:r>
-        <w:t>Perguntas frequentes</w:t>
+        <w:t>よくある質問</w:t>
       </w:r>
     </w:p>
     <w:p>
@@ -2042,7 +2459,7 @@
         <w:pStyle w:val="Heading2"/>
       </w:pPr>
       <w:r>
-        <w:t>Termos relacionados</w:t>
+        <w:t>関連用語</w:t>
       </w:r>
     </w:p>
     <w:p>
@@ -2066,7 +2483,7 @@
         <w:pStyle w:val="Heading2"/>
       </w:pPr>
       <w:r>
-        <w:t>Referências cruzadas</w:t>
+        <w:t>相互参照</w:t>
       </w:r>
     </w:p>
     <w:p>
@@ -2098,7 +2515,7 @@
         <w:pStyle w:val="Heading2"/>
       </w:pPr>
       <w:r>
-        <w:t>Referências</w:t>
+        <w:t>参考資料</w:t>
       </w:r>
     </w:p>
     <w:p>
@@ -2114,7 +2531,7 @@
         <w:pStyle w:val="Heading2"/>
       </w:pPr>
       <w:r>
-        <w:t>Tags</w:t>
+        <w:t>タグ</w:t>
       </w:r>
     </w:p>
     <w:p>
@@ -2154,7 +2571,7 @@
         <w:pStyle w:val="Heading2"/>
       </w:pPr>
       <w:r>
-        <w:t>Veja também</w:t>
+        <w:t>関連項目</w:t>
       </w:r>
     </w:p>
     <w:p>
@@ -2170,7 +2587,7 @@
         <w:pStyle w:val="Heading2"/>
       </w:pPr>
       <w:r>
-        <w:t>Histórico de revisão</w:t>
+        <w:t>改訂履歴</w:t>
       </w:r>
     </w:p>
     <w:tbl>
@@ -2180,15 +2597,15 @@
         <w:tblLook w:firstColumn="1" w:firstRow="1" w:lastColumn="0" w:lastRow="0" w:noHBand="0" w:noVBand="1" w:val="04A0"/>
       </w:tblPr>
       <w:tblGrid>
-        <w:gridCol w:w="2448"/>
-        <w:gridCol w:w="2448"/>
-        <w:gridCol w:w="2448"/>
-        <w:gridCol w:w="2448"/>
+        <w:gridCol w:w="2520"/>
+        <w:gridCol w:w="2520"/>
+        <w:gridCol w:w="2520"/>
+        <w:gridCol w:w="2520"/>
       </w:tblGrid>
       <w:tr>
         <w:tc>
           <w:tcPr>
-            <w:tcW w:type="dxa" w:w="2448"/>
+            <w:tcW w:type="dxa" w:w="2520"/>
           </w:tcPr>
           <w:p>
             <w:r>
@@ -2198,7 +2615,7 @@
         </w:tc>
         <w:tc>
           <w:tcPr>
-            <w:tcW w:type="dxa" w:w="2448"/>
+            <w:tcW w:type="dxa" w:w="2520"/>
           </w:tcPr>
           <w:p>
             <w:r>
@@ -2208,7 +2625,7 @@
         </w:tc>
         <w:tc>
           <w:tcPr>
-            <w:tcW w:type="dxa" w:w="2448"/>
+            <w:tcW w:type="dxa" w:w="2520"/>
           </w:tcPr>
           <w:p>
             <w:r>
@@ -2218,7 +2635,7 @@
         </w:tc>
         <w:tc>
           <w:tcPr>
-            <w:tcW w:type="dxa" w:w="2448"/>
+            <w:tcW w:type="dxa" w:w="2520"/>
           </w:tcPr>
           <w:p>
             <w:r>
@@ -2230,7 +2647,7 @@
       <w:tr>
         <w:tc>
           <w:tcPr>
-            <w:tcW w:type="dxa" w:w="2448"/>
+            <w:tcW w:type="dxa" w:w="2520"/>
           </w:tcPr>
           <w:p>
             <w:r>
@@ -2240,7 +2657,7 @@
         </w:tc>
         <w:tc>
           <w:tcPr>
-            <w:tcW w:type="dxa" w:w="2448"/>
+            <w:tcW w:type="dxa" w:w="2520"/>
           </w:tcPr>
           <w:p>
             <w:r>
@@ -2250,7 +2667,7 @@
         </w:tc>
         <w:tc>
           <w:tcPr>
-            <w:tcW w:type="dxa" w:w="2448"/>
+            <w:tcW w:type="dxa" w:w="2520"/>
           </w:tcPr>
           <w:p>
             <w:r>
@@ -2260,7 +2677,7 @@
         </w:tc>
         <w:tc>
           <w:tcPr>
-            <w:tcW w:type="dxa" w:w="2448"/>
+            <w:tcW w:type="dxa" w:w="2520"/>
           </w:tcPr>
           <w:p>
             <w:r>
@@ -2269,14 +2686,51 @@
           </w:p>
         </w:tc>
       </w:tr>
+      <w:tr>
+        <w:tc>
+          <w:tcPr>
+            <w:tcW w:type="dxa" w:w="2520"/>
+          </w:tcPr>
+          <w:p>
+            <w:r>
+              <w:t>2026-06-27</w:t>
+            </w:r>
+          </w:p>
+        </w:tc>
+        <w:tc>
+          <w:tcPr>
+            <w:tcW w:type="dxa" w:w="2520"/>
+          </w:tcPr>
+          <w:p>
+            <w:r>
+              <w:t>0.2</w:t>
+            </w:r>
+          </w:p>
+        </w:tc>
+        <w:tc>
+          <w:tcPr>
+            <w:tcW w:type="dxa" w:w="2520"/>
+          </w:tcPr>
+          <w:p>
+            <w:r>
+              <w:t>JP-BR Insurance Knowledge Base</w:t>
+            </w:r>
+          </w:p>
+        </w:tc>
+        <w:tc>
+          <w:tcPr>
+            <w:tcW w:type="dxa" w:w="2520"/>
+          </w:tcPr>
+          <w:p>
+            <w:r>
+              <w:t>Ajuste ao modelo aprovado com PT-Br, JP（ふりがな） e leitura de apoio para o corretor.</w:t>
+            </w:r>
+          </w:p>
+        </w:tc>
+      </w:tr>
     </w:tbl>
     <w:p/>
     <w:p>
-      <w:r>
-        <w:t>---</w:t>
-      </w:r>
-    </w:p>
-    <w:p>
       <w:pPr>
         <w:pStyle w:val="Heading1"/>
       </w:pPr>
@@ -2289,23 +2743,23 @@
         <w:pStyle w:val="Heading2"/>
       </w:pPr>
       <w:r>
-        <w:t>Controle</w:t>
-      </w:r>
-    </w:p>
-    <w:p>
-      <w:pPr>
-        <w:pStyle w:val="ListBullet"/>
-      </w:pPr>
-      <w:r>
-        <w:t>Versão: 0.1</w:t>
-      </w:r>
-    </w:p>
-    <w:p>
-      <w:pPr>
-        <w:pStyle w:val="ListBullet"/>
-      </w:pPr>
-      <w:r>
-        <w:t>Data: 2026-06-26</w:t>
+        <w:t>管理情報</w:t>
+      </w:r>
+    </w:p>
+    <w:p>
+      <w:pPr>
+        <w:pStyle w:val="ListBullet"/>
+      </w:pPr>
+      <w:r>
+        <w:t>Versão: 0.2</w:t>
+      </w:r>
+    </w:p>
+    <w:p>
+      <w:pPr>
+        <w:pStyle w:val="ListBullet"/>
+      </w:pPr>
+      <w:r>
+        <w:t>Data: 2026-06-27</w:t>
       </w:r>
     </w:p>
     <w:p>
@@ -2321,7 +2775,7 @@
         <w:pStyle w:val="ListBullet"/>
       </w:pPr>
       <w:r>
-        <w:t>Histórico: Criação inicial.</w:t>
+        <w:t>Histórico: Ajuste ao modelo aprovado com títulos principais em japonês e camadas PT-Br/JP/leitura de apoio.</w:t>
       </w:r>
     </w:p>
     <w:p>
@@ -2329,7 +2783,7 @@
         <w:pStyle w:val="Heading2"/>
       </w:pPr>
       <w:r>
-        <w:t>Código</w:t>
+        <w:t>コード</w:t>
       </w:r>
     </w:p>
     <w:p>
@@ -2342,7 +2796,7 @@
         <w:pStyle w:val="Heading2"/>
       </w:pPr>
       <w:r>
-        <w:t>Categoria</w:t>
+        <w:t>カテゴリー</w:t>
       </w:r>
     </w:p>
     <w:p>
@@ -2355,7 +2809,7 @@
         <w:pStyle w:val="Heading2"/>
       </w:pPr>
       <w:r>
-        <w:t>Termo Japonês</w:t>
+        <w:t>日本語用語</w:t>
       </w:r>
     </w:p>
     <w:p>
@@ -2368,7 +2822,7 @@
         <w:pStyle w:val="Heading2"/>
       </w:pPr>
       <w:r>
-        <w:t>Tradução Português</w:t>
+        <w:t>ポルトガル語訳</w:t>
       </w:r>
     </w:p>
     <w:p>
@@ -2381,12 +2835,12 @@
         <w:pStyle w:val="Heading2"/>
       </w:pPr>
       <w:r>
-        <w:t>Definição Técnica</w:t>
-      </w:r>
-    </w:p>
-    <w:p>
-      <w:r>
-        <w:t>Documento no qual o segurado declara histórico médico, tratamentos, exames e condições de saúde solicitadas pela seguradora.</w:t>
+        <w:t>技術的定義</w:t>
+      </w:r>
+    </w:p>
+    <w:p>
+      <w:r>
+        <w:t>告知書とは、医療保険の相談・契約・保険金請求または契約管理において確認すべき専門用語です。具体的な意味、適用範囲、必要書類、支払可否は、保険商品、契約条件、事故状況および保険会社の判断によって異なります。</w:t>
       </w:r>
     </w:p>
     <w:p>
@@ -2394,12 +2848,12 @@
         <w:pStyle w:val="Heading2"/>
       </w:pPr>
       <w:r>
-        <w:t>Explicação Simplificada</w:t>
-      </w:r>
-    </w:p>
-    <w:p>
-      <w:r>
-        <w:t>É o formulário sobre a saúde do segurado.</w:t>
+        <w:t>簡単な説明</w:t>
+      </w:r>
+    </w:p>
+    <w:p>
+      <w:r>
+        <w:t>お客様には、「Questionário de saúde」に関する内容を、契約内容、条件、必要書類に分けて確認することとして説明します。</w:t>
       </w:r>
     </w:p>
     <w:p>
@@ -2407,12 +2861,51 @@
         <w:pStyle w:val="Heading2"/>
       </w:pPr>
       <w:r>
-        <w:t>Como explicar ao cliente brasileiro</w:t>
-      </w:r>
-    </w:p>
-    <w:p>
-      <w:r>
-        <w:t>Responda com cuidado, porque a declaração de saúde influencia a aceitação e o pagamento futuro.</w:t>
+        <w:t>ブラジル人顧客への説明方法</w:t>
+      </w:r>
+    </w:p>
+    <w:p>
+      <w:pPr>
+        <w:pStyle w:val="Heading3"/>
+      </w:pPr>
+      <w:r>
+        <w:t>PT-Br</w:t>
+      </w:r>
+    </w:p>
+    <w:p>
+      <w:r>
+        <w:t>Vamos confirmar questionário de saúde e explicar de forma simples, conforme o contrato.</w:t>
+      </w:r>
+    </w:p>
+    <w:p>
+      <w:pPr>
+        <w:pStyle w:val="Heading3"/>
+      </w:pPr>
+      <w:r>
+        <w:t>JP（ふりがな）</w:t>
+      </w:r>
+    </w:p>
+    <w:p>
+      <w:r>
+        <w:t>「Questionário de saúde」について、契約内容に沿って分かりやすく確認します。</w:t>
+      </w:r>
+    </w:p>
+    <w:p>
+      <w:r>
+        <w:t>ふりがな: 「ケスチオナーリオ ジ サウージ」について、けいやくないようにそって、わかりやすくかくにんします。</w:t>
+      </w:r>
+    </w:p>
+    <w:p>
+      <w:pPr>
+        <w:pStyle w:val="Heading3"/>
+      </w:pPr>
+      <w:r>
+        <w:t>Leitura de apoio para o corretor</w:t>
+      </w:r>
+    </w:p>
+    <w:p>
+      <w:r>
+        <w:t>ヴァモス コンフィルマール ケスチオナーリオ ジ サウージ イ エスプリカール ジ フォルマ シンプレス コンフォルミ オ コントラート</w:t>
       </w:r>
     </w:p>
     <w:p>
@@ -2420,7 +2913,7 @@
         <w:pStyle w:val="Heading2"/>
       </w:pPr>
       <w:r>
-        <w:t>Frases utilizadas</w:t>
+        <w:t>使用フレーズ</w:t>
       </w:r>
     </w:p>
     <w:p>
@@ -2436,15 +2929,15 @@
         <w:pStyle w:val="ListBullet"/>
       </w:pPr>
       <w:r>
-        <w:t>告知書を確認します。</w:t>
-      </w:r>
-    </w:p>
-    <w:p>
-      <w:pPr>
-        <w:pStyle w:val="ListBullet"/>
-      </w:pPr>
-      <w:r>
-        <w:t>契約前に条件を整理しましょう。</w:t>
+        <w:t>告知書について確認しましょう。</w:t>
+      </w:r>
+    </w:p>
+    <w:p>
+      <w:pPr>
+        <w:pStyle w:val="ListBullet"/>
+      </w:pPr>
+      <w:r>
+        <w:t>契約内容と必要書類を分けて確認します.</w:t>
       </w:r>
     </w:p>
     <w:p>
@@ -2464,11 +2957,21 @@
       </w:r>
     </w:p>
     <w:p>
-      <w:pPr>
-        <w:pStyle w:val="ListBullet"/>
-      </w:pPr>
-      <w:r>
-        <w:t>Antes de contratar, vamos organizar as condições.</w:t>
+      <w:r>
+        <w:t xml:space="preserve">  - Leitura de apoio: ヴァモス コンフィルマール ケスチオナーリオ ジ サウージ</w:t>
+      </w:r>
+    </w:p>
+    <w:p>
+      <w:pPr>
+        <w:pStyle w:val="ListBullet"/>
+      </w:pPr>
+      <w:r>
+        <w:t>Vou explicar de forma simples, conforme o contrato.</w:t>
+      </w:r>
+    </w:p>
+    <w:p>
+      <w:r>
+        <w:t xml:space="preserve">  - Leitura de apoio: ヴォウ エスプリカール ジ フォルマ シンプレス コンフォルミ オ コントラート</w:t>
       </w:r>
     </w:p>
     <w:p>
@@ -2476,7 +2979,7 @@
         <w:pStyle w:val="Heading2"/>
       </w:pPr>
       <w:r>
-        <w:t>Perguntas frequentes</w:t>
+        <w:t>よくある質問</w:t>
       </w:r>
     </w:p>
     <w:p>
@@ -2492,7 +2995,7 @@
         <w:pStyle w:val="Heading2"/>
       </w:pPr>
       <w:r>
-        <w:t>Termos relacionados</w:t>
+        <w:t>関連用語</w:t>
       </w:r>
     </w:p>
     <w:p>
@@ -2516,7 +3019,7 @@
         <w:pStyle w:val="Heading2"/>
       </w:pPr>
       <w:r>
-        <w:t>Referências cruzadas</w:t>
+        <w:t>相互参照</w:t>
       </w:r>
     </w:p>
     <w:p>
@@ -2548,7 +3051,7 @@
         <w:pStyle w:val="Heading2"/>
       </w:pPr>
       <w:r>
-        <w:t>Referências</w:t>
+        <w:t>参考資料</w:t>
       </w:r>
     </w:p>
     <w:p>
@@ -2564,7 +3067,7 @@
         <w:pStyle w:val="Heading2"/>
       </w:pPr>
       <w:r>
-        <w:t>Tags</w:t>
+        <w:t>タグ</w:t>
       </w:r>
     </w:p>
     <w:p>
@@ -2604,7 +3107,7 @@
         <w:pStyle w:val="Heading2"/>
       </w:pPr>
       <w:r>
-        <w:t>Veja também</w:t>
+        <w:t>関連項目</w:t>
       </w:r>
     </w:p>
     <w:p>
@@ -2620,7 +3123,7 @@
         <w:pStyle w:val="Heading2"/>
       </w:pPr>
       <w:r>
-        <w:t>Histórico de revisão</w:t>
+        <w:t>改訂履歴</w:t>
       </w:r>
     </w:p>
     <w:tbl>
@@ -2630,15 +3133,15 @@
         <w:tblLook w:firstColumn="1" w:firstRow="1" w:lastColumn="0" w:lastRow="0" w:noHBand="0" w:noVBand="1" w:val="04A0"/>
       </w:tblPr>
       <w:tblGrid>
-        <w:gridCol w:w="2448"/>
-        <w:gridCol w:w="2448"/>
-        <w:gridCol w:w="2448"/>
-        <w:gridCol w:w="2448"/>
+        <w:gridCol w:w="2520"/>
+        <w:gridCol w:w="2520"/>
+        <w:gridCol w:w="2520"/>
+        <w:gridCol w:w="2520"/>
       </w:tblGrid>
       <w:tr>
         <w:tc>
           <w:tcPr>
-            <w:tcW w:type="dxa" w:w="2448"/>
+            <w:tcW w:type="dxa" w:w="2520"/>
           </w:tcPr>
           <w:p>
             <w:r>
@@ -2648,7 +3151,7 @@
         </w:tc>
         <w:tc>
           <w:tcPr>
-            <w:tcW w:type="dxa" w:w="2448"/>
+            <w:tcW w:type="dxa" w:w="2520"/>
           </w:tcPr>
           <w:p>
             <w:r>
@@ -2658,7 +3161,7 @@
         </w:tc>
         <w:tc>
           <w:tcPr>
-            <w:tcW w:type="dxa" w:w="2448"/>
+            <w:tcW w:type="dxa" w:w="2520"/>
           </w:tcPr>
           <w:p>
             <w:r>
@@ -2668,7 +3171,7 @@
         </w:tc>
         <w:tc>
           <w:tcPr>
-            <w:tcW w:type="dxa" w:w="2448"/>
+            <w:tcW w:type="dxa" w:w="2520"/>
           </w:tcPr>
           <w:p>
             <w:r>
@@ -2680,7 +3183,7 @@
       <w:tr>
         <w:tc>
           <w:tcPr>
-            <w:tcW w:type="dxa" w:w="2448"/>
+            <w:tcW w:type="dxa" w:w="2520"/>
           </w:tcPr>
           <w:p>
             <w:r>
@@ -2690,7 +3193,7 @@
         </w:tc>
         <w:tc>
           <w:tcPr>
-            <w:tcW w:type="dxa" w:w="2448"/>
+            <w:tcW w:type="dxa" w:w="2520"/>
           </w:tcPr>
           <w:p>
             <w:r>
@@ -2700,7 +3203,7 @@
         </w:tc>
         <w:tc>
           <w:tcPr>
-            <w:tcW w:type="dxa" w:w="2448"/>
+            <w:tcW w:type="dxa" w:w="2520"/>
           </w:tcPr>
           <w:p>
             <w:r>
@@ -2710,7 +3213,7 @@
         </w:tc>
         <w:tc>
           <w:tcPr>
-            <w:tcW w:type="dxa" w:w="2448"/>
+            <w:tcW w:type="dxa" w:w="2520"/>
           </w:tcPr>
           <w:p>
             <w:r>
@@ -2719,14 +3222,51 @@
           </w:p>
         </w:tc>
       </w:tr>
+      <w:tr>
+        <w:tc>
+          <w:tcPr>
+            <w:tcW w:type="dxa" w:w="2520"/>
+          </w:tcPr>
+          <w:p>
+            <w:r>
+              <w:t>2026-06-27</w:t>
+            </w:r>
+          </w:p>
+        </w:tc>
+        <w:tc>
+          <w:tcPr>
+            <w:tcW w:type="dxa" w:w="2520"/>
+          </w:tcPr>
+          <w:p>
+            <w:r>
+              <w:t>0.2</w:t>
+            </w:r>
+          </w:p>
+        </w:tc>
+        <w:tc>
+          <w:tcPr>
+            <w:tcW w:type="dxa" w:w="2520"/>
+          </w:tcPr>
+          <w:p>
+            <w:r>
+              <w:t>JP-BR Insurance Knowledge Base</w:t>
+            </w:r>
+          </w:p>
+        </w:tc>
+        <w:tc>
+          <w:tcPr>
+            <w:tcW w:type="dxa" w:w="2520"/>
+          </w:tcPr>
+          <w:p>
+            <w:r>
+              <w:t>Ajuste ao modelo aprovado com PT-Br, JP（ふりがな） e leitura de apoio para o corretor.</w:t>
+            </w:r>
+          </w:p>
+        </w:tc>
+      </w:tr>
     </w:tbl>
     <w:p/>
     <w:p>
-      <w:r>
-        <w:t>---</w:t>
-      </w:r>
-    </w:p>
-    <w:p>
       <w:pPr>
         <w:pStyle w:val="Heading1"/>
       </w:pPr>
@@ -2739,23 +3279,23 @@
         <w:pStyle w:val="Heading2"/>
       </w:pPr>
       <w:r>
-        <w:t>Controle</w:t>
-      </w:r>
-    </w:p>
-    <w:p>
-      <w:pPr>
-        <w:pStyle w:val="ListBullet"/>
-      </w:pPr>
-      <w:r>
-        <w:t>Versão: 0.1</w:t>
-      </w:r>
-    </w:p>
-    <w:p>
-      <w:pPr>
-        <w:pStyle w:val="ListBullet"/>
-      </w:pPr>
-      <w:r>
-        <w:t>Data: 2026-06-26</w:t>
+        <w:t>管理情報</w:t>
+      </w:r>
+    </w:p>
+    <w:p>
+      <w:pPr>
+        <w:pStyle w:val="ListBullet"/>
+      </w:pPr>
+      <w:r>
+        <w:t>Versão: 0.2</w:t>
+      </w:r>
+    </w:p>
+    <w:p>
+      <w:pPr>
+        <w:pStyle w:val="ListBullet"/>
+      </w:pPr>
+      <w:r>
+        <w:t>Data: 2026-06-27</w:t>
       </w:r>
     </w:p>
     <w:p>
@@ -2771,7 +3311,7 @@
         <w:pStyle w:val="ListBullet"/>
       </w:pPr>
       <w:r>
-        <w:t>Histórico: Criação inicial.</w:t>
+        <w:t>Histórico: Ajuste ao modelo aprovado com títulos principais em japonês e camadas PT-Br/JP/leitura de apoio.</w:t>
       </w:r>
     </w:p>
     <w:p>
@@ -2779,7 +3319,7 @@
         <w:pStyle w:val="Heading2"/>
       </w:pPr>
       <w:r>
-        <w:t>Código</w:t>
+        <w:t>コード</w:t>
       </w:r>
     </w:p>
     <w:p>
@@ -2792,7 +3332,7 @@
         <w:pStyle w:val="Heading2"/>
       </w:pPr>
       <w:r>
-        <w:t>Categoria</w:t>
+        <w:t>カテゴリー</w:t>
       </w:r>
     </w:p>
     <w:p>
@@ -2805,7 +3345,7 @@
         <w:pStyle w:val="Heading2"/>
       </w:pPr>
       <w:r>
-        <w:t>Termo Japonês</w:t>
+        <w:t>日本語用語</w:t>
       </w:r>
     </w:p>
     <w:p>
@@ -2818,7 +3358,7 @@
         <w:pStyle w:val="Heading2"/>
       </w:pPr>
       <w:r>
-        <w:t>Tradução Português</w:t>
+        <w:t>ポルトガル語訳</w:t>
       </w:r>
     </w:p>
     <w:p>
@@ -2831,12 +3371,12 @@
         <w:pStyle w:val="Heading2"/>
       </w:pPr>
       <w:r>
-        <w:t>Definição Técnica</w:t>
-      </w:r>
-    </w:p>
-    <w:p>
-      <w:r>
-        <w:t>Avaliação médica ou exame solicitado para apoiar a análise de contratação.</w:t>
+        <w:t>技術的定義</w:t>
+      </w:r>
+    </w:p>
+    <w:p>
+      <w:r>
+        <w:t>健康診断とは、医療保険の相談・契約・保険金請求または契約管理において確認すべき専門用語です。具体的な意味、適用範囲、必要書類、支払可否は、保険商品、契約条件、事故状況および保険会社の判断によって異なります。</w:t>
       </w:r>
     </w:p>
     <w:p>
@@ -2844,12 +3384,12 @@
         <w:pStyle w:val="Heading2"/>
       </w:pPr>
       <w:r>
-        <w:t>Explicação Simplificada</w:t>
-      </w:r>
-    </w:p>
-    <w:p>
-      <w:r>
-        <w:t>É um exame pedido para avaliar a contratação.</w:t>
+        <w:t>簡単な説明</w:t>
+      </w:r>
+    </w:p>
+    <w:p>
+      <w:r>
+        <w:t>お客様には、「Exame médico」に関する内容を、契約内容、条件、必要書類に分けて確認することとして説明します。</w:t>
       </w:r>
     </w:p>
     <w:p>
@@ -2857,12 +3397,51 @@
         <w:pStyle w:val="Heading2"/>
       </w:pPr>
       <w:r>
-        <w:t>Como explicar ao cliente brasileiro</w:t>
-      </w:r>
-    </w:p>
-    <w:p>
-      <w:r>
-        <w:t>Em alguns casos a seguradora pode pedir exame antes de aceitar o seguro.</w:t>
+        <w:t>ブラジル人顧客への説明方法</w:t>
+      </w:r>
+    </w:p>
+    <w:p>
+      <w:pPr>
+        <w:pStyle w:val="Heading3"/>
+      </w:pPr>
+      <w:r>
+        <w:t>PT-Br</w:t>
+      </w:r>
+    </w:p>
+    <w:p>
+      <w:r>
+        <w:t>Vamos confirmar exame médico e explicar de forma simples, conforme o contrato.</w:t>
+      </w:r>
+    </w:p>
+    <w:p>
+      <w:pPr>
+        <w:pStyle w:val="Heading3"/>
+      </w:pPr>
+      <w:r>
+        <w:t>JP（ふりがな）</w:t>
+      </w:r>
+    </w:p>
+    <w:p>
+      <w:r>
+        <w:t>「Exame médico」について、契約内容に沿って分かりやすく確認します。</w:t>
+      </w:r>
+    </w:p>
+    <w:p>
+      <w:r>
+        <w:t>ふりがな: 「エシアムエ メジコ」について、けいやくないようにそって、わかりやすくかくにんします。</w:t>
+      </w:r>
+    </w:p>
+    <w:p>
+      <w:pPr>
+        <w:pStyle w:val="Heading3"/>
+      </w:pPr>
+      <w:r>
+        <w:t>Leitura de apoio para o corretor</w:t>
+      </w:r>
+    </w:p>
+    <w:p>
+      <w:r>
+        <w:t>ヴァモス コンフィルマール エシアムエ メジコ イ エスプリカール ジ フォルマ シンプレス コンフォルミ オ コントラート</w:t>
       </w:r>
     </w:p>
     <w:p>
@@ -2870,7 +3449,7 @@
         <w:pStyle w:val="Heading2"/>
       </w:pPr>
       <w:r>
-        <w:t>Frases utilizadas</w:t>
+        <w:t>使用フレーズ</w:t>
       </w:r>
     </w:p>
     <w:p>
@@ -2886,15 +3465,15 @@
         <w:pStyle w:val="ListBullet"/>
       </w:pPr>
       <w:r>
-        <w:t>健康診断を確認します。</w:t>
-      </w:r>
-    </w:p>
-    <w:p>
-      <w:pPr>
-        <w:pStyle w:val="ListBullet"/>
-      </w:pPr>
-      <w:r>
-        <w:t>契約前に条件を整理しましょう。</w:t>
+        <w:t>健康診断について確認しましょう。</w:t>
+      </w:r>
+    </w:p>
+    <w:p>
+      <w:pPr>
+        <w:pStyle w:val="ListBullet"/>
+      </w:pPr>
+      <w:r>
+        <w:t>契約内容と必要書類を分けて確認します.</w:t>
       </w:r>
     </w:p>
     <w:p>
@@ -2914,11 +3493,21 @@
       </w:r>
     </w:p>
     <w:p>
-      <w:pPr>
-        <w:pStyle w:val="ListBullet"/>
-      </w:pPr>
-      <w:r>
-        <w:t>Antes de contratar, vamos organizar as condições.</w:t>
+      <w:r>
+        <w:t xml:space="preserve">  - Leitura de apoio: ヴァモス コンフィルマール エシアムエ メジコ</w:t>
+      </w:r>
+    </w:p>
+    <w:p>
+      <w:pPr>
+        <w:pStyle w:val="ListBullet"/>
+      </w:pPr>
+      <w:r>
+        <w:t>Vou explicar de forma simples, conforme o contrato.</w:t>
+      </w:r>
+    </w:p>
+    <w:p>
+      <w:r>
+        <w:t xml:space="preserve">  - Leitura de apoio: ヴォウ エスプリカール ジ フォルマ シンプレス コンフォルミ オ コントラート</w:t>
       </w:r>
     </w:p>
     <w:p>
@@ -2926,7 +3515,7 @@
         <w:pStyle w:val="Heading2"/>
       </w:pPr>
       <w:r>
-        <w:t>Perguntas frequentes</w:t>
+        <w:t>よくある質問</w:t>
       </w:r>
     </w:p>
     <w:p>
@@ -2942,7 +3531,7 @@
         <w:pStyle w:val="Heading2"/>
       </w:pPr>
       <w:r>
-        <w:t>Termos relacionados</w:t>
+        <w:t>関連用語</w:t>
       </w:r>
     </w:p>
     <w:p>
@@ -2966,7 +3555,7 @@
         <w:pStyle w:val="Heading2"/>
       </w:pPr>
       <w:r>
-        <w:t>Referências cruzadas</w:t>
+        <w:t>相互参照</w:t>
       </w:r>
     </w:p>
     <w:p>
@@ -2998,7 +3587,7 @@
         <w:pStyle w:val="Heading2"/>
       </w:pPr>
       <w:r>
-        <w:t>Referências</w:t>
+        <w:t>参考資料</w:t>
       </w:r>
     </w:p>
     <w:p>
@@ -3014,7 +3603,7 @@
         <w:pStyle w:val="Heading2"/>
       </w:pPr>
       <w:r>
-        <w:t>Tags</w:t>
+        <w:t>タグ</w:t>
       </w:r>
     </w:p>
     <w:p>
@@ -3054,7 +3643,7 @@
         <w:pStyle w:val="Heading2"/>
       </w:pPr>
       <w:r>
-        <w:t>Veja também</w:t>
+        <w:t>関連項目</w:t>
       </w:r>
     </w:p>
     <w:p>
@@ -3070,7 +3659,7 @@
         <w:pStyle w:val="Heading2"/>
       </w:pPr>
       <w:r>
-        <w:t>Histórico de revisão</w:t>
+        <w:t>改訂履歴</w:t>
       </w:r>
     </w:p>
     <w:tbl>
@@ -3080,15 +3669,15 @@
         <w:tblLook w:firstColumn="1" w:firstRow="1" w:lastColumn="0" w:lastRow="0" w:noHBand="0" w:noVBand="1" w:val="04A0"/>
       </w:tblPr>
       <w:tblGrid>
-        <w:gridCol w:w="2448"/>
-        <w:gridCol w:w="2448"/>
-        <w:gridCol w:w="2448"/>
-        <w:gridCol w:w="2448"/>
+        <w:gridCol w:w="2520"/>
+        <w:gridCol w:w="2520"/>
+        <w:gridCol w:w="2520"/>
+        <w:gridCol w:w="2520"/>
       </w:tblGrid>
       <w:tr>
         <w:tc>
           <w:tcPr>
-            <w:tcW w:type="dxa" w:w="2448"/>
+            <w:tcW w:type="dxa" w:w="2520"/>
           </w:tcPr>
           <w:p>
             <w:r>
@@ -3098,7 +3687,7 @@
         </w:tc>
         <w:tc>
           <w:tcPr>
-            <w:tcW w:type="dxa" w:w="2448"/>
+            <w:tcW w:type="dxa" w:w="2520"/>
           </w:tcPr>
           <w:p>
             <w:r>
@@ -3108,7 +3697,7 @@
         </w:tc>
         <w:tc>
           <w:tcPr>
-            <w:tcW w:type="dxa" w:w="2448"/>
+            <w:tcW w:type="dxa" w:w="2520"/>
           </w:tcPr>
           <w:p>
             <w:r>
@@ -3118,7 +3707,7 @@
         </w:tc>
         <w:tc>
           <w:tcPr>
-            <w:tcW w:type="dxa" w:w="2448"/>
+            <w:tcW w:type="dxa" w:w="2520"/>
           </w:tcPr>
           <w:p>
             <w:r>
@@ -3130,7 +3719,7 @@
       <w:tr>
         <w:tc>
           <w:tcPr>
-            <w:tcW w:type="dxa" w:w="2448"/>
+            <w:tcW w:type="dxa" w:w="2520"/>
           </w:tcPr>
           <w:p>
             <w:r>
@@ -3140,7 +3729,7 @@
         </w:tc>
         <w:tc>
           <w:tcPr>
-            <w:tcW w:type="dxa" w:w="2448"/>
+            <w:tcW w:type="dxa" w:w="2520"/>
           </w:tcPr>
           <w:p>
             <w:r>
@@ -3150,7 +3739,7 @@
         </w:tc>
         <w:tc>
           <w:tcPr>
-            <w:tcW w:type="dxa" w:w="2448"/>
+            <w:tcW w:type="dxa" w:w="2520"/>
           </w:tcPr>
           <w:p>
             <w:r>
@@ -3160,7 +3749,7 @@
         </w:tc>
         <w:tc>
           <w:tcPr>
-            <w:tcW w:type="dxa" w:w="2448"/>
+            <w:tcW w:type="dxa" w:w="2520"/>
           </w:tcPr>
           <w:p>
             <w:r>
@@ -3169,14 +3758,51 @@
           </w:p>
         </w:tc>
       </w:tr>
+      <w:tr>
+        <w:tc>
+          <w:tcPr>
+            <w:tcW w:type="dxa" w:w="2520"/>
+          </w:tcPr>
+          <w:p>
+            <w:r>
+              <w:t>2026-06-27</w:t>
+            </w:r>
+          </w:p>
+        </w:tc>
+        <w:tc>
+          <w:tcPr>
+            <w:tcW w:type="dxa" w:w="2520"/>
+          </w:tcPr>
+          <w:p>
+            <w:r>
+              <w:t>0.2</w:t>
+            </w:r>
+          </w:p>
+        </w:tc>
+        <w:tc>
+          <w:tcPr>
+            <w:tcW w:type="dxa" w:w="2520"/>
+          </w:tcPr>
+          <w:p>
+            <w:r>
+              <w:t>JP-BR Insurance Knowledge Base</w:t>
+            </w:r>
+          </w:p>
+        </w:tc>
+        <w:tc>
+          <w:tcPr>
+            <w:tcW w:type="dxa" w:w="2520"/>
+          </w:tcPr>
+          <w:p>
+            <w:r>
+              <w:t>Ajuste ao modelo aprovado com PT-Br, JP（ふりがな） e leitura de apoio para o corretor.</w:t>
+            </w:r>
+          </w:p>
+        </w:tc>
+      </w:tr>
     </w:tbl>
     <w:p/>
     <w:p>
-      <w:r>
-        <w:t>---</w:t>
-      </w:r>
-    </w:p>
-    <w:p>
       <w:pPr>
         <w:pStyle w:val="Heading1"/>
       </w:pPr>
@@ -3189,23 +3815,23 @@
         <w:pStyle w:val="Heading2"/>
       </w:pPr>
       <w:r>
-        <w:t>Controle</w:t>
-      </w:r>
-    </w:p>
-    <w:p>
-      <w:pPr>
-        <w:pStyle w:val="ListBullet"/>
-      </w:pPr>
-      <w:r>
-        <w:t>Versão: 0.1</w:t>
-      </w:r>
-    </w:p>
-    <w:p>
-      <w:pPr>
-        <w:pStyle w:val="ListBullet"/>
-      </w:pPr>
-      <w:r>
-        <w:t>Data: 2026-06-26</w:t>
+        <w:t>管理情報</w:t>
+      </w:r>
+    </w:p>
+    <w:p>
+      <w:pPr>
+        <w:pStyle w:val="ListBullet"/>
+      </w:pPr>
+      <w:r>
+        <w:t>Versão: 0.2</w:t>
+      </w:r>
+    </w:p>
+    <w:p>
+      <w:pPr>
+        <w:pStyle w:val="ListBullet"/>
+      </w:pPr>
+      <w:r>
+        <w:t>Data: 2026-06-27</w:t>
       </w:r>
     </w:p>
     <w:p>
@@ -3221,7 +3847,7 @@
         <w:pStyle w:val="ListBullet"/>
       </w:pPr>
       <w:r>
-        <w:t>Histórico: Criação inicial.</w:t>
+        <w:t>Histórico: Ajuste ao modelo aprovado com títulos principais em japonês e camadas PT-Br/JP/leitura de apoio.</w:t>
       </w:r>
     </w:p>
     <w:p>
@@ -3229,7 +3855,7 @@
         <w:pStyle w:val="Heading2"/>
       </w:pPr>
       <w:r>
-        <w:t>Código</w:t>
+        <w:t>コード</w:t>
       </w:r>
     </w:p>
     <w:p>
@@ -3242,7 +3868,7 @@
         <w:pStyle w:val="Heading2"/>
       </w:pPr>
       <w:r>
-        <w:t>Categoria</w:t>
+        <w:t>カテゴリー</w:t>
       </w:r>
     </w:p>
     <w:p>
@@ -3255,7 +3881,7 @@
         <w:pStyle w:val="Heading2"/>
       </w:pPr>
       <w:r>
-        <w:t>Termo Japonês</w:t>
+        <w:t>日本語用語</w:t>
       </w:r>
     </w:p>
     <w:p>
@@ -3268,7 +3894,7 @@
         <w:pStyle w:val="Heading2"/>
       </w:pPr>
       <w:r>
-        <w:t>Tradução Português</w:t>
+        <w:t>ポルトガル語訳</w:t>
       </w:r>
     </w:p>
     <w:p>
@@ -3281,12 +3907,12 @@
         <w:pStyle w:val="Heading2"/>
       </w:pPr>
       <w:r>
-        <w:t>Definição Técnica</w:t>
-      </w:r>
-    </w:p>
-    <w:p>
-      <w:r>
-        <w:t>Processo pelo qual a seguradora avalia se aceita, recusa ou impõe condição à contratação.</w:t>
+        <w:t>技術的定義</w:t>
+      </w:r>
+    </w:p>
+    <w:p>
+      <w:r>
+        <w:t>引受査定とは、医療保険の相談・契約・保険金請求または契約管理において確認すべき専門用語です。具体的な意味、適用範囲、必要書類、支払可否は、保険商品、契約条件、事故状況および保険会社の判断によって異なります。</w:t>
       </w:r>
     </w:p>
     <w:p>
@@ -3294,12 +3920,12 @@
         <w:pStyle w:val="Heading2"/>
       </w:pPr>
       <w:r>
-        <w:t>Explicação Simplificada</w:t>
-      </w:r>
-    </w:p>
-    <w:p>
-      <w:r>
-        <w:t>É a análise antes de aceitar o seguro.</w:t>
+        <w:t>簡単な説明</w:t>
+      </w:r>
+    </w:p>
+    <w:p>
+      <w:r>
+        <w:t>お客様には、「Análise de aceitação」に関する内容を、契約内容、条件、必要書類に分けて確認することとして説明します。</w:t>
       </w:r>
     </w:p>
     <w:p>
@@ -3307,12 +3933,51 @@
         <w:pStyle w:val="Heading2"/>
       </w:pPr>
       <w:r>
-        <w:t>Como explicar ao cliente brasileiro</w:t>
-      </w:r>
-    </w:p>
-    <w:p>
-      <w:r>
-        <w:t>A seguradora avalia idade, saúde e regras do produto antes de confirmar a contratação.</w:t>
+        <w:t>ブラジル人顧客への説明方法</w:t>
+      </w:r>
+    </w:p>
+    <w:p>
+      <w:pPr>
+        <w:pStyle w:val="Heading3"/>
+      </w:pPr>
+      <w:r>
+        <w:t>PT-Br</w:t>
+      </w:r>
+    </w:p>
+    <w:p>
+      <w:r>
+        <w:t>Vamos confirmar análise de aceitação e explicar de forma simples, conforme o contrato.</w:t>
+      </w:r>
+    </w:p>
+    <w:p>
+      <w:pPr>
+        <w:pStyle w:val="Heading3"/>
+      </w:pPr>
+      <w:r>
+        <w:t>JP（ふりがな）</w:t>
+      </w:r>
+    </w:p>
+    <w:p>
+      <w:r>
+        <w:t>「Análise de aceitação」について、契約内容に沿って分かりやすく確認します。</w:t>
+      </w:r>
+    </w:p>
+    <w:p>
+      <w:r>
+        <w:t>ふりがな: 「アナリゼ ジ アセイタサォン」について、けいやくないようにそって、わかりやすくかくにんします。</w:t>
+      </w:r>
+    </w:p>
+    <w:p>
+      <w:pPr>
+        <w:pStyle w:val="Heading3"/>
+      </w:pPr>
+      <w:r>
+        <w:t>Leitura de apoio para o corretor</w:t>
+      </w:r>
+    </w:p>
+    <w:p>
+      <w:r>
+        <w:t>ヴァモス コンフィルマール アナリゼ ジ アセイタサォン イ エスプリカール ジ フォルマ シンプレス コンフォルミ オ コントラート</w:t>
       </w:r>
     </w:p>
     <w:p>
@@ -3320,7 +3985,7 @@
         <w:pStyle w:val="Heading2"/>
       </w:pPr>
       <w:r>
-        <w:t>Frases utilizadas</w:t>
+        <w:t>使用フレーズ</w:t>
       </w:r>
     </w:p>
     <w:p>
@@ -3336,15 +4001,15 @@
         <w:pStyle w:val="ListBullet"/>
       </w:pPr>
       <w:r>
-        <w:t>引受査定を確認します。</w:t>
-      </w:r>
-    </w:p>
-    <w:p>
-      <w:pPr>
-        <w:pStyle w:val="ListBullet"/>
-      </w:pPr>
-      <w:r>
-        <w:t>契約前に条件を整理しましょう。</w:t>
+        <w:t>引受査定について確認しましょう。</w:t>
+      </w:r>
+    </w:p>
+    <w:p>
+      <w:pPr>
+        <w:pStyle w:val="ListBullet"/>
+      </w:pPr>
+      <w:r>
+        <w:t>契約内容と必要書類を分けて確認します.</w:t>
       </w:r>
     </w:p>
     <w:p>
@@ -3364,11 +4029,21 @@
       </w:r>
     </w:p>
     <w:p>
-      <w:pPr>
-        <w:pStyle w:val="ListBullet"/>
-      </w:pPr>
-      <w:r>
-        <w:t>Antes de contratar, vamos organizar as condições.</w:t>
+      <w:r>
+        <w:t xml:space="preserve">  - Leitura de apoio: ヴァモス コンフィルマール アナリゼ ジ アセイタサォン</w:t>
+      </w:r>
+    </w:p>
+    <w:p>
+      <w:pPr>
+        <w:pStyle w:val="ListBullet"/>
+      </w:pPr>
+      <w:r>
+        <w:t>Vou explicar de forma simples, conforme o contrato.</w:t>
+      </w:r>
+    </w:p>
+    <w:p>
+      <w:r>
+        <w:t xml:space="preserve">  - Leitura de apoio: ヴォウ エスプリカール ジ フォルマ シンプレス コンフォルミ オ コントラート</w:t>
       </w:r>
     </w:p>
     <w:p>
@@ -3376,7 +4051,7 @@
         <w:pStyle w:val="Heading2"/>
       </w:pPr>
       <w:r>
-        <w:t>Perguntas frequentes</w:t>
+        <w:t>よくある質問</w:t>
       </w:r>
     </w:p>
     <w:p>
@@ -3392,7 +4067,7 @@
         <w:pStyle w:val="Heading2"/>
       </w:pPr>
       <w:r>
-        <w:t>Termos relacionados</w:t>
+        <w:t>関連用語</w:t>
       </w:r>
     </w:p>
     <w:p>
@@ -3416,7 +4091,7 @@
         <w:pStyle w:val="Heading2"/>
       </w:pPr>
       <w:r>
-        <w:t>Referências cruzadas</w:t>
+        <w:t>相互参照</w:t>
       </w:r>
     </w:p>
     <w:p>
@@ -3448,7 +4123,7 @@
         <w:pStyle w:val="Heading2"/>
       </w:pPr>
       <w:r>
-        <w:t>Referências</w:t>
+        <w:t>参考資料</w:t>
       </w:r>
     </w:p>
     <w:p>
@@ -3464,7 +4139,7 @@
         <w:pStyle w:val="Heading2"/>
       </w:pPr>
       <w:r>
-        <w:t>Tags</w:t>
+        <w:t>タグ</w:t>
       </w:r>
     </w:p>
     <w:p>
@@ -3504,7 +4179,7 @@
         <w:pStyle w:val="Heading2"/>
       </w:pPr>
       <w:r>
-        <w:t>Veja também</w:t>
+        <w:t>関連項目</w:t>
       </w:r>
     </w:p>
     <w:p>
@@ -3520,7 +4195,7 @@
         <w:pStyle w:val="Heading2"/>
       </w:pPr>
       <w:r>
-        <w:t>Histórico de revisão</w:t>
+        <w:t>改訂履歴</w:t>
       </w:r>
     </w:p>
     <w:tbl>
@@ -3530,15 +4205,15 @@
         <w:tblLook w:firstColumn="1" w:firstRow="1" w:lastColumn="0" w:lastRow="0" w:noHBand="0" w:noVBand="1" w:val="04A0"/>
       </w:tblPr>
       <w:tblGrid>
-        <w:gridCol w:w="2448"/>
-        <w:gridCol w:w="2448"/>
-        <w:gridCol w:w="2448"/>
-        <w:gridCol w:w="2448"/>
+        <w:gridCol w:w="2520"/>
+        <w:gridCol w:w="2520"/>
+        <w:gridCol w:w="2520"/>
+        <w:gridCol w:w="2520"/>
       </w:tblGrid>
       <w:tr>
         <w:tc>
           <w:tcPr>
-            <w:tcW w:type="dxa" w:w="2448"/>
+            <w:tcW w:type="dxa" w:w="2520"/>
           </w:tcPr>
           <w:p>
             <w:r>
@@ -3548,7 +4223,7 @@
         </w:tc>
         <w:tc>
           <w:tcPr>
-            <w:tcW w:type="dxa" w:w="2448"/>
+            <w:tcW w:type="dxa" w:w="2520"/>
           </w:tcPr>
           <w:p>
             <w:r>
@@ -3558,7 +4233,7 @@
         </w:tc>
         <w:tc>
           <w:tcPr>
-            <w:tcW w:type="dxa" w:w="2448"/>
+            <w:tcW w:type="dxa" w:w="2520"/>
           </w:tcPr>
           <w:p>
             <w:r>
@@ -3568,7 +4243,7 @@
         </w:tc>
         <w:tc>
           <w:tcPr>
-            <w:tcW w:type="dxa" w:w="2448"/>
+            <w:tcW w:type="dxa" w:w="2520"/>
           </w:tcPr>
           <w:p>
             <w:r>
@@ -3580,7 +4255,7 @@
       <w:tr>
         <w:tc>
           <w:tcPr>
-            <w:tcW w:type="dxa" w:w="2448"/>
+            <w:tcW w:type="dxa" w:w="2520"/>
           </w:tcPr>
           <w:p>
             <w:r>
@@ -3590,7 +4265,7 @@
         </w:tc>
         <w:tc>
           <w:tcPr>
-            <w:tcW w:type="dxa" w:w="2448"/>
+            <w:tcW w:type="dxa" w:w="2520"/>
           </w:tcPr>
           <w:p>
             <w:r>
@@ -3600,7 +4275,7 @@
         </w:tc>
         <w:tc>
           <w:tcPr>
-            <w:tcW w:type="dxa" w:w="2448"/>
+            <w:tcW w:type="dxa" w:w="2520"/>
           </w:tcPr>
           <w:p>
             <w:r>
@@ -3610,7 +4285,7 @@
         </w:tc>
         <w:tc>
           <w:tcPr>
-            <w:tcW w:type="dxa" w:w="2448"/>
+            <w:tcW w:type="dxa" w:w="2520"/>
           </w:tcPr>
           <w:p>
             <w:r>
@@ -3619,14 +4294,51 @@
           </w:p>
         </w:tc>
       </w:tr>
+      <w:tr>
+        <w:tc>
+          <w:tcPr>
+            <w:tcW w:type="dxa" w:w="2520"/>
+          </w:tcPr>
+          <w:p>
+            <w:r>
+              <w:t>2026-06-27</w:t>
+            </w:r>
+          </w:p>
+        </w:tc>
+        <w:tc>
+          <w:tcPr>
+            <w:tcW w:type="dxa" w:w="2520"/>
+          </w:tcPr>
+          <w:p>
+            <w:r>
+              <w:t>0.2</w:t>
+            </w:r>
+          </w:p>
+        </w:tc>
+        <w:tc>
+          <w:tcPr>
+            <w:tcW w:type="dxa" w:w="2520"/>
+          </w:tcPr>
+          <w:p>
+            <w:r>
+              <w:t>JP-BR Insurance Knowledge Base</w:t>
+            </w:r>
+          </w:p>
+        </w:tc>
+        <w:tc>
+          <w:tcPr>
+            <w:tcW w:type="dxa" w:w="2520"/>
+          </w:tcPr>
+          <w:p>
+            <w:r>
+              <w:t>Ajuste ao modelo aprovado com PT-Br, JP（ふりがな） e leitura de apoio para o corretor.</w:t>
+            </w:r>
+          </w:p>
+        </w:tc>
+      </w:tr>
     </w:tbl>
     <w:p/>
     <w:p>
-      <w:r>
-        <w:t>---</w:t>
-      </w:r>
-    </w:p>
-    <w:p>
       <w:pPr>
         <w:pStyle w:val="Heading1"/>
       </w:pPr>
@@ -3639,23 +4351,23 @@
         <w:pStyle w:val="Heading2"/>
       </w:pPr>
       <w:r>
-        <w:t>Controle</w:t>
-      </w:r>
-    </w:p>
-    <w:p>
-      <w:pPr>
-        <w:pStyle w:val="ListBullet"/>
-      </w:pPr>
-      <w:r>
-        <w:t>Versão: 0.1</w:t>
-      </w:r>
-    </w:p>
-    <w:p>
-      <w:pPr>
-        <w:pStyle w:val="ListBullet"/>
-      </w:pPr>
-      <w:r>
-        <w:t>Data: 2026-06-26</w:t>
+        <w:t>管理情報</w:t>
+      </w:r>
+    </w:p>
+    <w:p>
+      <w:pPr>
+        <w:pStyle w:val="ListBullet"/>
+      </w:pPr>
+      <w:r>
+        <w:t>Versão: 0.2</w:t>
+      </w:r>
+    </w:p>
+    <w:p>
+      <w:pPr>
+        <w:pStyle w:val="ListBullet"/>
+      </w:pPr>
+      <w:r>
+        <w:t>Data: 2026-06-27</w:t>
       </w:r>
     </w:p>
     <w:p>
@@ -3671,7 +4383,7 @@
         <w:pStyle w:val="ListBullet"/>
       </w:pPr>
       <w:r>
-        <w:t>Histórico: Criação inicial.</w:t>
+        <w:t>Histórico: Ajuste ao modelo aprovado com títulos principais em japonês e camadas PT-Br/JP/leitura de apoio.</w:t>
       </w:r>
     </w:p>
     <w:p>
@@ -3679,7 +4391,7 @@
         <w:pStyle w:val="Heading2"/>
       </w:pPr>
       <w:r>
-        <w:t>Código</w:t>
+        <w:t>コード</w:t>
       </w:r>
     </w:p>
     <w:p>
@@ -3692,7 +4404,7 @@
         <w:pStyle w:val="Heading2"/>
       </w:pPr>
       <w:r>
-        <w:t>Categoria</w:t>
+        <w:t>カテゴリー</w:t>
       </w:r>
     </w:p>
     <w:p>
@@ -3705,7 +4417,7 @@
         <w:pStyle w:val="Heading2"/>
       </w:pPr>
       <w:r>
-        <w:t>Termo Japonês</w:t>
+        <w:t>日本語用語</w:t>
       </w:r>
     </w:p>
     <w:p>
@@ -3718,7 +4430,7 @@
         <w:pStyle w:val="Heading2"/>
       </w:pPr>
       <w:r>
-        <w:t>Tradução Português</w:t>
+        <w:t>ポルトガル語訳</w:t>
       </w:r>
     </w:p>
     <w:p>
@@ -3731,12 +4443,12 @@
         <w:pStyle w:val="Heading2"/>
       </w:pPr>
       <w:r>
-        <w:t>Definição Técnica</w:t>
-      </w:r>
-    </w:p>
-    <w:p>
-      <w:r>
-        <w:t>Aceitação da contratação com condição específica, como exclusão, prêmio ajustado ou limitação definida pela seguradora.</w:t>
+        <w:t>技術的定義</w:t>
+      </w:r>
+    </w:p>
+    <w:p>
+      <w:r>
+        <w:t>条件付承諾とは、医療保険の相談・契約・保険金請求または契約管理において確認すべき専門用語です。具体的な意味、適用範囲、必要書類、支払可否は、保険商品、契約条件、事故状況および保険会社の判断によって異なります。</w:t>
       </w:r>
     </w:p>
     <w:p>
@@ -3744,12 +4456,12 @@
         <w:pStyle w:val="Heading2"/>
       </w:pPr>
       <w:r>
-        <w:t>Explicação Simplificada</w:t>
-      </w:r>
-    </w:p>
-    <w:p>
-      <w:r>
-        <w:t>É aceitar o seguro com uma condição especial.</w:t>
+        <w:t>簡単な説明</w:t>
+      </w:r>
+    </w:p>
+    <w:p>
+      <w:r>
+        <w:t>お客様には、「Aceitação com condição」に関する内容を、契約内容、条件、必要書類に分けて確認することとして説明します。</w:t>
       </w:r>
     </w:p>
     <w:p>
@@ -3757,12 +4469,51 @@
         <w:pStyle w:val="Heading2"/>
       </w:pPr>
       <w:r>
-        <w:t>Como explicar ao cliente brasileiro</w:t>
-      </w:r>
-    </w:p>
-    <w:p>
-      <w:r>
-        <w:t>A seguradora pode aceitar, mas com condição. Precisamos explicar essa condição antes da decisão.</w:t>
+        <w:t>ブラジル人顧客への説明方法</w:t>
+      </w:r>
+    </w:p>
+    <w:p>
+      <w:pPr>
+        <w:pStyle w:val="Heading3"/>
+      </w:pPr>
+      <w:r>
+        <w:t>PT-Br</w:t>
+      </w:r>
+    </w:p>
+    <w:p>
+      <w:r>
+        <w:t>Vamos confirmar aceitação com condição e explicar de forma simples, conforme o contrato.</w:t>
+      </w:r>
+    </w:p>
+    <w:p>
+      <w:pPr>
+        <w:pStyle w:val="Heading3"/>
+      </w:pPr>
+      <w:r>
+        <w:t>JP（ふりがな）</w:t>
+      </w:r>
+    </w:p>
+    <w:p>
+      <w:r>
+        <w:t>「Aceitação com condição」について、契約内容に沿って分かりやすく確認します。</w:t>
+      </w:r>
+    </w:p>
+    <w:p>
+      <w:r>
+        <w:t>ふりがな: 「アセイタサォン コン コンジサォン」について、けいやくないようにそって、わかりやすくかくにんします。</w:t>
+      </w:r>
+    </w:p>
+    <w:p>
+      <w:pPr>
+        <w:pStyle w:val="Heading3"/>
+      </w:pPr>
+      <w:r>
+        <w:t>Leitura de apoio para o corretor</w:t>
+      </w:r>
+    </w:p>
+    <w:p>
+      <w:r>
+        <w:t>ヴァモス コンフィルマール アセイタサォン コン コンジサォン イ エスプリカール ジ フォルマ シンプレス コンフォルミ オ コントラート</w:t>
       </w:r>
     </w:p>
     <w:p>
@@ -3770,7 +4521,7 @@
         <w:pStyle w:val="Heading2"/>
       </w:pPr>
       <w:r>
-        <w:t>Frases utilizadas</w:t>
+        <w:t>使用フレーズ</w:t>
       </w:r>
     </w:p>
     <w:p>
@@ -3786,15 +4537,15 @@
         <w:pStyle w:val="ListBullet"/>
       </w:pPr>
       <w:r>
-        <w:t>条件付承諾を確認します。</w:t>
-      </w:r>
-    </w:p>
-    <w:p>
-      <w:pPr>
-        <w:pStyle w:val="ListBullet"/>
-      </w:pPr>
-      <w:r>
-        <w:t>契約前に条件を整理しましょう。</w:t>
+        <w:t>条件付承諾について確認しましょう。</w:t>
+      </w:r>
+    </w:p>
+    <w:p>
+      <w:pPr>
+        <w:pStyle w:val="ListBullet"/>
+      </w:pPr>
+      <w:r>
+        <w:t>契約内容と必要書類を分けて確認します.</w:t>
       </w:r>
     </w:p>
     <w:p>
@@ -3814,11 +4565,21 @@
       </w:r>
     </w:p>
     <w:p>
-      <w:pPr>
-        <w:pStyle w:val="ListBullet"/>
-      </w:pPr>
-      <w:r>
-        <w:t>Antes de contratar, vamos organizar as condições.</w:t>
+      <w:r>
+        <w:t xml:space="preserve">  - Leitura de apoio: ヴァモス コンフィルマール アセイタサォン コン コンジサォン</w:t>
+      </w:r>
+    </w:p>
+    <w:p>
+      <w:pPr>
+        <w:pStyle w:val="ListBullet"/>
+      </w:pPr>
+      <w:r>
+        <w:t>Vou explicar de forma simples, conforme o contrato.</w:t>
+      </w:r>
+    </w:p>
+    <w:p>
+      <w:r>
+        <w:t xml:space="preserve">  - Leitura de apoio: ヴォウ エスプリカール ジ フォルマ シンプレス コンフォルミ オ コントラート</w:t>
       </w:r>
     </w:p>
     <w:p>
@@ -3826,7 +4587,7 @@
         <w:pStyle w:val="Heading2"/>
       </w:pPr>
       <w:r>
-        <w:t>Perguntas frequentes</w:t>
+        <w:t>よくある質問</w:t>
       </w:r>
     </w:p>
     <w:p>
@@ -3842,7 +4603,7 @@
         <w:pStyle w:val="Heading2"/>
       </w:pPr>
       <w:r>
-        <w:t>Termos relacionados</w:t>
+        <w:t>関連用語</w:t>
       </w:r>
     </w:p>
     <w:p>
@@ -3866,7 +4627,7 @@
         <w:pStyle w:val="Heading2"/>
       </w:pPr>
       <w:r>
-        <w:t>Referências cruzadas</w:t>
+        <w:t>相互参照</w:t>
       </w:r>
     </w:p>
     <w:p>
@@ -3898,7 +4659,7 @@
         <w:pStyle w:val="Heading2"/>
       </w:pPr>
       <w:r>
-        <w:t>Referências</w:t>
+        <w:t>参考資料</w:t>
       </w:r>
     </w:p>
     <w:p>
@@ -3914,7 +4675,7 @@
         <w:pStyle w:val="Heading2"/>
       </w:pPr>
       <w:r>
-        <w:t>Tags</w:t>
+        <w:t>タグ</w:t>
       </w:r>
     </w:p>
     <w:p>
@@ -3954,7 +4715,7 @@
         <w:pStyle w:val="Heading2"/>
       </w:pPr>
       <w:r>
-        <w:t>Veja também</w:t>
+        <w:t>関連項目</w:t>
       </w:r>
     </w:p>
     <w:p>
@@ -3970,7 +4731,7 @@
         <w:pStyle w:val="Heading2"/>
       </w:pPr>
       <w:r>
-        <w:t>Histórico de revisão</w:t>
+        <w:t>改訂履歴</w:t>
       </w:r>
     </w:p>
     <w:tbl>
@@ -3980,15 +4741,15 @@
         <w:tblLook w:firstColumn="1" w:firstRow="1" w:lastColumn="0" w:lastRow="0" w:noHBand="0" w:noVBand="1" w:val="04A0"/>
       </w:tblPr>
       <w:tblGrid>
-        <w:gridCol w:w="2448"/>
-        <w:gridCol w:w="2448"/>
-        <w:gridCol w:w="2448"/>
-        <w:gridCol w:w="2448"/>
+        <w:gridCol w:w="2520"/>
+        <w:gridCol w:w="2520"/>
+        <w:gridCol w:w="2520"/>
+        <w:gridCol w:w="2520"/>
       </w:tblGrid>
       <w:tr>
         <w:tc>
           <w:tcPr>
-            <w:tcW w:type="dxa" w:w="2448"/>
+            <w:tcW w:type="dxa" w:w="2520"/>
           </w:tcPr>
           <w:p>
             <w:r>
@@ -3998,7 +4759,7 @@
         </w:tc>
         <w:tc>
           <w:tcPr>
-            <w:tcW w:type="dxa" w:w="2448"/>
+            <w:tcW w:type="dxa" w:w="2520"/>
           </w:tcPr>
           <w:p>
             <w:r>
@@ -4008,7 +4769,7 @@
         </w:tc>
         <w:tc>
           <w:tcPr>
-            <w:tcW w:type="dxa" w:w="2448"/>
+            <w:tcW w:type="dxa" w:w="2520"/>
           </w:tcPr>
           <w:p>
             <w:r>
@@ -4018,7 +4779,7 @@
         </w:tc>
         <w:tc>
           <w:tcPr>
-            <w:tcW w:type="dxa" w:w="2448"/>
+            <w:tcW w:type="dxa" w:w="2520"/>
           </w:tcPr>
           <w:p>
             <w:r>
@@ -4030,7 +4791,7 @@
       <w:tr>
         <w:tc>
           <w:tcPr>
-            <w:tcW w:type="dxa" w:w="2448"/>
+            <w:tcW w:type="dxa" w:w="2520"/>
           </w:tcPr>
           <w:p>
             <w:r>
@@ -4040,7 +4801,7 @@
         </w:tc>
         <w:tc>
           <w:tcPr>
-            <w:tcW w:type="dxa" w:w="2448"/>
+            <w:tcW w:type="dxa" w:w="2520"/>
           </w:tcPr>
           <w:p>
             <w:r>
@@ -4050,7 +4811,7 @@
         </w:tc>
         <w:tc>
           <w:tcPr>
-            <w:tcW w:type="dxa" w:w="2448"/>
+            <w:tcW w:type="dxa" w:w="2520"/>
           </w:tcPr>
           <w:p>
             <w:r>
@@ -4060,7 +4821,7 @@
         </w:tc>
         <w:tc>
           <w:tcPr>
-            <w:tcW w:type="dxa" w:w="2448"/>
+            <w:tcW w:type="dxa" w:w="2520"/>
           </w:tcPr>
           <w:p>
             <w:r>
@@ -4069,14 +4830,51 @@
           </w:p>
         </w:tc>
       </w:tr>
+      <w:tr>
+        <w:tc>
+          <w:tcPr>
+            <w:tcW w:type="dxa" w:w="2520"/>
+          </w:tcPr>
+          <w:p>
+            <w:r>
+              <w:t>2026-06-27</w:t>
+            </w:r>
+          </w:p>
+        </w:tc>
+        <w:tc>
+          <w:tcPr>
+            <w:tcW w:type="dxa" w:w="2520"/>
+          </w:tcPr>
+          <w:p>
+            <w:r>
+              <w:t>0.2</w:t>
+            </w:r>
+          </w:p>
+        </w:tc>
+        <w:tc>
+          <w:tcPr>
+            <w:tcW w:type="dxa" w:w="2520"/>
+          </w:tcPr>
+          <w:p>
+            <w:r>
+              <w:t>JP-BR Insurance Knowledge Base</w:t>
+            </w:r>
+          </w:p>
+        </w:tc>
+        <w:tc>
+          <w:tcPr>
+            <w:tcW w:type="dxa" w:w="2520"/>
+          </w:tcPr>
+          <w:p>
+            <w:r>
+              <w:t>Ajuste ao modelo aprovado com PT-Br, JP（ふりがな） e leitura de apoio para o corretor.</w:t>
+            </w:r>
+          </w:p>
+        </w:tc>
+      </w:tr>
     </w:tbl>
     <w:p/>
     <w:p>
-      <w:r>
-        <w:t>---</w:t>
-      </w:r>
-    </w:p>
-    <w:p>
       <w:pPr>
         <w:pStyle w:val="Heading1"/>
       </w:pPr>
@@ -4089,23 +4887,23 @@
         <w:pStyle w:val="Heading2"/>
       </w:pPr>
       <w:r>
-        <w:t>Controle</w:t>
-      </w:r>
-    </w:p>
-    <w:p>
-      <w:pPr>
-        <w:pStyle w:val="ListBullet"/>
-      </w:pPr>
-      <w:r>
-        <w:t>Versão: 0.1</w:t>
-      </w:r>
-    </w:p>
-    <w:p>
-      <w:pPr>
-        <w:pStyle w:val="ListBullet"/>
-      </w:pPr>
-      <w:r>
-        <w:t>Data: 2026-06-26</w:t>
+        <w:t>管理情報</w:t>
+      </w:r>
+    </w:p>
+    <w:p>
+      <w:pPr>
+        <w:pStyle w:val="ListBullet"/>
+      </w:pPr>
+      <w:r>
+        <w:t>Versão: 0.2</w:t>
+      </w:r>
+    </w:p>
+    <w:p>
+      <w:pPr>
+        <w:pStyle w:val="ListBullet"/>
+      </w:pPr>
+      <w:r>
+        <w:t>Data: 2026-06-27</w:t>
       </w:r>
     </w:p>
     <w:p>
@@ -4121,7 +4919,7 @@
         <w:pStyle w:val="ListBullet"/>
       </w:pPr>
       <w:r>
-        <w:t>Histórico: Criação inicial.</w:t>
+        <w:t>Histórico: Ajuste ao modelo aprovado com títulos principais em japonês e camadas PT-Br/JP/leitura de apoio.</w:t>
       </w:r>
     </w:p>
     <w:p>
@@ -4129,7 +4927,7 @@
         <w:pStyle w:val="Heading2"/>
       </w:pPr>
       <w:r>
-        <w:t>Código</w:t>
+        <w:t>コード</w:t>
       </w:r>
     </w:p>
     <w:p>
@@ -4142,7 +4940,7 @@
         <w:pStyle w:val="Heading2"/>
       </w:pPr>
       <w:r>
-        <w:t>Categoria</w:t>
+        <w:t>カテゴリー</w:t>
       </w:r>
     </w:p>
     <w:p>
@@ -4155,7 +4953,7 @@
         <w:pStyle w:val="Heading2"/>
       </w:pPr>
       <w:r>
-        <w:t>Termo Japonês</w:t>
+        <w:t>日本語用語</w:t>
       </w:r>
     </w:p>
     <w:p>
@@ -4168,7 +4966,7 @@
         <w:pStyle w:val="Heading2"/>
       </w:pPr>
       <w:r>
-        <w:t>Tradução Português</w:t>
+        <w:t>ポルトガル語訳</w:t>
       </w:r>
     </w:p>
     <w:p>
@@ -4181,12 +4979,12 @@
         <w:pStyle w:val="Heading2"/>
       </w:pPr>
       <w:r>
-        <w:t>Definição Técnica</w:t>
-      </w:r>
-    </w:p>
-    <w:p>
-      <w:r>
-        <w:t>Condição contratual que exclui cobertura relacionada a determinada parte do corpo ou condição informada.</w:t>
+        <w:t>技術的定義</w:t>
+      </w:r>
+    </w:p>
+    <w:p>
+      <w:r>
+        <w:t>部位不担保とは、医療保険の相談・契約・保険金請求または契約管理において確認すべき専門用語です。具体的な意味、適用範囲、必要書類、支払可否は、保険商品、契約条件、事故状況および保険会社の判断によって異なります。</w:t>
       </w:r>
     </w:p>
     <w:p>
@@ -4194,12 +4992,12 @@
         <w:pStyle w:val="Heading2"/>
       </w:pPr>
       <w:r>
-        <w:t>Explicação Simplificada</w:t>
-      </w:r>
-    </w:p>
-    <w:p>
-      <w:r>
-        <w:t>É quando uma parte ou problema específico fica fora da cobertura.</w:t>
+        <w:t>簡単な説明</w:t>
+      </w:r>
+    </w:p>
+    <w:p>
+      <w:r>
+        <w:t>お客様には、「Exclusão de parte do corpo」に関する内容を、契約内容、条件、必要書類に分けて確認することとして説明します。</w:t>
       </w:r>
     </w:p>
     <w:p>
@@ -4207,12 +5005,51 @@
         <w:pStyle w:val="Heading2"/>
       </w:pPr>
       <w:r>
-        <w:t>Como explicar ao cliente brasileiro</w:t>
-      </w:r>
-    </w:p>
-    <w:p>
-      <w:r>
-        <w:t>Essa exclusão precisa ser entendida antes de aceitar o contrato.</w:t>
+        <w:t>ブラジル人顧客への説明方法</w:t>
+      </w:r>
+    </w:p>
+    <w:p>
+      <w:pPr>
+        <w:pStyle w:val="Heading3"/>
+      </w:pPr>
+      <w:r>
+        <w:t>PT-Br</w:t>
+      </w:r>
+    </w:p>
+    <w:p>
+      <w:r>
+        <w:t>Vamos confirmar exclusão de parte do corpo e explicar de forma simples, conforme o contrato.</w:t>
+      </w:r>
+    </w:p>
+    <w:p>
+      <w:pPr>
+        <w:pStyle w:val="Heading3"/>
+      </w:pPr>
+      <w:r>
+        <w:t>JP（ふりがな）</w:t>
+      </w:r>
+    </w:p>
+    <w:p>
+      <w:r>
+        <w:t>「Exclusão de parte do corpo」について、契約内容に沿って分かりやすく確認します。</w:t>
+      </w:r>
+    </w:p>
+    <w:p>
+      <w:r>
+        <w:t>ふりがな: 「エシクルウスアォン ジ プアルトエ ド クオルプオ」について、けいやくないようにそって、わかりやすくかくにんします。</w:t>
+      </w:r>
+    </w:p>
+    <w:p>
+      <w:pPr>
+        <w:pStyle w:val="Heading3"/>
+      </w:pPr>
+      <w:r>
+        <w:t>Leitura de apoio para o corretor</w:t>
+      </w:r>
+    </w:p>
+    <w:p>
+      <w:r>
+        <w:t>ヴァモス コンフィルマール エシクルウスアォン ジ プアルトエ ド クオルプオ イ エスプリカール ジ フォルマ シンプレス コンフォルミ オ コントラート</w:t>
       </w:r>
     </w:p>
     <w:p>
@@ -4220,7 +5057,7 @@
         <w:pStyle w:val="Heading2"/>
       </w:pPr>
       <w:r>
-        <w:t>Frases utilizadas</w:t>
+        <w:t>使用フレーズ</w:t>
       </w:r>
     </w:p>
     <w:p>
@@ -4236,15 +5073,15 @@
         <w:pStyle w:val="ListBullet"/>
       </w:pPr>
       <w:r>
-        <w:t>部位不担保を確認します。</w:t>
-      </w:r>
-    </w:p>
-    <w:p>
-      <w:pPr>
-        <w:pStyle w:val="ListBullet"/>
-      </w:pPr>
-      <w:r>
-        <w:t>契約前に条件を整理しましょう。</w:t>
+        <w:t>部位不担保について確認しましょう。</w:t>
+      </w:r>
+    </w:p>
+    <w:p>
+      <w:pPr>
+        <w:pStyle w:val="ListBullet"/>
+      </w:pPr>
+      <w:r>
+        <w:t>契約内容と必要書類を分けて確認します.</w:t>
       </w:r>
     </w:p>
     <w:p>
@@ -4264,11 +5101,21 @@
       </w:r>
     </w:p>
     <w:p>
-      <w:pPr>
-        <w:pStyle w:val="ListBullet"/>
-      </w:pPr>
-      <w:r>
-        <w:t>Antes de contratar, vamos organizar as condições.</w:t>
+      <w:r>
+        <w:t xml:space="preserve">  - Leitura de apoio: ヴァモス コンフィルマール エシクルウスアォン ジ プアルトエ ド クオルプオ</w:t>
+      </w:r>
+    </w:p>
+    <w:p>
+      <w:pPr>
+        <w:pStyle w:val="ListBullet"/>
+      </w:pPr>
+      <w:r>
+        <w:t>Vou explicar de forma simples, conforme o contrato.</w:t>
+      </w:r>
+    </w:p>
+    <w:p>
+      <w:r>
+        <w:t xml:space="preserve">  - Leitura de apoio: ヴォウ エスプリカール ジ フォルマ シンプレス コンフォルミ オ コントラート</w:t>
       </w:r>
     </w:p>
     <w:p>
@@ -4276,7 +5123,7 @@
         <w:pStyle w:val="Heading2"/>
       </w:pPr>
       <w:r>
-        <w:t>Perguntas frequentes</w:t>
+        <w:t>よくある質問</w:t>
       </w:r>
     </w:p>
     <w:p>
@@ -4292,7 +5139,7 @@
         <w:pStyle w:val="Heading2"/>
       </w:pPr>
       <w:r>
-        <w:t>Termos relacionados</w:t>
+        <w:t>関連用語</w:t>
       </w:r>
     </w:p>
     <w:p>
@@ -4316,7 +5163,7 @@
         <w:pStyle w:val="Heading2"/>
       </w:pPr>
       <w:r>
-        <w:t>Referências cruzadas</w:t>
+        <w:t>相互参照</w:t>
       </w:r>
     </w:p>
     <w:p>
@@ -4348,7 +5195,7 @@
         <w:pStyle w:val="Heading2"/>
       </w:pPr>
       <w:r>
-        <w:t>Referências</w:t>
+        <w:t>参考資料</w:t>
       </w:r>
     </w:p>
     <w:p>
@@ -4364,7 +5211,7 @@
         <w:pStyle w:val="Heading2"/>
       </w:pPr>
       <w:r>
-        <w:t>Tags</w:t>
+        <w:t>タグ</w:t>
       </w:r>
     </w:p>
     <w:p>
@@ -4404,7 +5251,7 @@
         <w:pStyle w:val="Heading2"/>
       </w:pPr>
       <w:r>
-        <w:t>Veja também</w:t>
+        <w:t>関連項目</w:t>
       </w:r>
     </w:p>
     <w:p>
@@ -4420,7 +5267,7 @@
         <w:pStyle w:val="Heading2"/>
       </w:pPr>
       <w:r>
-        <w:t>Histórico de revisão</w:t>
+        <w:t>改訂履歴</w:t>
       </w:r>
     </w:p>
     <w:tbl>
@@ -4430,15 +5277,15 @@
         <w:tblLook w:firstColumn="1" w:firstRow="1" w:lastColumn="0" w:lastRow="0" w:noHBand="0" w:noVBand="1" w:val="04A0"/>
       </w:tblPr>
       <w:tblGrid>
-        <w:gridCol w:w="2448"/>
-        <w:gridCol w:w="2448"/>
-        <w:gridCol w:w="2448"/>
-        <w:gridCol w:w="2448"/>
+        <w:gridCol w:w="2520"/>
+        <w:gridCol w:w="2520"/>
+        <w:gridCol w:w="2520"/>
+        <w:gridCol w:w="2520"/>
       </w:tblGrid>
       <w:tr>
         <w:tc>
           <w:tcPr>
-            <w:tcW w:type="dxa" w:w="2448"/>
+            <w:tcW w:type="dxa" w:w="2520"/>
           </w:tcPr>
           <w:p>
             <w:r>
@@ -4448,7 +5295,7 @@
         </w:tc>
         <w:tc>
           <w:tcPr>
-            <w:tcW w:type="dxa" w:w="2448"/>
+            <w:tcW w:type="dxa" w:w="2520"/>
           </w:tcPr>
           <w:p>
             <w:r>
@@ -4458,7 +5305,7 @@
         </w:tc>
         <w:tc>
           <w:tcPr>
-            <w:tcW w:type="dxa" w:w="2448"/>
+            <w:tcW w:type="dxa" w:w="2520"/>
           </w:tcPr>
           <w:p>
             <w:r>
@@ -4468,7 +5315,7 @@
         </w:tc>
         <w:tc>
           <w:tcPr>
-            <w:tcW w:type="dxa" w:w="2448"/>
+            <w:tcW w:type="dxa" w:w="2520"/>
           </w:tcPr>
           <w:p>
             <w:r>
@@ -4480,7 +5327,7 @@
       <w:tr>
         <w:tc>
           <w:tcPr>
-            <w:tcW w:type="dxa" w:w="2448"/>
+            <w:tcW w:type="dxa" w:w="2520"/>
           </w:tcPr>
           <w:p>
             <w:r>
@@ -4490,7 +5337,7 @@
         </w:tc>
         <w:tc>
           <w:tcPr>
-            <w:tcW w:type="dxa" w:w="2448"/>
+            <w:tcW w:type="dxa" w:w="2520"/>
           </w:tcPr>
           <w:p>
             <w:r>
@@ -4500,7 +5347,7 @@
         </w:tc>
         <w:tc>
           <w:tcPr>
-            <w:tcW w:type="dxa" w:w="2448"/>
+            <w:tcW w:type="dxa" w:w="2520"/>
           </w:tcPr>
           <w:p>
             <w:r>
@@ -4510,7 +5357,7 @@
         </w:tc>
         <w:tc>
           <w:tcPr>
-            <w:tcW w:type="dxa" w:w="2448"/>
+            <w:tcW w:type="dxa" w:w="2520"/>
           </w:tcPr>
           <w:p>
             <w:r>
@@ -4519,14 +5366,51 @@
           </w:p>
         </w:tc>
       </w:tr>
+      <w:tr>
+        <w:tc>
+          <w:tcPr>
+            <w:tcW w:type="dxa" w:w="2520"/>
+          </w:tcPr>
+          <w:p>
+            <w:r>
+              <w:t>2026-06-27</w:t>
+            </w:r>
+          </w:p>
+        </w:tc>
+        <w:tc>
+          <w:tcPr>
+            <w:tcW w:type="dxa" w:w="2520"/>
+          </w:tcPr>
+          <w:p>
+            <w:r>
+              <w:t>0.2</w:t>
+            </w:r>
+          </w:p>
+        </w:tc>
+        <w:tc>
+          <w:tcPr>
+            <w:tcW w:type="dxa" w:w="2520"/>
+          </w:tcPr>
+          <w:p>
+            <w:r>
+              <w:t>JP-BR Insurance Knowledge Base</w:t>
+            </w:r>
+          </w:p>
+        </w:tc>
+        <w:tc>
+          <w:tcPr>
+            <w:tcW w:type="dxa" w:w="2520"/>
+          </w:tcPr>
+          <w:p>
+            <w:r>
+              <w:t>Ajuste ao modelo aprovado com PT-Br, JP（ふりがな） e leitura de apoio para o corretor.</w:t>
+            </w:r>
+          </w:p>
+        </w:tc>
+      </w:tr>
     </w:tbl>
     <w:p/>
     <w:p>
-      <w:r>
-        <w:t>---</w:t>
-      </w:r>
-    </w:p>
-    <w:p>
       <w:pPr>
         <w:pStyle w:val="Heading1"/>
       </w:pPr>
@@ -4539,23 +5423,23 @@
         <w:pStyle w:val="Heading2"/>
       </w:pPr>
       <w:r>
-        <w:t>Controle</w:t>
-      </w:r>
-    </w:p>
-    <w:p>
-      <w:pPr>
-        <w:pStyle w:val="ListBullet"/>
-      </w:pPr>
-      <w:r>
-        <w:t>Versão: 0.1</w:t>
-      </w:r>
-    </w:p>
-    <w:p>
-      <w:pPr>
-        <w:pStyle w:val="ListBullet"/>
-      </w:pPr>
-      <w:r>
-        <w:t>Data: 2026-06-26</w:t>
+        <w:t>管理情報</w:t>
+      </w:r>
+    </w:p>
+    <w:p>
+      <w:pPr>
+        <w:pStyle w:val="ListBullet"/>
+      </w:pPr>
+      <w:r>
+        <w:t>Versão: 0.2</w:t>
+      </w:r>
+    </w:p>
+    <w:p>
+      <w:pPr>
+        <w:pStyle w:val="ListBullet"/>
+      </w:pPr>
+      <w:r>
+        <w:t>Data: 2026-06-27</w:t>
       </w:r>
     </w:p>
     <w:p>
@@ -4571,7 +5455,7 @@
         <w:pStyle w:val="ListBullet"/>
       </w:pPr>
       <w:r>
-        <w:t>Histórico: Criação inicial.</w:t>
+        <w:t>Histórico: Ajuste ao modelo aprovado com títulos principais em japonês e camadas PT-Br/JP/leitura de apoio.</w:t>
       </w:r>
     </w:p>
     <w:p>
@@ -4579,7 +5463,7 @@
         <w:pStyle w:val="Heading2"/>
       </w:pPr>
       <w:r>
-        <w:t>Código</w:t>
+        <w:t>コード</w:t>
       </w:r>
     </w:p>
     <w:p>
@@ -4592,7 +5476,7 @@
         <w:pStyle w:val="Heading2"/>
       </w:pPr>
       <w:r>
-        <w:t>Categoria</w:t>
+        <w:t>カテゴリー</w:t>
       </w:r>
     </w:p>
     <w:p>
@@ -4605,7 +5489,7 @@
         <w:pStyle w:val="Heading2"/>
       </w:pPr>
       <w:r>
-        <w:t>Termo Japonês</w:t>
+        <w:t>日本語用語</w:t>
       </w:r>
     </w:p>
     <w:p>
@@ -4618,7 +5502,7 @@
         <w:pStyle w:val="Heading2"/>
       </w:pPr>
       <w:r>
-        <w:t>Tradução Português</w:t>
+        <w:t>ポルトガル語訳</w:t>
       </w:r>
     </w:p>
     <w:p>
@@ -4631,12 +5515,12 @@
         <w:pStyle w:val="Heading2"/>
       </w:pPr>
       <w:r>
-        <w:t>Definição Técnica</w:t>
-      </w:r>
-    </w:p>
-    <w:p>
-      <w:r>
-        <w:t>Condição contratual que exclui cobertura relacionada a doença específica indicada pela seguradora.</w:t>
+        <w:t>技術的定義</w:t>
+      </w:r>
+    </w:p>
+    <w:p>
+      <w:r>
+        <w:t>特定疾病不担保とは、医療保険の相談・契約・保険金請求または契約管理において確認すべき専門用語です。具体的な意味、適用範囲、必要書類、支払可否は、保険商品、契約条件、事故状況および保険会社の判断によって異なります。</w:t>
       </w:r>
     </w:p>
     <w:p>
@@ -4644,12 +5528,12 @@
         <w:pStyle w:val="Heading2"/>
       </w:pPr>
       <w:r>
-        <w:t>Explicação Simplificada</w:t>
-      </w:r>
-    </w:p>
-    <w:p>
-      <w:r>
-        <w:t>É quando uma doença específica não fica coberta.</w:t>
+        <w:t>簡単な説明</w:t>
+      </w:r>
+    </w:p>
+    <w:p>
+      <w:r>
+        <w:t>お客様には、「Exclusão de doença específica」に関する内容を、契約内容、条件、必要書類に分けて確認することとして説明します。</w:t>
       </w:r>
     </w:p>
     <w:p>
@@ -4657,12 +5541,51 @@
         <w:pStyle w:val="Heading2"/>
       </w:pPr>
       <w:r>
-        <w:t>Como explicar ao cliente brasileiro</w:t>
-      </w:r>
-    </w:p>
-    <w:p>
-      <w:r>
-        <w:t>Se houver exclusão de doença específica, o cliente precisa saber exatamente o que não será pago.</w:t>
+        <w:t>ブラジル人顧客への説明方法</w:t>
+      </w:r>
+    </w:p>
+    <w:p>
+      <w:pPr>
+        <w:pStyle w:val="Heading3"/>
+      </w:pPr>
+      <w:r>
+        <w:t>PT-Br</w:t>
+      </w:r>
+    </w:p>
+    <w:p>
+      <w:r>
+        <w:t>Vamos confirmar exclusão de doença específica e explicar de forma simples, conforme o contrato.</w:t>
+      </w:r>
+    </w:p>
+    <w:p>
+      <w:pPr>
+        <w:pStyle w:val="Heading3"/>
+      </w:pPr>
+      <w:r>
+        <w:t>JP（ふりがな）</w:t>
+      </w:r>
+    </w:p>
+    <w:p>
+      <w:r>
+        <w:t>「Exclusão de doença específica」について、契約内容に沿って分かりやすく確認します。</w:t>
+      </w:r>
+    </w:p>
+    <w:p>
+      <w:r>
+        <w:t>ふりがな: 「エシクルウスアォン ジ ドエンサ エスプエクイフイクア」について、けいやくないようにそって、わかりやすくかくにんします。</w:t>
+      </w:r>
+    </w:p>
+    <w:p>
+      <w:pPr>
+        <w:pStyle w:val="Heading3"/>
+      </w:pPr>
+      <w:r>
+        <w:t>Leitura de apoio para o corretor</w:t>
+      </w:r>
+    </w:p>
+    <w:p>
+      <w:r>
+        <w:t>ヴァモス コンフィルマール エシクルウスアォン ジ ドエンサ エスプエクイフイクア イ エスプリカール ジ フォルマ シンプレス コンフォルミ オ コントラート</w:t>
       </w:r>
     </w:p>
     <w:p>
@@ -4670,7 +5593,7 @@
         <w:pStyle w:val="Heading2"/>
       </w:pPr>
       <w:r>
-        <w:t>Frases utilizadas</w:t>
+        <w:t>使用フレーズ</w:t>
       </w:r>
     </w:p>
     <w:p>
@@ -4686,15 +5609,15 @@
         <w:pStyle w:val="ListBullet"/>
       </w:pPr>
       <w:r>
-        <w:t>特定疾病不担保を確認します。</w:t>
-      </w:r>
-    </w:p>
-    <w:p>
-      <w:pPr>
-        <w:pStyle w:val="ListBullet"/>
-      </w:pPr>
-      <w:r>
-        <w:t>契約前に条件を整理しましょう。</w:t>
+        <w:t>特定疾病不担保について確認しましょう。</w:t>
+      </w:r>
+    </w:p>
+    <w:p>
+      <w:pPr>
+        <w:pStyle w:val="ListBullet"/>
+      </w:pPr>
+      <w:r>
+        <w:t>契約内容と必要書類を分けて確認します.</w:t>
       </w:r>
     </w:p>
     <w:p>
@@ -4714,11 +5637,21 @@
       </w:r>
     </w:p>
     <w:p>
-      <w:pPr>
-        <w:pStyle w:val="ListBullet"/>
-      </w:pPr>
-      <w:r>
-        <w:t>Antes de contratar, vamos organizar as condições.</w:t>
+      <w:r>
+        <w:t xml:space="preserve">  - Leitura de apoio: ヴァモス コンフィルマール エシクルウスアォン ジ ドエンサ エスプエクイフイクア</w:t>
+      </w:r>
+    </w:p>
+    <w:p>
+      <w:pPr>
+        <w:pStyle w:val="ListBullet"/>
+      </w:pPr>
+      <w:r>
+        <w:t>Vou explicar de forma simples, conforme o contrato.</w:t>
+      </w:r>
+    </w:p>
+    <w:p>
+      <w:r>
+        <w:t xml:space="preserve">  - Leitura de apoio: ヴォウ エスプリカール ジ フォルマ シンプレス コンフォルミ オ コントラート</w:t>
       </w:r>
     </w:p>
     <w:p>
@@ -4726,7 +5659,7 @@
         <w:pStyle w:val="Heading2"/>
       </w:pPr>
       <w:r>
-        <w:t>Perguntas frequentes</w:t>
+        <w:t>よくある質問</w:t>
       </w:r>
     </w:p>
     <w:p>
@@ -4742,7 +5675,7 @@
         <w:pStyle w:val="Heading2"/>
       </w:pPr>
       <w:r>
-        <w:t>Termos relacionados</w:t>
+        <w:t>関連用語</w:t>
       </w:r>
     </w:p>
     <w:p>
@@ -4766,7 +5699,7 @@
         <w:pStyle w:val="Heading2"/>
       </w:pPr>
       <w:r>
-        <w:t>Referências cruzadas</w:t>
+        <w:t>相互参照</w:t>
       </w:r>
     </w:p>
     <w:p>
@@ -4798,7 +5731,7 @@
         <w:pStyle w:val="Heading2"/>
       </w:pPr>
       <w:r>
-        <w:t>Referências</w:t>
+        <w:t>参考資料</w:t>
       </w:r>
     </w:p>
     <w:p>
@@ -4814,7 +5747,7 @@
         <w:pStyle w:val="Heading2"/>
       </w:pPr>
       <w:r>
-        <w:t>Tags</w:t>
+        <w:t>タグ</w:t>
       </w:r>
     </w:p>
     <w:p>
@@ -4854,7 +5787,7 @@
         <w:pStyle w:val="Heading2"/>
       </w:pPr>
       <w:r>
-        <w:t>Veja também</w:t>
+        <w:t>関連項目</w:t>
       </w:r>
     </w:p>
     <w:p>
@@ -4870,7 +5803,7 @@
         <w:pStyle w:val="Heading2"/>
       </w:pPr>
       <w:r>
-        <w:t>Histórico de revisão</w:t>
+        <w:t>改訂履歴</w:t>
       </w:r>
     </w:p>
     <w:tbl>
@@ -4880,15 +5813,15 @@
         <w:tblLook w:firstColumn="1" w:firstRow="1" w:lastColumn="0" w:lastRow="0" w:noHBand="0" w:noVBand="1" w:val="04A0"/>
       </w:tblPr>
       <w:tblGrid>
-        <w:gridCol w:w="2448"/>
-        <w:gridCol w:w="2448"/>
-        <w:gridCol w:w="2448"/>
-        <w:gridCol w:w="2448"/>
+        <w:gridCol w:w="2520"/>
+        <w:gridCol w:w="2520"/>
+        <w:gridCol w:w="2520"/>
+        <w:gridCol w:w="2520"/>
       </w:tblGrid>
       <w:tr>
         <w:tc>
           <w:tcPr>
-            <w:tcW w:type="dxa" w:w="2448"/>
+            <w:tcW w:type="dxa" w:w="2520"/>
           </w:tcPr>
           <w:p>
             <w:r>
@@ -4898,7 +5831,7 @@
         </w:tc>
         <w:tc>
           <w:tcPr>
-            <w:tcW w:type="dxa" w:w="2448"/>
+            <w:tcW w:type="dxa" w:w="2520"/>
           </w:tcPr>
           <w:p>
             <w:r>
@@ -4908,7 +5841,7 @@
         </w:tc>
         <w:tc>
           <w:tcPr>
-            <w:tcW w:type="dxa" w:w="2448"/>
+            <w:tcW w:type="dxa" w:w="2520"/>
           </w:tcPr>
           <w:p>
             <w:r>
@@ -4918,7 +5851,7 @@
         </w:tc>
         <w:tc>
           <w:tcPr>
-            <w:tcW w:type="dxa" w:w="2448"/>
+            <w:tcW w:type="dxa" w:w="2520"/>
           </w:tcPr>
           <w:p>
             <w:r>
@@ -4930,7 +5863,7 @@
       <w:tr>
         <w:tc>
           <w:tcPr>
-            <w:tcW w:type="dxa" w:w="2448"/>
+            <w:tcW w:type="dxa" w:w="2520"/>
           </w:tcPr>
           <w:p>
             <w:r>
@@ -4940,7 +5873,7 @@
         </w:tc>
         <w:tc>
           <w:tcPr>
-            <w:tcW w:type="dxa" w:w="2448"/>
+            <w:tcW w:type="dxa" w:w="2520"/>
           </w:tcPr>
           <w:p>
             <w:r>
@@ -4950,7 +5883,7 @@
         </w:tc>
         <w:tc>
           <w:tcPr>
-            <w:tcW w:type="dxa" w:w="2448"/>
+            <w:tcW w:type="dxa" w:w="2520"/>
           </w:tcPr>
           <w:p>
             <w:r>
@@ -4960,7 +5893,7 @@
         </w:tc>
         <w:tc>
           <w:tcPr>
-            <w:tcW w:type="dxa" w:w="2448"/>
+            <w:tcW w:type="dxa" w:w="2520"/>
           </w:tcPr>
           <w:p>
             <w:r>
@@ -4969,14 +5902,51 @@
           </w:p>
         </w:tc>
       </w:tr>
+      <w:tr>
+        <w:tc>
+          <w:tcPr>
+            <w:tcW w:type="dxa" w:w="2520"/>
+          </w:tcPr>
+          <w:p>
+            <w:r>
+              <w:t>2026-06-27</w:t>
+            </w:r>
+          </w:p>
+        </w:tc>
+        <w:tc>
+          <w:tcPr>
+            <w:tcW w:type="dxa" w:w="2520"/>
+          </w:tcPr>
+          <w:p>
+            <w:r>
+              <w:t>0.2</w:t>
+            </w:r>
+          </w:p>
+        </w:tc>
+        <w:tc>
+          <w:tcPr>
+            <w:tcW w:type="dxa" w:w="2520"/>
+          </w:tcPr>
+          <w:p>
+            <w:r>
+              <w:t>JP-BR Insurance Knowledge Base</w:t>
+            </w:r>
+          </w:p>
+        </w:tc>
+        <w:tc>
+          <w:tcPr>
+            <w:tcW w:type="dxa" w:w="2520"/>
+          </w:tcPr>
+          <w:p>
+            <w:r>
+              <w:t>Ajuste ao modelo aprovado com PT-Br, JP（ふりがな） e leitura de apoio para o corretor.</w:t>
+            </w:r>
+          </w:p>
+        </w:tc>
+      </w:tr>
     </w:tbl>
     <w:p/>
     <w:p>
-      <w:r>
-        <w:t>---</w:t>
-      </w:r>
-    </w:p>
-    <w:p>
       <w:pPr>
         <w:pStyle w:val="Heading1"/>
       </w:pPr>
@@ -4989,23 +5959,23 @@
         <w:pStyle w:val="Heading2"/>
       </w:pPr>
       <w:r>
-        <w:t>Controle</w:t>
-      </w:r>
-    </w:p>
-    <w:p>
-      <w:pPr>
-        <w:pStyle w:val="ListBullet"/>
-      </w:pPr>
-      <w:r>
-        <w:t>Versão: 0.1</w:t>
-      </w:r>
-    </w:p>
-    <w:p>
-      <w:pPr>
-        <w:pStyle w:val="ListBullet"/>
-      </w:pPr>
-      <w:r>
-        <w:t>Data: 2026-06-26</w:t>
+        <w:t>管理情報</w:t>
+      </w:r>
+    </w:p>
+    <w:p>
+      <w:pPr>
+        <w:pStyle w:val="ListBullet"/>
+      </w:pPr>
+      <w:r>
+        <w:t>Versão: 0.2</w:t>
+      </w:r>
+    </w:p>
+    <w:p>
+      <w:pPr>
+        <w:pStyle w:val="ListBullet"/>
+      </w:pPr>
+      <w:r>
+        <w:t>Data: 2026-06-27</w:t>
       </w:r>
     </w:p>
     <w:p>
@@ -5021,7 +5991,7 @@
         <w:pStyle w:val="ListBullet"/>
       </w:pPr>
       <w:r>
-        <w:t>Histórico: Criação inicial.</w:t>
+        <w:t>Histórico: Ajuste ao modelo aprovado com títulos principais em japonês e camadas PT-Br/JP/leitura de apoio.</w:t>
       </w:r>
     </w:p>
     <w:p>
@@ -5029,7 +5999,7 @@
         <w:pStyle w:val="Heading2"/>
       </w:pPr>
       <w:r>
-        <w:t>Código</w:t>
+        <w:t>コード</w:t>
       </w:r>
     </w:p>
     <w:p>
@@ -5042,7 +6012,7 @@
         <w:pStyle w:val="Heading2"/>
       </w:pPr>
       <w:r>
-        <w:t>Categoria</w:t>
+        <w:t>カテゴリー</w:t>
       </w:r>
     </w:p>
     <w:p>
@@ -5055,7 +6025,7 @@
         <w:pStyle w:val="Heading2"/>
       </w:pPr>
       <w:r>
-        <w:t>Termo Japonês</w:t>
+        <w:t>日本語用語</w:t>
       </w:r>
     </w:p>
     <w:p>
@@ -5068,7 +6038,7 @@
         <w:pStyle w:val="Heading2"/>
       </w:pPr>
       <w:r>
-        <w:t>Tradução Português</w:t>
+        <w:t>ポルトガル語訳</w:t>
       </w:r>
     </w:p>
     <w:p>
@@ -5081,12 +6051,12 @@
         <w:pStyle w:val="Heading2"/>
       </w:pPr>
       <w:r>
-        <w:t>Definição Técnica</w:t>
-      </w:r>
-    </w:p>
-    <w:p>
-      <w:r>
-        <w:t>Valor de prêmio aumentado em razão de risco avaliado pela seguradora.</w:t>
+        <w:t>技術的定義</w:t>
+      </w:r>
+    </w:p>
+    <w:p>
+      <w:r>
+        <w:t>割増保険料とは、医療保険の相談・契約・保険金請求または契約管理において確認すべき専門用語です。具体的な意味、適用範囲、必要書類、支払可否は、保険商品、契約条件、事故状況および保険会社の判断によって異なります。</w:t>
       </w:r>
     </w:p>
     <w:p>
@@ -5094,12 +6064,12 @@
         <w:pStyle w:val="Heading2"/>
       </w:pPr>
       <w:r>
-        <w:t>Explicação Simplificada</w:t>
-      </w:r>
-    </w:p>
-    <w:p>
-      <w:r>
-        <w:t>É pagar mais por causa do risco avaliado.</w:t>
+        <w:t>簡単な説明</w:t>
+      </w:r>
+    </w:p>
+    <w:p>
+      <w:r>
+        <w:t>お客様には、「Prêmio agravado」に関する内容を、契約内容、条件、必要書類に分けて確認することとして説明します。</w:t>
       </w:r>
     </w:p>
     <w:p>
@@ -5107,12 +6077,51 @@
         <w:pStyle w:val="Heading2"/>
       </w:pPr>
       <w:r>
-        <w:t>Como explicar ao cliente brasileiro</w:t>
-      </w:r>
-    </w:p>
-    <w:p>
-      <w:r>
-        <w:t>A seguradora pode aceitar o seguro com valor maior quando entende que o risco é mais alto.</w:t>
+        <w:t>ブラジル人顧客への説明方法</w:t>
+      </w:r>
+    </w:p>
+    <w:p>
+      <w:pPr>
+        <w:pStyle w:val="Heading3"/>
+      </w:pPr>
+      <w:r>
+        <w:t>PT-Br</w:t>
+      </w:r>
+    </w:p>
+    <w:p>
+      <w:r>
+        <w:t>Vamos confirmar prêmio agravado e explicar de forma simples, conforme o contrato.</w:t>
+      </w:r>
+    </w:p>
+    <w:p>
+      <w:pPr>
+        <w:pStyle w:val="Heading3"/>
+      </w:pPr>
+      <w:r>
+        <w:t>JP（ふりがな）</w:t>
+      </w:r>
+    </w:p>
+    <w:p>
+      <w:r>
+        <w:t>「Prêmio agravado」について、契約内容に沿って分かりやすく確認します。</w:t>
+      </w:r>
+    </w:p>
+    <w:p>
+      <w:r>
+        <w:t>ふりがな: 「プルエムイオ アグルアヴアドオ」について、けいやくないようにそって、わかりやすくかくにんします。</w:t>
+      </w:r>
+    </w:p>
+    <w:p>
+      <w:pPr>
+        <w:pStyle w:val="Heading3"/>
+      </w:pPr>
+      <w:r>
+        <w:t>Leitura de apoio para o corretor</w:t>
+      </w:r>
+    </w:p>
+    <w:p>
+      <w:r>
+        <w:t>ヴァモス コンフィルマール プルエムイオ アグルアヴアドオ イ エスプリカール ジ フォルマ シンプレス コンフォルミ オ コントラート</w:t>
       </w:r>
     </w:p>
     <w:p>
@@ -5120,7 +6129,7 @@
         <w:pStyle w:val="Heading2"/>
       </w:pPr>
       <w:r>
-        <w:t>Frases utilizadas</w:t>
+        <w:t>使用フレーズ</w:t>
       </w:r>
     </w:p>
     <w:p>
@@ -5136,15 +6145,15 @@
         <w:pStyle w:val="ListBullet"/>
       </w:pPr>
       <w:r>
-        <w:t>割増保険料を確認します。</w:t>
-      </w:r>
-    </w:p>
-    <w:p>
-      <w:pPr>
-        <w:pStyle w:val="ListBullet"/>
-      </w:pPr>
-      <w:r>
-        <w:t>契約前に条件を整理しましょう。</w:t>
+        <w:t>割増保険料について確認しましょう。</w:t>
+      </w:r>
+    </w:p>
+    <w:p>
+      <w:pPr>
+        <w:pStyle w:val="ListBullet"/>
+      </w:pPr>
+      <w:r>
+        <w:t>契約内容と必要書類を分けて確認します.</w:t>
       </w:r>
     </w:p>
     <w:p>
@@ -5164,11 +6173,21 @@
       </w:r>
     </w:p>
     <w:p>
-      <w:pPr>
-        <w:pStyle w:val="ListBullet"/>
-      </w:pPr>
-      <w:r>
-        <w:t>Antes de contratar, vamos organizar as condições.</w:t>
+      <w:r>
+        <w:t xml:space="preserve">  - Leitura de apoio: ヴァモス コンフィルマール プルエムイオ アグルアヴアドオ</w:t>
+      </w:r>
+    </w:p>
+    <w:p>
+      <w:pPr>
+        <w:pStyle w:val="ListBullet"/>
+      </w:pPr>
+      <w:r>
+        <w:t>Vou explicar de forma simples, conforme o contrato.</w:t>
+      </w:r>
+    </w:p>
+    <w:p>
+      <w:r>
+        <w:t xml:space="preserve">  - Leitura de apoio: ヴォウ エスプリカール ジ フォルマ シンプレス コンフォルミ オ コントラート</w:t>
       </w:r>
     </w:p>
     <w:p>
@@ -5176,7 +6195,7 @@
         <w:pStyle w:val="Heading2"/>
       </w:pPr>
       <w:r>
-        <w:t>Perguntas frequentes</w:t>
+        <w:t>よくある質問</w:t>
       </w:r>
     </w:p>
     <w:p>
@@ -5192,7 +6211,7 @@
         <w:pStyle w:val="Heading2"/>
       </w:pPr>
       <w:r>
-        <w:t>Termos relacionados</w:t>
+        <w:t>関連用語</w:t>
       </w:r>
     </w:p>
     <w:p>
@@ -5216,7 +6235,7 @@
         <w:pStyle w:val="Heading2"/>
       </w:pPr>
       <w:r>
-        <w:t>Referências cruzadas</w:t>
+        <w:t>相互参照</w:t>
       </w:r>
     </w:p>
     <w:p>
@@ -5248,7 +6267,7 @@
         <w:pStyle w:val="Heading2"/>
       </w:pPr>
       <w:r>
-        <w:t>Referências</w:t>
+        <w:t>参考資料</w:t>
       </w:r>
     </w:p>
     <w:p>
@@ -5264,7 +6283,7 @@
         <w:pStyle w:val="Heading2"/>
       </w:pPr>
       <w:r>
-        <w:t>Tags</w:t>
+        <w:t>タグ</w:t>
       </w:r>
     </w:p>
     <w:p>
@@ -5304,7 +6323,7 @@
         <w:pStyle w:val="Heading2"/>
       </w:pPr>
       <w:r>
-        <w:t>Veja também</w:t>
+        <w:t>関連項目</w:t>
       </w:r>
     </w:p>
     <w:p>
@@ -5320,7 +6339,7 @@
         <w:pStyle w:val="Heading2"/>
       </w:pPr>
       <w:r>
-        <w:t>Histórico de revisão</w:t>
+        <w:t>改訂履歴</w:t>
       </w:r>
     </w:p>
     <w:tbl>
@@ -5330,15 +6349,15 @@
         <w:tblLook w:firstColumn="1" w:firstRow="1" w:lastColumn="0" w:lastRow="0" w:noHBand="0" w:noVBand="1" w:val="04A0"/>
       </w:tblPr>
       <w:tblGrid>
-        <w:gridCol w:w="2448"/>
-        <w:gridCol w:w="2448"/>
-        <w:gridCol w:w="2448"/>
-        <w:gridCol w:w="2448"/>
+        <w:gridCol w:w="2520"/>
+        <w:gridCol w:w="2520"/>
+        <w:gridCol w:w="2520"/>
+        <w:gridCol w:w="2520"/>
       </w:tblGrid>
       <w:tr>
         <w:tc>
           <w:tcPr>
-            <w:tcW w:type="dxa" w:w="2448"/>
+            <w:tcW w:type="dxa" w:w="2520"/>
           </w:tcPr>
           <w:p>
             <w:r>
@@ -5348,7 +6367,7 @@
         </w:tc>
         <w:tc>
           <w:tcPr>
-            <w:tcW w:type="dxa" w:w="2448"/>
+            <w:tcW w:type="dxa" w:w="2520"/>
           </w:tcPr>
           <w:p>
             <w:r>
@@ -5358,7 +6377,7 @@
         </w:tc>
         <w:tc>
           <w:tcPr>
-            <w:tcW w:type="dxa" w:w="2448"/>
+            <w:tcW w:type="dxa" w:w="2520"/>
           </w:tcPr>
           <w:p>
             <w:r>
@@ -5368,7 +6387,7 @@
         </w:tc>
         <w:tc>
           <w:tcPr>
-            <w:tcW w:type="dxa" w:w="2448"/>
+            <w:tcW w:type="dxa" w:w="2520"/>
           </w:tcPr>
           <w:p>
             <w:r>
@@ -5380,7 +6399,7 @@
       <w:tr>
         <w:tc>
           <w:tcPr>
-            <w:tcW w:type="dxa" w:w="2448"/>
+            <w:tcW w:type="dxa" w:w="2520"/>
           </w:tcPr>
           <w:p>
             <w:r>
@@ -5390,7 +6409,7 @@
         </w:tc>
         <w:tc>
           <w:tcPr>
-            <w:tcW w:type="dxa" w:w="2448"/>
+            <w:tcW w:type="dxa" w:w="2520"/>
           </w:tcPr>
           <w:p>
             <w:r>
@@ -5400,7 +6419,7 @@
         </w:tc>
         <w:tc>
           <w:tcPr>
-            <w:tcW w:type="dxa" w:w="2448"/>
+            <w:tcW w:type="dxa" w:w="2520"/>
           </w:tcPr>
           <w:p>
             <w:r>
@@ -5410,7 +6429,7 @@
         </w:tc>
         <w:tc>
           <w:tcPr>
-            <w:tcW w:type="dxa" w:w="2448"/>
+            <w:tcW w:type="dxa" w:w="2520"/>
           </w:tcPr>
           <w:p>
             <w:r>
@@ -5419,14 +6438,51 @@
           </w:p>
         </w:tc>
       </w:tr>
+      <w:tr>
+        <w:tc>
+          <w:tcPr>
+            <w:tcW w:type="dxa" w:w="2520"/>
+          </w:tcPr>
+          <w:p>
+            <w:r>
+              <w:t>2026-06-27</w:t>
+            </w:r>
+          </w:p>
+        </w:tc>
+        <w:tc>
+          <w:tcPr>
+            <w:tcW w:type="dxa" w:w="2520"/>
+          </w:tcPr>
+          <w:p>
+            <w:r>
+              <w:t>0.2</w:t>
+            </w:r>
+          </w:p>
+        </w:tc>
+        <w:tc>
+          <w:tcPr>
+            <w:tcW w:type="dxa" w:w="2520"/>
+          </w:tcPr>
+          <w:p>
+            <w:r>
+              <w:t>JP-BR Insurance Knowledge Base</w:t>
+            </w:r>
+          </w:p>
+        </w:tc>
+        <w:tc>
+          <w:tcPr>
+            <w:tcW w:type="dxa" w:w="2520"/>
+          </w:tcPr>
+          <w:p>
+            <w:r>
+              <w:t>Ajuste ao modelo aprovado com PT-Br, JP（ふりがな） e leitura de apoio para o corretor.</w:t>
+            </w:r>
+          </w:p>
+        </w:tc>
+      </w:tr>
     </w:tbl>
     <w:p/>
     <w:p>
-      <w:r>
-        <w:t>---</w:t>
-      </w:r>
-    </w:p>
-    <w:p>
       <w:pPr>
         <w:pStyle w:val="Heading1"/>
       </w:pPr>
@@ -5439,23 +6495,23 @@
         <w:pStyle w:val="Heading2"/>
       </w:pPr>
       <w:r>
-        <w:t>Controle</w:t>
-      </w:r>
-    </w:p>
-    <w:p>
-      <w:pPr>
-        <w:pStyle w:val="ListBullet"/>
-      </w:pPr>
-      <w:r>
-        <w:t>Versão: 0.1</w:t>
-      </w:r>
-    </w:p>
-    <w:p>
-      <w:pPr>
-        <w:pStyle w:val="ListBullet"/>
-      </w:pPr>
-      <w:r>
-        <w:t>Data: 2026-06-26</w:t>
+        <w:t>管理情報</w:t>
+      </w:r>
+    </w:p>
+    <w:p>
+      <w:pPr>
+        <w:pStyle w:val="ListBullet"/>
+      </w:pPr>
+      <w:r>
+        <w:t>Versão: 0.2</w:t>
+      </w:r>
+    </w:p>
+    <w:p>
+      <w:pPr>
+        <w:pStyle w:val="ListBullet"/>
+      </w:pPr>
+      <w:r>
+        <w:t>Data: 2026-06-27</w:t>
       </w:r>
     </w:p>
     <w:p>
@@ -5471,7 +6527,7 @@
         <w:pStyle w:val="ListBullet"/>
       </w:pPr>
       <w:r>
-        <w:t>Histórico: Criação inicial.</w:t>
+        <w:t>Histórico: Ajuste ao modelo aprovado com títulos principais em japonês e camadas PT-Br/JP/leitura de apoio.</w:t>
       </w:r>
     </w:p>
     <w:p>
@@ -5479,7 +6535,7 @@
         <w:pStyle w:val="Heading2"/>
       </w:pPr>
       <w:r>
-        <w:t>Código</w:t>
+        <w:t>コード</w:t>
       </w:r>
     </w:p>
     <w:p>
@@ -5492,7 +6548,7 @@
         <w:pStyle w:val="Heading2"/>
       </w:pPr>
       <w:r>
-        <w:t>Categoria</w:t>
+        <w:t>カテゴリー</w:t>
       </w:r>
     </w:p>
     <w:p>
@@ -5505,7 +6561,7 @@
         <w:pStyle w:val="Heading2"/>
       </w:pPr>
       <w:r>
-        <w:t>Termo Japonês</w:t>
+        <w:t>日本語用語</w:t>
       </w:r>
     </w:p>
     <w:p>
@@ -5518,7 +6574,7 @@
         <w:pStyle w:val="Heading2"/>
       </w:pPr>
       <w:r>
-        <w:t>Tradução Português</w:t>
+        <w:t>ポルトガル語訳</w:t>
       </w:r>
     </w:p>
     <w:p>
@@ -5531,12 +6587,12 @@
         <w:pStyle w:val="Heading2"/>
       </w:pPr>
       <w:r>
-        <w:t>Definição Técnica</w:t>
-      </w:r>
-    </w:p>
-    <w:p>
-      <w:r>
-        <w:t>Decisão da seguradora de não aceitar a contratação proposta.</w:t>
+        <w:t>技術的定義</w:t>
+      </w:r>
+    </w:p>
+    <w:p>
+      <w:r>
+        <w:t>謝絶とは、医療保険の相談・契約・保険金請求または契約管理において確認すべき専門用語です。具体的な意味、適用範囲、必要書類、支払可否は、保険商品、契約条件、事故状況および保険会社の判断によって異なります。</w:t>
       </w:r>
     </w:p>
     <w:p>
@@ -5544,12 +6600,12 @@
         <w:pStyle w:val="Heading2"/>
       </w:pPr>
       <w:r>
-        <w:t>Explicação Simplificada</w:t>
-      </w:r>
-    </w:p>
-    <w:p>
-      <w:r>
-        <w:t>É quando a seguradora não aceita o seguro.</w:t>
+        <w:t>簡単な説明</w:t>
+      </w:r>
+    </w:p>
+    <w:p>
+      <w:r>
+        <w:t>お客様には、「Recusa de contratação」に関する内容を、契約内容、条件、必要書類に分けて確認することとして説明します。</w:t>
       </w:r>
     </w:p>
     <w:p>
@@ -5557,12 +6613,51 @@
         <w:pStyle w:val="Heading2"/>
       </w:pPr>
       <w:r>
-        <w:t>Como explicar ao cliente brasileiro</w:t>
-      </w:r>
-    </w:p>
-    <w:p>
-      <w:r>
-        <w:t>Se houver recusa, podemos revisar alternativas, mas não devemos prometer aprovação em outra seguradora.</w:t>
+        <w:t>ブラジル人顧客への説明方法</w:t>
+      </w:r>
+    </w:p>
+    <w:p>
+      <w:pPr>
+        <w:pStyle w:val="Heading3"/>
+      </w:pPr>
+      <w:r>
+        <w:t>PT-Br</w:t>
+      </w:r>
+    </w:p>
+    <w:p>
+      <w:r>
+        <w:t>Vamos confirmar recusa de contratação e explicar de forma simples, conforme o contrato.</w:t>
+      </w:r>
+    </w:p>
+    <w:p>
+      <w:pPr>
+        <w:pStyle w:val="Heading3"/>
+      </w:pPr>
+      <w:r>
+        <w:t>JP（ふりがな）</w:t>
+      </w:r>
+    </w:p>
+    <w:p>
+      <w:r>
+        <w:t>「Recusa de contratação」について、契約内容に沿って分かりやすく確認します。</w:t>
+      </w:r>
+    </w:p>
+    <w:p>
+      <w:r>
+        <w:t>ふりがな: 「ルエクウスア ジ クオントルアトアサォン」について、けいやくないようにそって、わかりやすくかくにんします。</w:t>
+      </w:r>
+    </w:p>
+    <w:p>
+      <w:pPr>
+        <w:pStyle w:val="Heading3"/>
+      </w:pPr>
+      <w:r>
+        <w:t>Leitura de apoio para o corretor</w:t>
+      </w:r>
+    </w:p>
+    <w:p>
+      <w:r>
+        <w:t>ヴァモス コンフィルマール ルエクウスア ジ クオントルアトアサォン イ エスプリカール ジ フォルマ シンプレス コンフォルミ オ コントラート</w:t>
       </w:r>
     </w:p>
     <w:p>
@@ -5570,7 +6665,7 @@
         <w:pStyle w:val="Heading2"/>
       </w:pPr>
       <w:r>
-        <w:t>Frases utilizadas</w:t>
+        <w:t>使用フレーズ</w:t>
       </w:r>
     </w:p>
     <w:p>
@@ -5586,15 +6681,15 @@
         <w:pStyle w:val="ListBullet"/>
       </w:pPr>
       <w:r>
-        <w:t>謝絶を確認します。</w:t>
-      </w:r>
-    </w:p>
-    <w:p>
-      <w:pPr>
-        <w:pStyle w:val="ListBullet"/>
-      </w:pPr>
-      <w:r>
-        <w:t>契約前に条件を整理しましょう。</w:t>
+        <w:t>謝絶について確認しましょう。</w:t>
+      </w:r>
+    </w:p>
+    <w:p>
+      <w:pPr>
+        <w:pStyle w:val="ListBullet"/>
+      </w:pPr>
+      <w:r>
+        <w:t>契約内容と必要書類を分けて確認します.</w:t>
       </w:r>
     </w:p>
     <w:p>
@@ -5614,11 +6709,21 @@
       </w:r>
     </w:p>
     <w:p>
-      <w:pPr>
-        <w:pStyle w:val="ListBullet"/>
-      </w:pPr>
-      <w:r>
-        <w:t>Antes de contratar, vamos organizar as condições.</w:t>
+      <w:r>
+        <w:t xml:space="preserve">  - Leitura de apoio: ヴァモス コンフィルマール ルエクウスア ジ クオントルアトアサォン</w:t>
+      </w:r>
+    </w:p>
+    <w:p>
+      <w:pPr>
+        <w:pStyle w:val="ListBullet"/>
+      </w:pPr>
+      <w:r>
+        <w:t>Vou explicar de forma simples, conforme o contrato.</w:t>
+      </w:r>
+    </w:p>
+    <w:p>
+      <w:r>
+        <w:t xml:space="preserve">  - Leitura de apoio: ヴォウ エスプリカール ジ フォルマ シンプレス コンフォルミ オ コントラート</w:t>
       </w:r>
     </w:p>
     <w:p>
@@ -5626,7 +6731,7 @@
         <w:pStyle w:val="Heading2"/>
       </w:pPr>
       <w:r>
-        <w:t>Perguntas frequentes</w:t>
+        <w:t>よくある質問</w:t>
       </w:r>
     </w:p>
     <w:p>
@@ -5642,7 +6747,7 @@
         <w:pStyle w:val="Heading2"/>
       </w:pPr>
       <w:r>
-        <w:t>Termos relacionados</w:t>
+        <w:t>関連用語</w:t>
       </w:r>
     </w:p>
     <w:p>
@@ -5666,7 +6771,7 @@
         <w:pStyle w:val="Heading2"/>
       </w:pPr>
       <w:r>
-        <w:t>Referências cruzadas</w:t>
+        <w:t>相互参照</w:t>
       </w:r>
     </w:p>
     <w:p>
@@ -5698,7 +6803,7 @@
         <w:pStyle w:val="Heading2"/>
       </w:pPr>
       <w:r>
-        <w:t>Referências</w:t>
+        <w:t>参考資料</w:t>
       </w:r>
     </w:p>
     <w:p>
@@ -5714,7 +6819,7 @@
         <w:pStyle w:val="Heading2"/>
       </w:pPr>
       <w:r>
-        <w:t>Tags</w:t>
+        <w:t>タグ</w:t>
       </w:r>
     </w:p>
     <w:p>
@@ -5754,7 +6859,7 @@
         <w:pStyle w:val="Heading2"/>
       </w:pPr>
       <w:r>
-        <w:t>Veja também</w:t>
+        <w:t>関連項目</w:t>
       </w:r>
     </w:p>
     <w:p>
@@ -5770,7 +6875,7 @@
         <w:pStyle w:val="Heading2"/>
       </w:pPr>
       <w:r>
-        <w:t>Histórico de revisão</w:t>
+        <w:t>改訂履歴</w:t>
       </w:r>
     </w:p>
     <w:tbl>
@@ -5780,15 +6885,15 @@
         <w:tblLook w:firstColumn="1" w:firstRow="1" w:lastColumn="0" w:lastRow="0" w:noHBand="0" w:noVBand="1" w:val="04A0"/>
       </w:tblPr>
       <w:tblGrid>
-        <w:gridCol w:w="2448"/>
-        <w:gridCol w:w="2448"/>
-        <w:gridCol w:w="2448"/>
-        <w:gridCol w:w="2448"/>
+        <w:gridCol w:w="2520"/>
+        <w:gridCol w:w="2520"/>
+        <w:gridCol w:w="2520"/>
+        <w:gridCol w:w="2520"/>
       </w:tblGrid>
       <w:tr>
         <w:tc>
           <w:tcPr>
-            <w:tcW w:type="dxa" w:w="2448"/>
+            <w:tcW w:type="dxa" w:w="2520"/>
           </w:tcPr>
           <w:p>
             <w:r>
@@ -5798,7 +6903,7 @@
         </w:tc>
         <w:tc>
           <w:tcPr>
-            <w:tcW w:type="dxa" w:w="2448"/>
+            <w:tcW w:type="dxa" w:w="2520"/>
           </w:tcPr>
           <w:p>
             <w:r>
@@ -5808,7 +6913,7 @@
         </w:tc>
         <w:tc>
           <w:tcPr>
-            <w:tcW w:type="dxa" w:w="2448"/>
+            <w:tcW w:type="dxa" w:w="2520"/>
           </w:tcPr>
           <w:p>
             <w:r>
@@ -5818,7 +6923,7 @@
         </w:tc>
         <w:tc>
           <w:tcPr>
-            <w:tcW w:type="dxa" w:w="2448"/>
+            <w:tcW w:type="dxa" w:w="2520"/>
           </w:tcPr>
           <w:p>
             <w:r>
@@ -5830,7 +6935,7 @@
       <w:tr>
         <w:tc>
           <w:tcPr>
-            <w:tcW w:type="dxa" w:w="2448"/>
+            <w:tcW w:type="dxa" w:w="2520"/>
           </w:tcPr>
           <w:p>
             <w:r>
@@ -5840,7 +6945,7 @@
         </w:tc>
         <w:tc>
           <w:tcPr>
-            <w:tcW w:type="dxa" w:w="2448"/>
+            <w:tcW w:type="dxa" w:w="2520"/>
           </w:tcPr>
           <w:p>
             <w:r>
@@ -5850,7 +6955,7 @@
         </w:tc>
         <w:tc>
           <w:tcPr>
-            <w:tcW w:type="dxa" w:w="2448"/>
+            <w:tcW w:type="dxa" w:w="2520"/>
           </w:tcPr>
           <w:p>
             <w:r>
@@ -5860,7 +6965,7 @@
         </w:tc>
         <w:tc>
           <w:tcPr>
-            <w:tcW w:type="dxa" w:w="2448"/>
+            <w:tcW w:type="dxa" w:w="2520"/>
           </w:tcPr>
           <w:p>
             <w:r>
@@ -5869,14 +6974,51 @@
           </w:p>
         </w:tc>
       </w:tr>
+      <w:tr>
+        <w:tc>
+          <w:tcPr>
+            <w:tcW w:type="dxa" w:w="2520"/>
+          </w:tcPr>
+          <w:p>
+            <w:r>
+              <w:t>2026-06-27</w:t>
+            </w:r>
+          </w:p>
+        </w:tc>
+        <w:tc>
+          <w:tcPr>
+            <w:tcW w:type="dxa" w:w="2520"/>
+          </w:tcPr>
+          <w:p>
+            <w:r>
+              <w:t>0.2</w:t>
+            </w:r>
+          </w:p>
+        </w:tc>
+        <w:tc>
+          <w:tcPr>
+            <w:tcW w:type="dxa" w:w="2520"/>
+          </w:tcPr>
+          <w:p>
+            <w:r>
+              <w:t>JP-BR Insurance Knowledge Base</w:t>
+            </w:r>
+          </w:p>
+        </w:tc>
+        <w:tc>
+          <w:tcPr>
+            <w:tcW w:type="dxa" w:w="2520"/>
+          </w:tcPr>
+          <w:p>
+            <w:r>
+              <w:t>Ajuste ao modelo aprovado com PT-Br, JP（ふりがな） e leitura de apoio para o corretor.</w:t>
+            </w:r>
+          </w:p>
+        </w:tc>
+      </w:tr>
     </w:tbl>
     <w:p/>
     <w:p>
-      <w:r>
-        <w:t>---</w:t>
-      </w:r>
-    </w:p>
-    <w:p>
       <w:pPr>
         <w:pStyle w:val="Heading1"/>
       </w:pPr>
@@ -5889,23 +7031,23 @@
         <w:pStyle w:val="Heading2"/>
       </w:pPr>
       <w:r>
-        <w:t>Controle</w:t>
-      </w:r>
-    </w:p>
-    <w:p>
-      <w:pPr>
-        <w:pStyle w:val="ListBullet"/>
-      </w:pPr>
-      <w:r>
-        <w:t>Versão: 0.1</w:t>
-      </w:r>
-    </w:p>
-    <w:p>
-      <w:pPr>
-        <w:pStyle w:val="ListBullet"/>
-      </w:pPr>
-      <w:r>
-        <w:t>Data: 2026-06-26</w:t>
+        <w:t>管理情報</w:t>
+      </w:r>
+    </w:p>
+    <w:p>
+      <w:pPr>
+        <w:pStyle w:val="ListBullet"/>
+      </w:pPr>
+      <w:r>
+        <w:t>Versão: 0.2</w:t>
+      </w:r>
+    </w:p>
+    <w:p>
+      <w:pPr>
+        <w:pStyle w:val="ListBullet"/>
+      </w:pPr>
+      <w:r>
+        <w:t>Data: 2026-06-27</w:t>
       </w:r>
     </w:p>
     <w:p>
@@ -5921,7 +7063,7 @@
         <w:pStyle w:val="ListBullet"/>
       </w:pPr>
       <w:r>
-        <w:t>Histórico: Criação inicial.</w:t>
+        <w:t>Histórico: Ajuste ao modelo aprovado com títulos principais em japonês e camadas PT-Br/JP/leitura de apoio.</w:t>
       </w:r>
     </w:p>
     <w:p>
@@ -5929,7 +7071,7 @@
         <w:pStyle w:val="Heading2"/>
       </w:pPr>
       <w:r>
-        <w:t>Código</w:t>
+        <w:t>コード</w:t>
       </w:r>
     </w:p>
     <w:p>
@@ -5942,7 +7084,7 @@
         <w:pStyle w:val="Heading2"/>
       </w:pPr>
       <w:r>
-        <w:t>Categoria</w:t>
+        <w:t>カテゴリー</w:t>
       </w:r>
     </w:p>
     <w:p>
@@ -5955,7 +7097,7 @@
         <w:pStyle w:val="Heading2"/>
       </w:pPr>
       <w:r>
-        <w:t>Termo Japonês</w:t>
+        <w:t>日本語用語</w:t>
       </w:r>
     </w:p>
     <w:p>
@@ -5968,7 +7110,7 @@
         <w:pStyle w:val="Heading2"/>
       </w:pPr>
       <w:r>
-        <w:t>Tradução Português</w:t>
+        <w:t>ポルトガル語訳</w:t>
       </w:r>
     </w:p>
     <w:p>
@@ -5981,12 +7123,12 @@
         <w:pStyle w:val="Heading2"/>
       </w:pPr>
       <w:r>
-        <w:t>Definição Técnica</w:t>
-      </w:r>
-    </w:p>
-    <w:p>
-      <w:r>
-        <w:t>Decisão de aguardar novo prazo, exame ou evolução clínica antes de concluir a aceitação.</w:t>
+        <w:t>技術的定義</w:t>
+      </w:r>
+    </w:p>
+    <w:p>
+      <w:r>
+        <w:t>延期とは、医療保険の相談・契約・保険金請求または契約管理において確認すべき専門用語です。具体的な意味、適用範囲、必要書類、支払可否は、保険商品、契約条件、事故状況および保険会社の判断によって異なります。</w:t>
       </w:r>
     </w:p>
     <w:p>
@@ -5994,12 +7136,12 @@
         <w:pStyle w:val="Heading2"/>
       </w:pPr>
       <w:r>
-        <w:t>Explicação Simplificada</w:t>
-      </w:r>
-    </w:p>
-    <w:p>
-      <w:r>
-        <w:t>É quando a decisão fica para depois.</w:t>
+        <w:t>簡単な説明</w:t>
+      </w:r>
+    </w:p>
+    <w:p>
+      <w:r>
+        <w:t>お客様には、「Adiamento da análise」に関する内容を、契約内容、条件、必要書類に分けて確認することとして説明します。</w:t>
       </w:r>
     </w:p>
     <w:p>
@@ -6007,12 +7149,51 @@
         <w:pStyle w:val="Heading2"/>
       </w:pPr>
       <w:r>
-        <w:t>Como explicar ao cliente brasileiro</w:t>
-      </w:r>
-    </w:p>
-    <w:p>
-      <w:r>
-        <w:t>A seguradora pode pedir para aguardar antes de decidir, especialmente quando o tratamento ainda está em andamento.</w:t>
+        <w:t>ブラジル人顧客への説明方法</w:t>
+      </w:r>
+    </w:p>
+    <w:p>
+      <w:pPr>
+        <w:pStyle w:val="Heading3"/>
+      </w:pPr>
+      <w:r>
+        <w:t>PT-Br</w:t>
+      </w:r>
+    </w:p>
+    <w:p>
+      <w:r>
+        <w:t>Vamos confirmar adiamento da análise e explicar de forma simples, conforme o contrato.</w:t>
+      </w:r>
+    </w:p>
+    <w:p>
+      <w:pPr>
+        <w:pStyle w:val="Heading3"/>
+      </w:pPr>
+      <w:r>
+        <w:t>JP（ふりがな）</w:t>
+      </w:r>
+    </w:p>
+    <w:p>
+      <w:r>
+        <w:t>「Adiamento da análise」について、契約内容に沿って分かりやすく確認します。</w:t>
+      </w:r>
+    </w:p>
+    <w:p>
+      <w:r>
+        <w:t>ふりがな: 「アドイアムエントオ ダ アナリゼ」について、けいやくないようにそって、わかりやすくかくにんします。</w:t>
+      </w:r>
+    </w:p>
+    <w:p>
+      <w:pPr>
+        <w:pStyle w:val="Heading3"/>
+      </w:pPr>
+      <w:r>
+        <w:t>Leitura de apoio para o corretor</w:t>
+      </w:r>
+    </w:p>
+    <w:p>
+      <w:r>
+        <w:t>ヴァモス コンフィルマール アドイアムエントオ ダ アナリゼ イ エスプリカール ジ フォルマ シンプレス コンフォルミ オ コントラート</w:t>
       </w:r>
     </w:p>
     <w:p>
@@ -6020,7 +7201,7 @@
         <w:pStyle w:val="Heading2"/>
       </w:pPr>
       <w:r>
-        <w:t>Frases utilizadas</w:t>
+        <w:t>使用フレーズ</w:t>
       </w:r>
     </w:p>
     <w:p>
@@ -6036,15 +7217,15 @@
         <w:pStyle w:val="ListBullet"/>
       </w:pPr>
       <w:r>
-        <w:t>延期を確認します。</w:t>
-      </w:r>
-    </w:p>
-    <w:p>
-      <w:pPr>
-        <w:pStyle w:val="ListBullet"/>
-      </w:pPr>
-      <w:r>
-        <w:t>契約前に条件を整理しましょう。</w:t>
+        <w:t>延期について確認しましょう。</w:t>
+      </w:r>
+    </w:p>
+    <w:p>
+      <w:pPr>
+        <w:pStyle w:val="ListBullet"/>
+      </w:pPr>
+      <w:r>
+        <w:t>契約内容と必要書類を分けて確認します.</w:t>
       </w:r>
     </w:p>
     <w:p>
@@ -6064,11 +7245,21 @@
       </w:r>
     </w:p>
     <w:p>
-      <w:pPr>
-        <w:pStyle w:val="ListBullet"/>
-      </w:pPr>
-      <w:r>
-        <w:t>Antes de contratar, vamos organizar as condições.</w:t>
+      <w:r>
+        <w:t xml:space="preserve">  - Leitura de apoio: ヴァモス コンフィルマール アドイアムエントオ ダ アナリゼ</w:t>
+      </w:r>
+    </w:p>
+    <w:p>
+      <w:pPr>
+        <w:pStyle w:val="ListBullet"/>
+      </w:pPr>
+      <w:r>
+        <w:t>Vou explicar de forma simples, conforme o contrato.</w:t>
+      </w:r>
+    </w:p>
+    <w:p>
+      <w:r>
+        <w:t xml:space="preserve">  - Leitura de apoio: ヴォウ エスプリカール ジ フォルマ シンプレス コンフォルミ オ コントラート</w:t>
       </w:r>
     </w:p>
     <w:p>
@@ -6076,7 +7267,7 @@
         <w:pStyle w:val="Heading2"/>
       </w:pPr>
       <w:r>
-        <w:t>Perguntas frequentes</w:t>
+        <w:t>よくある質問</w:t>
       </w:r>
     </w:p>
     <w:p>
@@ -6092,7 +7283,7 @@
         <w:pStyle w:val="Heading2"/>
       </w:pPr>
       <w:r>
-        <w:t>Termos relacionados</w:t>
+        <w:t>関連用語</w:t>
       </w:r>
     </w:p>
     <w:p>
@@ -6116,7 +7307,7 @@
         <w:pStyle w:val="Heading2"/>
       </w:pPr>
       <w:r>
-        <w:t>Referências cruzadas</w:t>
+        <w:t>相互参照</w:t>
       </w:r>
     </w:p>
     <w:p>
@@ -6148,7 +7339,7 @@
         <w:pStyle w:val="Heading2"/>
       </w:pPr>
       <w:r>
-        <w:t>Referências</w:t>
+        <w:t>参考資料</w:t>
       </w:r>
     </w:p>
     <w:p>
@@ -6164,7 +7355,7 @@
         <w:pStyle w:val="Heading2"/>
       </w:pPr>
       <w:r>
-        <w:t>Tags</w:t>
+        <w:t>タグ</w:t>
       </w:r>
     </w:p>
     <w:p>
@@ -6204,7 +7395,7 @@
         <w:pStyle w:val="Heading2"/>
       </w:pPr>
       <w:r>
-        <w:t>Veja também</w:t>
+        <w:t>関連項目</w:t>
       </w:r>
     </w:p>
     <w:p>
@@ -6220,7 +7411,7 @@
         <w:pStyle w:val="Heading2"/>
       </w:pPr>
       <w:r>
-        <w:t>Histórico de revisão</w:t>
+        <w:t>改訂履歴</w:t>
       </w:r>
     </w:p>
     <w:tbl>
@@ -6230,15 +7421,15 @@
         <w:tblLook w:firstColumn="1" w:firstRow="1" w:lastColumn="0" w:lastRow="0" w:noHBand="0" w:noVBand="1" w:val="04A0"/>
       </w:tblPr>
       <w:tblGrid>
-        <w:gridCol w:w="2448"/>
-        <w:gridCol w:w="2448"/>
-        <w:gridCol w:w="2448"/>
-        <w:gridCol w:w="2448"/>
+        <w:gridCol w:w="2520"/>
+        <w:gridCol w:w="2520"/>
+        <w:gridCol w:w="2520"/>
+        <w:gridCol w:w="2520"/>
       </w:tblGrid>
       <w:tr>
         <w:tc>
           <w:tcPr>
-            <w:tcW w:type="dxa" w:w="2448"/>
+            <w:tcW w:type="dxa" w:w="2520"/>
           </w:tcPr>
           <w:p>
             <w:r>
@@ -6248,7 +7439,7 @@
         </w:tc>
         <w:tc>
           <w:tcPr>
-            <w:tcW w:type="dxa" w:w="2448"/>
+            <w:tcW w:type="dxa" w:w="2520"/>
           </w:tcPr>
           <w:p>
             <w:r>
@@ -6258,7 +7449,7 @@
         </w:tc>
         <w:tc>
           <w:tcPr>
-            <w:tcW w:type="dxa" w:w="2448"/>
+            <w:tcW w:type="dxa" w:w="2520"/>
           </w:tcPr>
           <w:p>
             <w:r>
@@ -6268,7 +7459,7 @@
         </w:tc>
         <w:tc>
           <w:tcPr>
-            <w:tcW w:type="dxa" w:w="2448"/>
+            <w:tcW w:type="dxa" w:w="2520"/>
           </w:tcPr>
           <w:p>
             <w:r>
@@ -6280,7 +7471,7 @@
       <w:tr>
         <w:tc>
           <w:tcPr>
-            <w:tcW w:type="dxa" w:w="2448"/>
+            <w:tcW w:type="dxa" w:w="2520"/>
           </w:tcPr>
           <w:p>
             <w:r>
@@ -6290,7 +7481,7 @@
         </w:tc>
         <w:tc>
           <w:tcPr>
-            <w:tcW w:type="dxa" w:w="2448"/>
+            <w:tcW w:type="dxa" w:w="2520"/>
           </w:tcPr>
           <w:p>
             <w:r>
@@ -6300,7 +7491,7 @@
         </w:tc>
         <w:tc>
           <w:tcPr>
-            <w:tcW w:type="dxa" w:w="2448"/>
+            <w:tcW w:type="dxa" w:w="2520"/>
           </w:tcPr>
           <w:p>
             <w:r>
@@ -6310,7 +7501,7 @@
         </w:tc>
         <w:tc>
           <w:tcPr>
-            <w:tcW w:type="dxa" w:w="2448"/>
+            <w:tcW w:type="dxa" w:w="2520"/>
           </w:tcPr>
           <w:p>
             <w:r>
@@ -6319,14 +7510,51 @@
           </w:p>
         </w:tc>
       </w:tr>
+      <w:tr>
+        <w:tc>
+          <w:tcPr>
+            <w:tcW w:type="dxa" w:w="2520"/>
+          </w:tcPr>
+          <w:p>
+            <w:r>
+              <w:t>2026-06-27</w:t>
+            </w:r>
+          </w:p>
+        </w:tc>
+        <w:tc>
+          <w:tcPr>
+            <w:tcW w:type="dxa" w:w="2520"/>
+          </w:tcPr>
+          <w:p>
+            <w:r>
+              <w:t>0.2</w:t>
+            </w:r>
+          </w:p>
+        </w:tc>
+        <w:tc>
+          <w:tcPr>
+            <w:tcW w:type="dxa" w:w="2520"/>
+          </w:tcPr>
+          <w:p>
+            <w:r>
+              <w:t>JP-BR Insurance Knowledge Base</w:t>
+            </w:r>
+          </w:p>
+        </w:tc>
+        <w:tc>
+          <w:tcPr>
+            <w:tcW w:type="dxa" w:w="2520"/>
+          </w:tcPr>
+          <w:p>
+            <w:r>
+              <w:t>Ajuste ao modelo aprovado com PT-Br, JP（ふりがな） e leitura de apoio para o corretor.</w:t>
+            </w:r>
+          </w:p>
+        </w:tc>
+      </w:tr>
     </w:tbl>
     <w:p/>
     <w:p>
-      <w:r>
-        <w:t>---</w:t>
-      </w:r>
-    </w:p>
-    <w:p>
       <w:pPr>
         <w:pStyle w:val="Heading1"/>
       </w:pPr>
@@ -6339,23 +7567,23 @@
         <w:pStyle w:val="Heading2"/>
       </w:pPr>
       <w:r>
-        <w:t>Controle</w:t>
-      </w:r>
-    </w:p>
-    <w:p>
-      <w:pPr>
-        <w:pStyle w:val="ListBullet"/>
-      </w:pPr>
-      <w:r>
-        <w:t>Versão: 0.1</w:t>
-      </w:r>
-    </w:p>
-    <w:p>
-      <w:pPr>
-        <w:pStyle w:val="ListBullet"/>
-      </w:pPr>
-      <w:r>
-        <w:t>Data: 2026-06-26</w:t>
+        <w:t>管理情報</w:t>
+      </w:r>
+    </w:p>
+    <w:p>
+      <w:pPr>
+        <w:pStyle w:val="ListBullet"/>
+      </w:pPr>
+      <w:r>
+        <w:t>Versão: 0.2</w:t>
+      </w:r>
+    </w:p>
+    <w:p>
+      <w:pPr>
+        <w:pStyle w:val="ListBullet"/>
+      </w:pPr>
+      <w:r>
+        <w:t>Data: 2026-06-27</w:t>
       </w:r>
     </w:p>
     <w:p>
@@ -6371,7 +7599,7 @@
         <w:pStyle w:val="ListBullet"/>
       </w:pPr>
       <w:r>
-        <w:t>Histórico: Criação inicial.</w:t>
+        <w:t>Histórico: Ajuste ao modelo aprovado com títulos principais em japonês e camadas PT-Br/JP/leitura de apoio.</w:t>
       </w:r>
     </w:p>
     <w:p>
@@ -6379,7 +7607,7 @@
         <w:pStyle w:val="Heading2"/>
       </w:pPr>
       <w:r>
-        <w:t>Código</w:t>
+        <w:t>コード</w:t>
       </w:r>
     </w:p>
     <w:p>
@@ -6392,7 +7620,7 @@
         <w:pStyle w:val="Heading2"/>
       </w:pPr>
       <w:r>
-        <w:t>Categoria</w:t>
+        <w:t>カテゴリー</w:t>
       </w:r>
     </w:p>
     <w:p>
@@ -6405,7 +7633,7 @@
         <w:pStyle w:val="Heading2"/>
       </w:pPr>
       <w:r>
-        <w:t>Termo Japonês</w:t>
+        <w:t>日本語用語</w:t>
       </w:r>
     </w:p>
     <w:p>
@@ -6418,7 +7646,7 @@
         <w:pStyle w:val="Heading2"/>
       </w:pPr>
       <w:r>
-        <w:t>Tradução Português</w:t>
+        <w:t>ポルトガル語訳</w:t>
       </w:r>
     </w:p>
     <w:p>
@@ -6431,12 +7659,12 @@
         <w:pStyle w:val="Heading2"/>
       </w:pPr>
       <w:r>
-        <w:t>Definição Técnica</w:t>
-      </w:r>
-    </w:p>
-    <w:p>
-      <w:r>
-        <w:t>Momento em que a contratação é aceita e o contrato passa a existir conforme regras da seguradora.</w:t>
+        <w:t>技術的定義</w:t>
+      </w:r>
+    </w:p>
+    <w:p>
+      <w:r>
+        <w:t>契約成立とは、医療保険の相談・契約・保険金請求または契約管理において確認すべき専門用語です。具体的な意味、適用範囲、必要書類、支払可否は、保険商品、契約条件、事故状況および保険会社の判断によって異なります。</w:t>
       </w:r>
     </w:p>
     <w:p>
@@ -6444,12 +7672,12 @@
         <w:pStyle w:val="Heading2"/>
       </w:pPr>
       <w:r>
-        <w:t>Explicação Simplificada</w:t>
-      </w:r>
-    </w:p>
-    <w:p>
-      <w:r>
-        <w:t>É quando o contrato é oficialmente aceito.</w:t>
+        <w:t>簡単な説明</w:t>
+      </w:r>
+    </w:p>
+    <w:p>
+      <w:r>
+        <w:t>お客様には、「Formação do contrato」に関する内容を、契約内容、条件、必要書類に分けて確認することとして説明します。</w:t>
       </w:r>
     </w:p>
     <w:p>
@@ -6457,12 +7685,51 @@
         <w:pStyle w:val="Heading2"/>
       </w:pPr>
       <w:r>
-        <w:t>Como explicar ao cliente brasileiro</w:t>
-      </w:r>
-    </w:p>
-    <w:p>
-      <w:r>
-        <w:t>Só depois da aceitação e das condições cumpridas podemos tratar o contrato como formado.</w:t>
+        <w:t>ブラジル人顧客への説明方法</w:t>
+      </w:r>
+    </w:p>
+    <w:p>
+      <w:pPr>
+        <w:pStyle w:val="Heading3"/>
+      </w:pPr>
+      <w:r>
+        <w:t>PT-Br</w:t>
+      </w:r>
+    </w:p>
+    <w:p>
+      <w:r>
+        <w:t>Vamos confirmar formação do contrato e explicar de forma simples, conforme o contrato.</w:t>
+      </w:r>
+    </w:p>
+    <w:p>
+      <w:pPr>
+        <w:pStyle w:val="Heading3"/>
+      </w:pPr>
+      <w:r>
+        <w:t>JP（ふりがな）</w:t>
+      </w:r>
+    </w:p>
+    <w:p>
+      <w:r>
+        <w:t>「Formação do contrato」について、契約内容に沿って分かりやすく確認します。</w:t>
+      </w:r>
+    </w:p>
+    <w:p>
+      <w:r>
+        <w:t>ふりがな: 「フオルムアサォン ド コントラート」について、けいやくないようにそって、わかりやすくかくにんします。</w:t>
+      </w:r>
+    </w:p>
+    <w:p>
+      <w:pPr>
+        <w:pStyle w:val="Heading3"/>
+      </w:pPr>
+      <w:r>
+        <w:t>Leitura de apoio para o corretor</w:t>
+      </w:r>
+    </w:p>
+    <w:p>
+      <w:r>
+        <w:t>ヴァモス コンフィルマール フオルムアサォン ド コントラート イ エスプリカール ジ フォルマ シンプレス コンフォルミ オ コントラート</w:t>
       </w:r>
     </w:p>
     <w:p>
@@ -6470,7 +7737,7 @@
         <w:pStyle w:val="Heading2"/>
       </w:pPr>
       <w:r>
-        <w:t>Frases utilizadas</w:t>
+        <w:t>使用フレーズ</w:t>
       </w:r>
     </w:p>
     <w:p>
@@ -6486,15 +7753,15 @@
         <w:pStyle w:val="ListBullet"/>
       </w:pPr>
       <w:r>
-        <w:t>契約成立を確認します。</w:t>
-      </w:r>
-    </w:p>
-    <w:p>
-      <w:pPr>
-        <w:pStyle w:val="ListBullet"/>
-      </w:pPr>
-      <w:r>
-        <w:t>契約前に条件を整理しましょう。</w:t>
+        <w:t>契約成立について確認しましょう。</w:t>
+      </w:r>
+    </w:p>
+    <w:p>
+      <w:pPr>
+        <w:pStyle w:val="ListBullet"/>
+      </w:pPr>
+      <w:r>
+        <w:t>契約内容と必要書類を分けて確認します.</w:t>
       </w:r>
     </w:p>
     <w:p>
@@ -6514,11 +7781,21 @@
       </w:r>
     </w:p>
     <w:p>
-      <w:pPr>
-        <w:pStyle w:val="ListBullet"/>
-      </w:pPr>
-      <w:r>
-        <w:t>Antes de contratar, vamos organizar as condições.</w:t>
+      <w:r>
+        <w:t xml:space="preserve">  - Leitura de apoio: ヴァモス コンフィルマール フオルムアサォン ド コントラート</w:t>
+      </w:r>
+    </w:p>
+    <w:p>
+      <w:pPr>
+        <w:pStyle w:val="ListBullet"/>
+      </w:pPr>
+      <w:r>
+        <w:t>Vou explicar de forma simples, conforme o contrato.</w:t>
+      </w:r>
+    </w:p>
+    <w:p>
+      <w:r>
+        <w:t xml:space="preserve">  - Leitura de apoio: ヴォウ エスプリカール ジ フォルマ シンプレス コンフォルミ オ コントラート</w:t>
       </w:r>
     </w:p>
     <w:p>
@@ -6526,7 +7803,7 @@
         <w:pStyle w:val="Heading2"/>
       </w:pPr>
       <w:r>
-        <w:t>Perguntas frequentes</w:t>
+        <w:t>よくある質問</w:t>
       </w:r>
     </w:p>
     <w:p>
@@ -6542,7 +7819,7 @@
         <w:pStyle w:val="Heading2"/>
       </w:pPr>
       <w:r>
-        <w:t>Termos relacionados</w:t>
+        <w:t>関連用語</w:t>
       </w:r>
     </w:p>
     <w:p>
@@ -6566,7 +7843,7 @@
         <w:pStyle w:val="Heading2"/>
       </w:pPr>
       <w:r>
-        <w:t>Referências cruzadas</w:t>
+        <w:t>相互参照</w:t>
       </w:r>
     </w:p>
     <w:p>
@@ -6598,7 +7875,7 @@
         <w:pStyle w:val="Heading2"/>
       </w:pPr>
       <w:r>
-        <w:t>Referências</w:t>
+        <w:t>参考資料</w:t>
       </w:r>
     </w:p>
     <w:p>
@@ -6614,7 +7891,7 @@
         <w:pStyle w:val="Heading2"/>
       </w:pPr>
       <w:r>
-        <w:t>Tags</w:t>
+        <w:t>タグ</w:t>
       </w:r>
     </w:p>
     <w:p>
@@ -6654,7 +7931,7 @@
         <w:pStyle w:val="Heading2"/>
       </w:pPr>
       <w:r>
-        <w:t>Veja também</w:t>
+        <w:t>関連項目</w:t>
       </w:r>
     </w:p>
     <w:p>
@@ -6670,7 +7947,7 @@
         <w:pStyle w:val="Heading2"/>
       </w:pPr>
       <w:r>
-        <w:t>Histórico de revisão</w:t>
+        <w:t>改訂履歴</w:t>
       </w:r>
     </w:p>
     <w:tbl>
@@ -6680,15 +7957,15 @@
         <w:tblLook w:firstColumn="1" w:firstRow="1" w:lastColumn="0" w:lastRow="0" w:noHBand="0" w:noVBand="1" w:val="04A0"/>
       </w:tblPr>
       <w:tblGrid>
-        <w:gridCol w:w="2448"/>
-        <w:gridCol w:w="2448"/>
-        <w:gridCol w:w="2448"/>
-        <w:gridCol w:w="2448"/>
+        <w:gridCol w:w="2520"/>
+        <w:gridCol w:w="2520"/>
+        <w:gridCol w:w="2520"/>
+        <w:gridCol w:w="2520"/>
       </w:tblGrid>
       <w:tr>
         <w:tc>
           <w:tcPr>
-            <w:tcW w:type="dxa" w:w="2448"/>
+            <w:tcW w:type="dxa" w:w="2520"/>
           </w:tcPr>
           <w:p>
             <w:r>
@@ -6698,7 +7975,7 @@
         </w:tc>
         <w:tc>
           <w:tcPr>
-            <w:tcW w:type="dxa" w:w="2448"/>
+            <w:tcW w:type="dxa" w:w="2520"/>
           </w:tcPr>
           <w:p>
             <w:r>
@@ -6708,7 +7985,7 @@
         </w:tc>
         <w:tc>
           <w:tcPr>
-            <w:tcW w:type="dxa" w:w="2448"/>
+            <w:tcW w:type="dxa" w:w="2520"/>
           </w:tcPr>
           <w:p>
             <w:r>
@@ -6718,7 +7995,7 @@
         </w:tc>
         <w:tc>
           <w:tcPr>
-            <w:tcW w:type="dxa" w:w="2448"/>
+            <w:tcW w:type="dxa" w:w="2520"/>
           </w:tcPr>
           <w:p>
             <w:r>
@@ -6730,7 +8007,7 @@
       <w:tr>
         <w:tc>
           <w:tcPr>
-            <w:tcW w:type="dxa" w:w="2448"/>
+            <w:tcW w:type="dxa" w:w="2520"/>
           </w:tcPr>
           <w:p>
             <w:r>
@@ -6740,7 +8017,7 @@
         </w:tc>
         <w:tc>
           <w:tcPr>
-            <w:tcW w:type="dxa" w:w="2448"/>
+            <w:tcW w:type="dxa" w:w="2520"/>
           </w:tcPr>
           <w:p>
             <w:r>
@@ -6750,7 +8027,7 @@
         </w:tc>
         <w:tc>
           <w:tcPr>
-            <w:tcW w:type="dxa" w:w="2448"/>
+            <w:tcW w:type="dxa" w:w="2520"/>
           </w:tcPr>
           <w:p>
             <w:r>
@@ -6760,7 +8037,7 @@
         </w:tc>
         <w:tc>
           <w:tcPr>
-            <w:tcW w:type="dxa" w:w="2448"/>
+            <w:tcW w:type="dxa" w:w="2520"/>
           </w:tcPr>
           <w:p>
             <w:r>
@@ -6769,14 +8046,51 @@
           </w:p>
         </w:tc>
       </w:tr>
+      <w:tr>
+        <w:tc>
+          <w:tcPr>
+            <w:tcW w:type="dxa" w:w="2520"/>
+          </w:tcPr>
+          <w:p>
+            <w:r>
+              <w:t>2026-06-27</w:t>
+            </w:r>
+          </w:p>
+        </w:tc>
+        <w:tc>
+          <w:tcPr>
+            <w:tcW w:type="dxa" w:w="2520"/>
+          </w:tcPr>
+          <w:p>
+            <w:r>
+              <w:t>0.2</w:t>
+            </w:r>
+          </w:p>
+        </w:tc>
+        <w:tc>
+          <w:tcPr>
+            <w:tcW w:type="dxa" w:w="2520"/>
+          </w:tcPr>
+          <w:p>
+            <w:r>
+              <w:t>JP-BR Insurance Knowledge Base</w:t>
+            </w:r>
+          </w:p>
+        </w:tc>
+        <w:tc>
+          <w:tcPr>
+            <w:tcW w:type="dxa" w:w="2520"/>
+          </w:tcPr>
+          <w:p>
+            <w:r>
+              <w:t>Ajuste ao modelo aprovado com PT-Br, JP（ふりがな） e leitura de apoio para o corretor.</w:t>
+            </w:r>
+          </w:p>
+        </w:tc>
+      </w:tr>
     </w:tbl>
     <w:p/>
     <w:p>
-      <w:r>
-        <w:t>---</w:t>
-      </w:r>
-    </w:p>
-    <w:p>
       <w:pPr>
         <w:pStyle w:val="Heading1"/>
       </w:pPr>
@@ -6789,23 +8103,23 @@
         <w:pStyle w:val="Heading2"/>
       </w:pPr>
       <w:r>
-        <w:t>Controle</w:t>
-      </w:r>
-    </w:p>
-    <w:p>
-      <w:pPr>
-        <w:pStyle w:val="ListBullet"/>
-      </w:pPr>
-      <w:r>
-        <w:t>Versão: 0.1</w:t>
-      </w:r>
-    </w:p>
-    <w:p>
-      <w:pPr>
-        <w:pStyle w:val="ListBullet"/>
-      </w:pPr>
-      <w:r>
-        <w:t>Data: 2026-06-26</w:t>
+        <w:t>管理情報</w:t>
+      </w:r>
+    </w:p>
+    <w:p>
+      <w:pPr>
+        <w:pStyle w:val="ListBullet"/>
+      </w:pPr>
+      <w:r>
+        <w:t>Versão: 0.2</w:t>
+      </w:r>
+    </w:p>
+    <w:p>
+      <w:pPr>
+        <w:pStyle w:val="ListBullet"/>
+      </w:pPr>
+      <w:r>
+        <w:t>Data: 2026-06-27</w:t>
       </w:r>
     </w:p>
     <w:p>
@@ -6821,7 +8135,7 @@
         <w:pStyle w:val="ListBullet"/>
       </w:pPr>
       <w:r>
-        <w:t>Histórico: Criação inicial.</w:t>
+        <w:t>Histórico: Ajuste ao modelo aprovado com títulos principais em japonês e camadas PT-Br/JP/leitura de apoio.</w:t>
       </w:r>
     </w:p>
     <w:p>
@@ -6829,7 +8143,7 @@
         <w:pStyle w:val="Heading2"/>
       </w:pPr>
       <w:r>
-        <w:t>Código</w:t>
+        <w:t>コード</w:t>
       </w:r>
     </w:p>
     <w:p>
@@ -6842,7 +8156,7 @@
         <w:pStyle w:val="Heading2"/>
       </w:pPr>
       <w:r>
-        <w:t>Categoria</w:t>
+        <w:t>カテゴリー</w:t>
       </w:r>
     </w:p>
     <w:p>
@@ -6855,7 +8169,7 @@
         <w:pStyle w:val="Heading2"/>
       </w:pPr>
       <w:r>
-        <w:t>Termo Japonês</w:t>
+        <w:t>日本語用語</w:t>
       </w:r>
     </w:p>
     <w:p>
@@ -6868,7 +8182,7 @@
         <w:pStyle w:val="Heading2"/>
       </w:pPr>
       <w:r>
-        <w:t>Tradução Português</w:t>
+        <w:t>ポルトガル語訳</w:t>
       </w:r>
     </w:p>
     <w:p>
@@ -6881,12 +8195,12 @@
         <w:pStyle w:val="Heading2"/>
       </w:pPr>
       <w:r>
-        <w:t>Definição Técnica</w:t>
-      </w:r>
-    </w:p>
-    <w:p>
-      <w:r>
-        <w:t>Documento que comprova os dados principais do contrato de seguro emitido.</w:t>
+        <w:t>技術的定義</w:t>
+      </w:r>
+    </w:p>
+    <w:p>
+      <w:r>
+        <w:t>保険証券とは、医療保険の相談・契約・保険金請求または契約管理において確認すべき専門用語です。具体的な意味、適用範囲、必要書類、支払可否は、保険商品、契約条件、事故状況および保険会社の判断によって異なります。</w:t>
       </w:r>
     </w:p>
     <w:p>
@@ -6894,12 +8208,12 @@
         <w:pStyle w:val="Heading2"/>
       </w:pPr>
       <w:r>
-        <w:t>Explicação Simplificada</w:t>
-      </w:r>
-    </w:p>
-    <w:p>
-      <w:r>
-        <w:t>É o documento oficial do seguro.</w:t>
+        <w:t>簡単な説明</w:t>
+      </w:r>
+    </w:p>
+    <w:p>
+      <w:r>
+        <w:t>お客様には、「Apólice」に関する内容を、契約内容、条件、必要書類に分けて確認することとして説明します。</w:t>
       </w:r>
     </w:p>
     <w:p>
@@ -6907,12 +8221,51 @@
         <w:pStyle w:val="Heading2"/>
       </w:pPr>
       <w:r>
-        <w:t>Como explicar ao cliente brasileiro</w:t>
-      </w:r>
-    </w:p>
-    <w:p>
-      <w:r>
-        <w:t>A apólice confirma dados, cobertura, segurado, contratante e condições principais.</w:t>
+        <w:t>ブラジル人顧客への説明方法</w:t>
+      </w:r>
+    </w:p>
+    <w:p>
+      <w:pPr>
+        <w:pStyle w:val="Heading3"/>
+      </w:pPr>
+      <w:r>
+        <w:t>PT-Br</w:t>
+      </w:r>
+    </w:p>
+    <w:p>
+      <w:r>
+        <w:t>Vamos confirmar apólice e explicar de forma simples, conforme o contrato.</w:t>
+      </w:r>
+    </w:p>
+    <w:p>
+      <w:pPr>
+        <w:pStyle w:val="Heading3"/>
+      </w:pPr>
+      <w:r>
+        <w:t>JP（ふりがな）</w:t>
+      </w:r>
+    </w:p>
+    <w:p>
+      <w:r>
+        <w:t>「Apólice」について、契約内容に沿って分かりやすく確認します。</w:t>
+      </w:r>
+    </w:p>
+    <w:p>
+      <w:r>
+        <w:t>ふりがな: 「アプオルイクエ」について、けいやくないようにそって、わかりやすくかくにんします。</w:t>
+      </w:r>
+    </w:p>
+    <w:p>
+      <w:pPr>
+        <w:pStyle w:val="Heading3"/>
+      </w:pPr>
+      <w:r>
+        <w:t>Leitura de apoio para o corretor</w:t>
+      </w:r>
+    </w:p>
+    <w:p>
+      <w:r>
+        <w:t>ヴァモス コンフィルマール アプオルイクエ イ エスプリカール ジ フォルマ シンプレス コンフォルミ オ コントラート</w:t>
       </w:r>
     </w:p>
     <w:p>
@@ -6920,7 +8273,7 @@
         <w:pStyle w:val="Heading2"/>
       </w:pPr>
       <w:r>
-        <w:t>Frases utilizadas</w:t>
+        <w:t>使用フレーズ</w:t>
       </w:r>
     </w:p>
     <w:p>
@@ -6936,15 +8289,15 @@
         <w:pStyle w:val="ListBullet"/>
       </w:pPr>
       <w:r>
-        <w:t>保険証券を確認します。</w:t>
-      </w:r>
-    </w:p>
-    <w:p>
-      <w:pPr>
-        <w:pStyle w:val="ListBullet"/>
-      </w:pPr>
-      <w:r>
-        <w:t>契約前に条件を整理しましょう。</w:t>
+        <w:t>保険証券について確認しましょう。</w:t>
+      </w:r>
+    </w:p>
+    <w:p>
+      <w:pPr>
+        <w:pStyle w:val="ListBullet"/>
+      </w:pPr>
+      <w:r>
+        <w:t>契約内容と必要書類を分けて確認します.</w:t>
       </w:r>
     </w:p>
     <w:p>
@@ -6964,11 +8317,21 @@
       </w:r>
     </w:p>
     <w:p>
-      <w:pPr>
-        <w:pStyle w:val="ListBullet"/>
-      </w:pPr>
-      <w:r>
-        <w:t>Antes de contratar, vamos organizar as condições.</w:t>
+      <w:r>
+        <w:t xml:space="preserve">  - Leitura de apoio: ヴァモス コンフィルマール アプオルイクエ</w:t>
+      </w:r>
+    </w:p>
+    <w:p>
+      <w:pPr>
+        <w:pStyle w:val="ListBullet"/>
+      </w:pPr>
+      <w:r>
+        <w:t>Vou explicar de forma simples, conforme o contrato.</w:t>
+      </w:r>
+    </w:p>
+    <w:p>
+      <w:r>
+        <w:t xml:space="preserve">  - Leitura de apoio: ヴォウ エスプリカール ジ フォルマ シンプレス コンフォルミ オ コントラート</w:t>
       </w:r>
     </w:p>
     <w:p>
@@ -6976,7 +8339,7 @@
         <w:pStyle w:val="Heading2"/>
       </w:pPr>
       <w:r>
-        <w:t>Perguntas frequentes</w:t>
+        <w:t>よくある質問</w:t>
       </w:r>
     </w:p>
     <w:p>
@@ -6992,7 +8355,7 @@
         <w:pStyle w:val="Heading2"/>
       </w:pPr>
       <w:r>
-        <w:t>Termos relacionados</w:t>
+        <w:t>関連用語</w:t>
       </w:r>
     </w:p>
     <w:p>
@@ -7016,7 +8379,7 @@
         <w:pStyle w:val="Heading2"/>
       </w:pPr>
       <w:r>
-        <w:t>Referências cruzadas</w:t>
+        <w:t>相互参照</w:t>
       </w:r>
     </w:p>
     <w:p>
@@ -7048,7 +8411,7 @@
         <w:pStyle w:val="Heading2"/>
       </w:pPr>
       <w:r>
-        <w:t>Referências</w:t>
+        <w:t>参考資料</w:t>
       </w:r>
     </w:p>
     <w:p>
@@ -7064,7 +8427,7 @@
         <w:pStyle w:val="Heading2"/>
       </w:pPr>
       <w:r>
-        <w:t>Tags</w:t>
+        <w:t>タグ</w:t>
       </w:r>
     </w:p>
     <w:p>
@@ -7104,7 +8467,7 @@
         <w:pStyle w:val="Heading2"/>
       </w:pPr>
       <w:r>
-        <w:t>Veja também</w:t>
+        <w:t>関連項目</w:t>
       </w:r>
     </w:p>
     <w:p>
@@ -7120,7 +8483,7 @@
         <w:pStyle w:val="Heading2"/>
       </w:pPr>
       <w:r>
-        <w:t>Histórico de revisão</w:t>
+        <w:t>改訂履歴</w:t>
       </w:r>
     </w:p>
     <w:tbl>
@@ -7130,15 +8493,15 @@
         <w:tblLook w:firstColumn="1" w:firstRow="1" w:lastColumn="0" w:lastRow="0" w:noHBand="0" w:noVBand="1" w:val="04A0"/>
       </w:tblPr>
       <w:tblGrid>
-        <w:gridCol w:w="2448"/>
-        <w:gridCol w:w="2448"/>
-        <w:gridCol w:w="2448"/>
-        <w:gridCol w:w="2448"/>
+        <w:gridCol w:w="2520"/>
+        <w:gridCol w:w="2520"/>
+        <w:gridCol w:w="2520"/>
+        <w:gridCol w:w="2520"/>
       </w:tblGrid>
       <w:tr>
         <w:tc>
           <w:tcPr>
-            <w:tcW w:type="dxa" w:w="2448"/>
+            <w:tcW w:type="dxa" w:w="2520"/>
           </w:tcPr>
           <w:p>
             <w:r>
@@ -7148,7 +8511,7 @@
         </w:tc>
         <w:tc>
           <w:tcPr>
-            <w:tcW w:type="dxa" w:w="2448"/>
+            <w:tcW w:type="dxa" w:w="2520"/>
           </w:tcPr>
           <w:p>
             <w:r>
@@ -7158,7 +8521,7 @@
         </w:tc>
         <w:tc>
           <w:tcPr>
-            <w:tcW w:type="dxa" w:w="2448"/>
+            <w:tcW w:type="dxa" w:w="2520"/>
           </w:tcPr>
           <w:p>
             <w:r>
@@ -7168,7 +8531,7 @@
         </w:tc>
         <w:tc>
           <w:tcPr>
-            <w:tcW w:type="dxa" w:w="2448"/>
+            <w:tcW w:type="dxa" w:w="2520"/>
           </w:tcPr>
           <w:p>
             <w:r>
@@ -7180,7 +8543,7 @@
       <w:tr>
         <w:tc>
           <w:tcPr>
-            <w:tcW w:type="dxa" w:w="2448"/>
+            <w:tcW w:type="dxa" w:w="2520"/>
           </w:tcPr>
           <w:p>
             <w:r>
@@ -7190,7 +8553,7 @@
         </w:tc>
         <w:tc>
           <w:tcPr>
-            <w:tcW w:type="dxa" w:w="2448"/>
+            <w:tcW w:type="dxa" w:w="2520"/>
           </w:tcPr>
           <w:p>
             <w:r>
@@ -7200,7 +8563,7 @@
         </w:tc>
         <w:tc>
           <w:tcPr>
-            <w:tcW w:type="dxa" w:w="2448"/>
+            <w:tcW w:type="dxa" w:w="2520"/>
           </w:tcPr>
           <w:p>
             <w:r>
@@ -7210,7 +8573,7 @@
         </w:tc>
         <w:tc>
           <w:tcPr>
-            <w:tcW w:type="dxa" w:w="2448"/>
+            <w:tcW w:type="dxa" w:w="2520"/>
           </w:tcPr>
           <w:p>
             <w:r>
@@ -7219,14 +8582,51 @@
           </w:p>
         </w:tc>
       </w:tr>
+      <w:tr>
+        <w:tc>
+          <w:tcPr>
+            <w:tcW w:type="dxa" w:w="2520"/>
+          </w:tcPr>
+          <w:p>
+            <w:r>
+              <w:t>2026-06-27</w:t>
+            </w:r>
+          </w:p>
+        </w:tc>
+        <w:tc>
+          <w:tcPr>
+            <w:tcW w:type="dxa" w:w="2520"/>
+          </w:tcPr>
+          <w:p>
+            <w:r>
+              <w:t>0.2</w:t>
+            </w:r>
+          </w:p>
+        </w:tc>
+        <w:tc>
+          <w:tcPr>
+            <w:tcW w:type="dxa" w:w="2520"/>
+          </w:tcPr>
+          <w:p>
+            <w:r>
+              <w:t>JP-BR Insurance Knowledge Base</w:t>
+            </w:r>
+          </w:p>
+        </w:tc>
+        <w:tc>
+          <w:tcPr>
+            <w:tcW w:type="dxa" w:w="2520"/>
+          </w:tcPr>
+          <w:p>
+            <w:r>
+              <w:t>Ajuste ao modelo aprovado com PT-Br, JP（ふりがな） e leitura de apoio para o corretor.</w:t>
+            </w:r>
+          </w:p>
+        </w:tc>
+      </w:tr>
     </w:tbl>
     <w:p/>
     <w:p>
-      <w:r>
-        <w:t>---</w:t>
-      </w:r>
-    </w:p>
-    <w:p>
       <w:pPr>
         <w:pStyle w:val="Heading1"/>
       </w:pPr>
@@ -7239,23 +8639,23 @@
         <w:pStyle w:val="Heading2"/>
       </w:pPr>
       <w:r>
-        <w:t>Controle</w:t>
-      </w:r>
-    </w:p>
-    <w:p>
-      <w:pPr>
-        <w:pStyle w:val="ListBullet"/>
-      </w:pPr>
-      <w:r>
-        <w:t>Versão: 0.1</w:t>
-      </w:r>
-    </w:p>
-    <w:p>
-      <w:pPr>
-        <w:pStyle w:val="ListBullet"/>
-      </w:pPr>
-      <w:r>
-        <w:t>Data: 2026-06-26</w:t>
+        <w:t>管理情報</w:t>
+      </w:r>
+    </w:p>
+    <w:p>
+      <w:pPr>
+        <w:pStyle w:val="ListBullet"/>
+      </w:pPr>
+      <w:r>
+        <w:t>Versão: 0.2</w:t>
+      </w:r>
+    </w:p>
+    <w:p>
+      <w:pPr>
+        <w:pStyle w:val="ListBullet"/>
+      </w:pPr>
+      <w:r>
+        <w:t>Data: 2026-06-27</w:t>
       </w:r>
     </w:p>
     <w:p>
@@ -7271,7 +8671,7 @@
         <w:pStyle w:val="ListBullet"/>
       </w:pPr>
       <w:r>
-        <w:t>Histórico: Criação inicial.</w:t>
+        <w:t>Histórico: Ajuste ao modelo aprovado com títulos principais em japonês e camadas PT-Br/JP/leitura de apoio.</w:t>
       </w:r>
     </w:p>
     <w:p>
@@ -7279,7 +8679,7 @@
         <w:pStyle w:val="Heading2"/>
       </w:pPr>
       <w:r>
-        <w:t>Código</w:t>
+        <w:t>コード</w:t>
       </w:r>
     </w:p>
     <w:p>
@@ -7292,7 +8692,7 @@
         <w:pStyle w:val="Heading2"/>
       </w:pPr>
       <w:r>
-        <w:t>Categoria</w:t>
+        <w:t>カテゴリー</w:t>
       </w:r>
     </w:p>
     <w:p>
@@ -7305,7 +8705,7 @@
         <w:pStyle w:val="Heading2"/>
       </w:pPr>
       <w:r>
-        <w:t>Termo Japonês</w:t>
+        <w:t>日本語用語</w:t>
       </w:r>
     </w:p>
     <w:p>
@@ -7318,7 +8718,7 @@
         <w:pStyle w:val="Heading2"/>
       </w:pPr>
       <w:r>
-        <w:t>Tradução Português</w:t>
+        <w:t>ポルトガル語訳</w:t>
       </w:r>
     </w:p>
     <w:p>
@@ -7331,12 +8731,12 @@
         <w:pStyle w:val="Heading2"/>
       </w:pPr>
       <w:r>
-        <w:t>Definição Técnica</w:t>
-      </w:r>
-    </w:p>
-    <w:p>
-      <w:r>
-        <w:t>Verificação dos dados e coberturas após emissão ou alteração do contrato.</w:t>
+        <w:t>技術的定義</w:t>
+      </w:r>
+    </w:p>
+    <w:p>
+      <w:r>
+        <w:t>契約内容確認とは、医療保険の相談・契約・保険金請求または契約管理において確認すべき専門用語です。具体的な意味、適用範囲、必要書類、支払可否は、保険商品、契約条件、事故状況および保険会社の判断によって異なります。</w:t>
       </w:r>
     </w:p>
     <w:p>
@@ -7344,12 +8744,12 @@
         <w:pStyle w:val="Heading2"/>
       </w:pPr>
       <w:r>
-        <w:t>Explicação Simplificada</w:t>
-      </w:r>
-    </w:p>
-    <w:p>
-      <w:r>
-        <w:t>É conferir se o contrato está correto.</w:t>
+        <w:t>簡単な説明</w:t>
+      </w:r>
+    </w:p>
+    <w:p>
+      <w:r>
+        <w:t>お客様には、「Confirmação do conteúdo contratual」に関する内容を、契約内容、条件、必要書類に分けて確認することとして説明します。</w:t>
       </w:r>
     </w:p>
     <w:p>
@@ -7357,12 +8757,51 @@
         <w:pStyle w:val="Heading2"/>
       </w:pPr>
       <w:r>
-        <w:t>Como explicar ao cliente brasileiro</w:t>
-      </w:r>
-    </w:p>
-    <w:p>
-      <w:r>
-        <w:t>Depois da emissão, vamos conferir dados, benefícios e condições para evitar erro.</w:t>
+        <w:t>ブラジル人顧客への説明方法</w:t>
+      </w:r>
+    </w:p>
+    <w:p>
+      <w:pPr>
+        <w:pStyle w:val="Heading3"/>
+      </w:pPr>
+      <w:r>
+        <w:t>PT-Br</w:t>
+      </w:r>
+    </w:p>
+    <w:p>
+      <w:r>
+        <w:t>Vamos confirmar confirmação do conteúdo contratual e explicar de forma simples, conforme o contrato.</w:t>
+      </w:r>
+    </w:p>
+    <w:p>
+      <w:pPr>
+        <w:pStyle w:val="Heading3"/>
+      </w:pPr>
+      <w:r>
+        <w:t>JP（ふりがな）</w:t>
+      </w:r>
+    </w:p>
+    <w:p>
+      <w:r>
+        <w:t>「Confirmação do conteúdo contratual」について、契約内容に沿って分かりやすく確認します。</w:t>
+      </w:r>
+    </w:p>
+    <w:p>
+      <w:r>
+        <w:t>ふりがな: 「コンフィルマサォン ド クオントエウドオ クオントルアトウアル」について、けいやくないようにそって、わかりやすくかくにんします。</w:t>
+      </w:r>
+    </w:p>
+    <w:p>
+      <w:pPr>
+        <w:pStyle w:val="Heading3"/>
+      </w:pPr>
+      <w:r>
+        <w:t>Leitura de apoio para o corretor</w:t>
+      </w:r>
+    </w:p>
+    <w:p>
+      <w:r>
+        <w:t>ヴァモス コンフィルマール コンフィルマサォン ド クオントエウドオ クオントルアトウアル イ エスプリカール ジ フォルマ シンプレス コンフォルミ オ コントラート</w:t>
       </w:r>
     </w:p>
     <w:p>
@@ -7370,7 +8809,7 @@
         <w:pStyle w:val="Heading2"/>
       </w:pPr>
       <w:r>
-        <w:t>Frases utilizadas</w:t>
+        <w:t>使用フレーズ</w:t>
       </w:r>
     </w:p>
     <w:p>
@@ -7386,15 +8825,15 @@
         <w:pStyle w:val="ListBullet"/>
       </w:pPr>
       <w:r>
-        <w:t>契約内容確認を確認します。</w:t>
-      </w:r>
-    </w:p>
-    <w:p>
-      <w:pPr>
-        <w:pStyle w:val="ListBullet"/>
-      </w:pPr>
-      <w:r>
-        <w:t>契約前に条件を整理しましょう。</w:t>
+        <w:t>契約内容確認について確認しましょう。</w:t>
+      </w:r>
+    </w:p>
+    <w:p>
+      <w:pPr>
+        <w:pStyle w:val="ListBullet"/>
+      </w:pPr>
+      <w:r>
+        <w:t>契約内容と必要書類を分けて確認します.</w:t>
       </w:r>
     </w:p>
     <w:p>
@@ -7414,11 +8853,21 @@
       </w:r>
     </w:p>
     <w:p>
-      <w:pPr>
-        <w:pStyle w:val="ListBullet"/>
-      </w:pPr>
-      <w:r>
-        <w:t>Antes de contratar, vamos organizar as condições.</w:t>
+      <w:r>
+        <w:t xml:space="preserve">  - Leitura de apoio: ヴァモス コンフィルマール コンフィルマサォン ド クオントエウドオ クオントルアトウアル</w:t>
+      </w:r>
+    </w:p>
+    <w:p>
+      <w:pPr>
+        <w:pStyle w:val="ListBullet"/>
+      </w:pPr>
+      <w:r>
+        <w:t>Vou explicar de forma simples, conforme o contrato.</w:t>
+      </w:r>
+    </w:p>
+    <w:p>
+      <w:r>
+        <w:t xml:space="preserve">  - Leitura de apoio: ヴォウ エスプリカール ジ フォルマ シンプレス コンフォルミ オ コントラート</w:t>
       </w:r>
     </w:p>
     <w:p>
@@ -7426,7 +8875,7 @@
         <w:pStyle w:val="Heading2"/>
       </w:pPr>
       <w:r>
-        <w:t>Perguntas frequentes</w:t>
+        <w:t>よくある質問</w:t>
       </w:r>
     </w:p>
     <w:p>
@@ -7442,7 +8891,7 @@
         <w:pStyle w:val="Heading2"/>
       </w:pPr>
       <w:r>
-        <w:t>Termos relacionados</w:t>
+        <w:t>関連用語</w:t>
       </w:r>
     </w:p>
     <w:p>
@@ -7466,7 +8915,7 @@
         <w:pStyle w:val="Heading2"/>
       </w:pPr>
       <w:r>
-        <w:t>Referências cruzadas</w:t>
+        <w:t>相互参照</w:t>
       </w:r>
     </w:p>
     <w:p>
@@ -7498,7 +8947,7 @@
         <w:pStyle w:val="Heading2"/>
       </w:pPr>
       <w:r>
-        <w:t>Referências</w:t>
+        <w:t>参考資料</w:t>
       </w:r>
     </w:p>
     <w:p>
@@ -7514,7 +8963,7 @@
         <w:pStyle w:val="Heading2"/>
       </w:pPr>
       <w:r>
-        <w:t>Tags</w:t>
+        <w:t>タグ</w:t>
       </w:r>
     </w:p>
     <w:p>
@@ -7554,7 +9003,7 @@
         <w:pStyle w:val="Heading2"/>
       </w:pPr>
       <w:r>
-        <w:t>Veja também</w:t>
+        <w:t>関連項目</w:t>
       </w:r>
     </w:p>
     <w:p>
@@ -7570,7 +9019,7 @@
         <w:pStyle w:val="Heading2"/>
       </w:pPr>
       <w:r>
-        <w:t>Histórico de revisão</w:t>
+        <w:t>改訂履歴</w:t>
       </w:r>
     </w:p>
     <w:tbl>
@@ -7580,15 +9029,15 @@
         <w:tblLook w:firstColumn="1" w:firstRow="1" w:lastColumn="0" w:lastRow="0" w:noHBand="0" w:noVBand="1" w:val="04A0"/>
       </w:tblPr>
       <w:tblGrid>
-        <w:gridCol w:w="2448"/>
-        <w:gridCol w:w="2448"/>
-        <w:gridCol w:w="2448"/>
-        <w:gridCol w:w="2448"/>
+        <w:gridCol w:w="2520"/>
+        <w:gridCol w:w="2520"/>
+        <w:gridCol w:w="2520"/>
+        <w:gridCol w:w="2520"/>
       </w:tblGrid>
       <w:tr>
         <w:tc>
           <w:tcPr>
-            <w:tcW w:type="dxa" w:w="2448"/>
+            <w:tcW w:type="dxa" w:w="2520"/>
           </w:tcPr>
           <w:p>
             <w:r>
@@ -7598,7 +9047,7 @@
         </w:tc>
         <w:tc>
           <w:tcPr>
-            <w:tcW w:type="dxa" w:w="2448"/>
+            <w:tcW w:type="dxa" w:w="2520"/>
           </w:tcPr>
           <w:p>
             <w:r>
@@ -7608,7 +9057,7 @@
         </w:tc>
         <w:tc>
           <w:tcPr>
-            <w:tcW w:type="dxa" w:w="2448"/>
+            <w:tcW w:type="dxa" w:w="2520"/>
           </w:tcPr>
           <w:p>
             <w:r>
@@ -7618,7 +9067,7 @@
         </w:tc>
         <w:tc>
           <w:tcPr>
-            <w:tcW w:type="dxa" w:w="2448"/>
+            <w:tcW w:type="dxa" w:w="2520"/>
           </w:tcPr>
           <w:p>
             <w:r>
@@ -7630,7 +9079,7 @@
       <w:tr>
         <w:tc>
           <w:tcPr>
-            <w:tcW w:type="dxa" w:w="2448"/>
+            <w:tcW w:type="dxa" w:w="2520"/>
           </w:tcPr>
           <w:p>
             <w:r>
@@ -7640,7 +9089,7 @@
         </w:tc>
         <w:tc>
           <w:tcPr>
-            <w:tcW w:type="dxa" w:w="2448"/>
+            <w:tcW w:type="dxa" w:w="2520"/>
           </w:tcPr>
           <w:p>
             <w:r>
@@ -7650,7 +9099,7 @@
         </w:tc>
         <w:tc>
           <w:tcPr>
-            <w:tcW w:type="dxa" w:w="2448"/>
+            <w:tcW w:type="dxa" w:w="2520"/>
           </w:tcPr>
           <w:p>
             <w:r>
@@ -7660,7 +9109,7 @@
         </w:tc>
         <w:tc>
           <w:tcPr>
-            <w:tcW w:type="dxa" w:w="2448"/>
+            <w:tcW w:type="dxa" w:w="2520"/>
           </w:tcPr>
           <w:p>
             <w:r>
@@ -7669,14 +9118,51 @@
           </w:p>
         </w:tc>
       </w:tr>
+      <w:tr>
+        <w:tc>
+          <w:tcPr>
+            <w:tcW w:type="dxa" w:w="2520"/>
+          </w:tcPr>
+          <w:p>
+            <w:r>
+              <w:t>2026-06-27</w:t>
+            </w:r>
+          </w:p>
+        </w:tc>
+        <w:tc>
+          <w:tcPr>
+            <w:tcW w:type="dxa" w:w="2520"/>
+          </w:tcPr>
+          <w:p>
+            <w:r>
+              <w:t>0.2</w:t>
+            </w:r>
+          </w:p>
+        </w:tc>
+        <w:tc>
+          <w:tcPr>
+            <w:tcW w:type="dxa" w:w="2520"/>
+          </w:tcPr>
+          <w:p>
+            <w:r>
+              <w:t>JP-BR Insurance Knowledge Base</w:t>
+            </w:r>
+          </w:p>
+        </w:tc>
+        <w:tc>
+          <w:tcPr>
+            <w:tcW w:type="dxa" w:w="2520"/>
+          </w:tcPr>
+          <w:p>
+            <w:r>
+              <w:t>Ajuste ao modelo aprovado com PT-Br, JP（ふりがな） e leitura de apoio para o corretor.</w:t>
+            </w:r>
+          </w:p>
+        </w:tc>
+      </w:tr>
     </w:tbl>
     <w:p/>
     <w:p>
-      <w:r>
-        <w:t>---</w:t>
-      </w:r>
-    </w:p>
-    <w:p>
       <w:pPr>
         <w:pStyle w:val="Heading1"/>
       </w:pPr>
@@ -7689,23 +9175,23 @@
         <w:pStyle w:val="Heading2"/>
       </w:pPr>
       <w:r>
-        <w:t>Controle</w:t>
-      </w:r>
-    </w:p>
-    <w:p>
-      <w:pPr>
-        <w:pStyle w:val="ListBullet"/>
-      </w:pPr>
-      <w:r>
-        <w:t>Versão: 0.1</w:t>
-      </w:r>
-    </w:p>
-    <w:p>
-      <w:pPr>
-        <w:pStyle w:val="ListBullet"/>
-      </w:pPr>
-      <w:r>
-        <w:t>Data: 2026-06-26</w:t>
+        <w:t>管理情報</w:t>
+      </w:r>
+    </w:p>
+    <w:p>
+      <w:pPr>
+        <w:pStyle w:val="ListBullet"/>
+      </w:pPr>
+      <w:r>
+        <w:t>Versão: 0.2</w:t>
+      </w:r>
+    </w:p>
+    <w:p>
+      <w:pPr>
+        <w:pStyle w:val="ListBullet"/>
+      </w:pPr>
+      <w:r>
+        <w:t>Data: 2026-06-27</w:t>
       </w:r>
     </w:p>
     <w:p>
@@ -7721,7 +9207,7 @@
         <w:pStyle w:val="ListBullet"/>
       </w:pPr>
       <w:r>
-        <w:t>Histórico: Criação inicial.</w:t>
+        <w:t>Histórico: Ajuste ao modelo aprovado com títulos principais em japonês e camadas PT-Br/JP/leitura de apoio.</w:t>
       </w:r>
     </w:p>
     <w:p>
@@ -7729,7 +9215,7 @@
         <w:pStyle w:val="Heading2"/>
       </w:pPr>
       <w:r>
-        <w:t>Código</w:t>
+        <w:t>コード</w:t>
       </w:r>
     </w:p>
     <w:p>
@@ -7742,7 +9228,7 @@
         <w:pStyle w:val="Heading2"/>
       </w:pPr>
       <w:r>
-        <w:t>Categoria</w:t>
+        <w:t>カテゴリー</w:t>
       </w:r>
     </w:p>
     <w:p>
@@ -7755,7 +9241,7 @@
         <w:pStyle w:val="Heading2"/>
       </w:pPr>
       <w:r>
-        <w:t>Termo Japonês</w:t>
+        <w:t>日本語用語</w:t>
       </w:r>
     </w:p>
     <w:p>
@@ -7768,7 +9254,7 @@
         <w:pStyle w:val="Heading2"/>
       </w:pPr>
       <w:r>
-        <w:t>Tradução Português</w:t>
+        <w:t>ポルトガル語訳</w:t>
       </w:r>
     </w:p>
     <w:p>
@@ -7781,12 +9267,12 @@
         <w:pStyle w:val="Heading2"/>
       </w:pPr>
       <w:r>
-        <w:t>Definição Técnica</w:t>
-      </w:r>
-    </w:p>
-    <w:p>
-      <w:r>
-        <w:t>Possibilidade de cancelar a contratação dentro de prazo e condições definidos por regra aplicável.</w:t>
+        <w:t>技術的定義</w:t>
+      </w:r>
+    </w:p>
+    <w:p>
+      <w:r>
+        <w:t>クーリングオフとは、医療保険の相談・契約・保険金請求または契約管理において確認すべき専門用語です。具体的な意味、適用範囲、必要書類、支払可否は、保険商品、契約条件、事故状況および保険会社の判断によって異なります。</w:t>
       </w:r>
     </w:p>
     <w:p>
@@ -7794,12 +9280,12 @@
         <w:pStyle w:val="Heading2"/>
       </w:pPr>
       <w:r>
-        <w:t>Explicação Simplificada</w:t>
-      </w:r>
-    </w:p>
-    <w:p>
-      <w:r>
-        <w:t>É o cancelamento dentro de prazo permitido.</w:t>
+        <w:t>簡単な説明</w:t>
+      </w:r>
+    </w:p>
+    <w:p>
+      <w:r>
+        <w:t>お客様には、「Direito de cancelamento no prazo legal」に関する内容を、契約内容、条件、必要書類に分けて確認することとして説明します。</w:t>
       </w:r>
     </w:p>
     <w:p>
@@ -7807,12 +9293,51 @@
         <w:pStyle w:val="Heading2"/>
       </w:pPr>
       <w:r>
-        <w:t>Como explicar ao cliente brasileiro</w:t>
-      </w:r>
-    </w:p>
-    <w:p>
-      <w:r>
-        <w:t>Existe um prazo e regras específicas para desistir após a contratação.</w:t>
+        <w:t>ブラジル人顧客への説明方法</w:t>
+      </w:r>
+    </w:p>
+    <w:p>
+      <w:pPr>
+        <w:pStyle w:val="Heading3"/>
+      </w:pPr>
+      <w:r>
+        <w:t>PT-Br</w:t>
+      </w:r>
+    </w:p>
+    <w:p>
+      <w:r>
+        <w:t>Vamos confirmar direito de cancelamento no prazo legal e explicar de forma simples, conforme o contrato.</w:t>
+      </w:r>
+    </w:p>
+    <w:p>
+      <w:pPr>
+        <w:pStyle w:val="Heading3"/>
+      </w:pPr>
+      <w:r>
+        <w:t>JP（ふりがな）</w:t>
+      </w:r>
+    </w:p>
+    <w:p>
+      <w:r>
+        <w:t>「Direito de cancelamento no prazo legal」について、契約内容に沿って分かりやすく確認します。</w:t>
+      </w:r>
+    </w:p>
+    <w:p>
+      <w:r>
+        <w:t>ふりがな: 「ドイルエイトオ ジ クアンクエルアムエントオ ノ プルアズオ ルエグアル」について、けいやくないようにそって、わかりやすくかくにんします。</w:t>
+      </w:r>
+    </w:p>
+    <w:p>
+      <w:pPr>
+        <w:pStyle w:val="Heading3"/>
+      </w:pPr>
+      <w:r>
+        <w:t>Leitura de apoio para o corretor</w:t>
+      </w:r>
+    </w:p>
+    <w:p>
+      <w:r>
+        <w:t>ヴァモス コンフィルマール ドイルエイトオ ジ クアンクエルアムエントオ ノ プルアズオ ルエグアル イ エスプリカール ジ フォルマ シンプレス コンフォルミ オ コントラート</w:t>
       </w:r>
     </w:p>
     <w:p>
@@ -7820,7 +9345,7 @@
         <w:pStyle w:val="Heading2"/>
       </w:pPr>
       <w:r>
-        <w:t>Frases utilizadas</w:t>
+        <w:t>使用フレーズ</w:t>
       </w:r>
     </w:p>
     <w:p>
@@ -7836,15 +9361,15 @@
         <w:pStyle w:val="ListBullet"/>
       </w:pPr>
       <w:r>
-        <w:t>クーリングオフを確認します。</w:t>
-      </w:r>
-    </w:p>
-    <w:p>
-      <w:pPr>
-        <w:pStyle w:val="ListBullet"/>
-      </w:pPr>
-      <w:r>
-        <w:t>契約前に条件を整理しましょう。</w:t>
+        <w:t>クーリングオフについて確認しましょう。</w:t>
+      </w:r>
+    </w:p>
+    <w:p>
+      <w:pPr>
+        <w:pStyle w:val="ListBullet"/>
+      </w:pPr>
+      <w:r>
+        <w:t>契約内容と必要書類を分けて確認します.</w:t>
       </w:r>
     </w:p>
     <w:p>
@@ -7864,11 +9389,21 @@
       </w:r>
     </w:p>
     <w:p>
-      <w:pPr>
-        <w:pStyle w:val="ListBullet"/>
-      </w:pPr>
-      <w:r>
-        <w:t>Antes de contratar, vamos organizar as condições.</w:t>
+      <w:r>
+        <w:t xml:space="preserve">  - Leitura de apoio: ヴァモス コンフィルマール ドイルエイトオ ジ クアンクエルアムエントオ ノ プルアズオ ルエグアル</w:t>
+      </w:r>
+    </w:p>
+    <w:p>
+      <w:pPr>
+        <w:pStyle w:val="ListBullet"/>
+      </w:pPr>
+      <w:r>
+        <w:t>Vou explicar de forma simples, conforme o contrato.</w:t>
+      </w:r>
+    </w:p>
+    <w:p>
+      <w:r>
+        <w:t xml:space="preserve">  - Leitura de apoio: ヴォウ エスプリカール ジ フォルマ シンプレス コンフォルミ オ コントラート</w:t>
       </w:r>
     </w:p>
     <w:p>
@@ -7876,7 +9411,7 @@
         <w:pStyle w:val="Heading2"/>
       </w:pPr>
       <w:r>
-        <w:t>Perguntas frequentes</w:t>
+        <w:t>よくある質問</w:t>
       </w:r>
     </w:p>
     <w:p>
@@ -7892,7 +9427,7 @@
         <w:pStyle w:val="Heading2"/>
       </w:pPr>
       <w:r>
-        <w:t>Termos relacionados</w:t>
+        <w:t>関連用語</w:t>
       </w:r>
     </w:p>
     <w:p>
@@ -7916,7 +9451,7 @@
         <w:pStyle w:val="Heading2"/>
       </w:pPr>
       <w:r>
-        <w:t>Referências cruzadas</w:t>
+        <w:t>相互参照</w:t>
       </w:r>
     </w:p>
     <w:p>
@@ -7948,7 +9483,7 @@
         <w:pStyle w:val="Heading2"/>
       </w:pPr>
       <w:r>
-        <w:t>Referências</w:t>
+        <w:t>参考資料</w:t>
       </w:r>
     </w:p>
     <w:p>
@@ -7964,7 +9499,7 @@
         <w:pStyle w:val="Heading2"/>
       </w:pPr>
       <w:r>
-        <w:t>Tags</w:t>
+        <w:t>タグ</w:t>
       </w:r>
     </w:p>
     <w:p>
@@ -8004,7 +9539,7 @@
         <w:pStyle w:val="Heading2"/>
       </w:pPr>
       <w:r>
-        <w:t>Veja também</w:t>
+        <w:t>関連項目</w:t>
       </w:r>
     </w:p>
     <w:p>
@@ -8020,7 +9555,7 @@
         <w:pStyle w:val="Heading2"/>
       </w:pPr>
       <w:r>
-        <w:t>Histórico de revisão</w:t>
+        <w:t>改訂履歴</w:t>
       </w:r>
     </w:p>
     <w:tbl>
@@ -8030,15 +9565,15 @@
         <w:tblLook w:firstColumn="1" w:firstRow="1" w:lastColumn="0" w:lastRow="0" w:noHBand="0" w:noVBand="1" w:val="04A0"/>
       </w:tblPr>
       <w:tblGrid>
-        <w:gridCol w:w="2448"/>
-        <w:gridCol w:w="2448"/>
-        <w:gridCol w:w="2448"/>
-        <w:gridCol w:w="2448"/>
+        <w:gridCol w:w="2520"/>
+        <w:gridCol w:w="2520"/>
+        <w:gridCol w:w="2520"/>
+        <w:gridCol w:w="2520"/>
       </w:tblGrid>
       <w:tr>
         <w:tc>
           <w:tcPr>
-            <w:tcW w:type="dxa" w:w="2448"/>
+            <w:tcW w:type="dxa" w:w="2520"/>
           </w:tcPr>
           <w:p>
             <w:r>
@@ -8048,7 +9583,7 @@
         </w:tc>
         <w:tc>
           <w:tcPr>
-            <w:tcW w:type="dxa" w:w="2448"/>
+            <w:tcW w:type="dxa" w:w="2520"/>
           </w:tcPr>
           <w:p>
             <w:r>
@@ -8058,7 +9593,7 @@
         </w:tc>
         <w:tc>
           <w:tcPr>
-            <w:tcW w:type="dxa" w:w="2448"/>
+            <w:tcW w:type="dxa" w:w="2520"/>
           </w:tcPr>
           <w:p>
             <w:r>
@@ -8068,7 +9603,7 @@
         </w:tc>
         <w:tc>
           <w:tcPr>
-            <w:tcW w:type="dxa" w:w="2448"/>
+            <w:tcW w:type="dxa" w:w="2520"/>
           </w:tcPr>
           <w:p>
             <w:r>
@@ -8080,7 +9615,7 @@
       <w:tr>
         <w:tc>
           <w:tcPr>
-            <w:tcW w:type="dxa" w:w="2448"/>
+            <w:tcW w:type="dxa" w:w="2520"/>
           </w:tcPr>
           <w:p>
             <w:r>
@@ -8090,7 +9625,7 @@
         </w:tc>
         <w:tc>
           <w:tcPr>
-            <w:tcW w:type="dxa" w:w="2448"/>
+            <w:tcW w:type="dxa" w:w="2520"/>
           </w:tcPr>
           <w:p>
             <w:r>
@@ -8100,7 +9635,7 @@
         </w:tc>
         <w:tc>
           <w:tcPr>
-            <w:tcW w:type="dxa" w:w="2448"/>
+            <w:tcW w:type="dxa" w:w="2520"/>
           </w:tcPr>
           <w:p>
             <w:r>
@@ -8110,7 +9645,7 @@
         </w:tc>
         <w:tc>
           <w:tcPr>
-            <w:tcW w:type="dxa" w:w="2448"/>
+            <w:tcW w:type="dxa" w:w="2520"/>
           </w:tcPr>
           <w:p>
             <w:r>
@@ -8119,14 +9654,51 @@
           </w:p>
         </w:tc>
       </w:tr>
+      <w:tr>
+        <w:tc>
+          <w:tcPr>
+            <w:tcW w:type="dxa" w:w="2520"/>
+          </w:tcPr>
+          <w:p>
+            <w:r>
+              <w:t>2026-06-27</w:t>
+            </w:r>
+          </w:p>
+        </w:tc>
+        <w:tc>
+          <w:tcPr>
+            <w:tcW w:type="dxa" w:w="2520"/>
+          </w:tcPr>
+          <w:p>
+            <w:r>
+              <w:t>0.2</w:t>
+            </w:r>
+          </w:p>
+        </w:tc>
+        <w:tc>
+          <w:tcPr>
+            <w:tcW w:type="dxa" w:w="2520"/>
+          </w:tcPr>
+          <w:p>
+            <w:r>
+              <w:t>JP-BR Insurance Knowledge Base</w:t>
+            </w:r>
+          </w:p>
+        </w:tc>
+        <w:tc>
+          <w:tcPr>
+            <w:tcW w:type="dxa" w:w="2520"/>
+          </w:tcPr>
+          <w:p>
+            <w:r>
+              <w:t>Ajuste ao modelo aprovado com PT-Br, JP（ふりがな） e leitura de apoio para o corretor.</w:t>
+            </w:r>
+          </w:p>
+        </w:tc>
+      </w:tr>
     </w:tbl>
     <w:p/>
     <w:p>
-      <w:r>
-        <w:t>---</w:t>
-      </w:r>
-    </w:p>
-    <w:p>
       <w:pPr>
         <w:pStyle w:val="Heading1"/>
       </w:pPr>
@@ -8139,23 +9711,23 @@
         <w:pStyle w:val="Heading2"/>
       </w:pPr>
       <w:r>
-        <w:t>Controle</w:t>
-      </w:r>
-    </w:p>
-    <w:p>
-      <w:pPr>
-        <w:pStyle w:val="ListBullet"/>
-      </w:pPr>
-      <w:r>
-        <w:t>Versão: 0.1</w:t>
-      </w:r>
-    </w:p>
-    <w:p>
-      <w:pPr>
-        <w:pStyle w:val="ListBullet"/>
-      </w:pPr>
-      <w:r>
-        <w:t>Data: 2026-06-26</w:t>
+        <w:t>管理情報</w:t>
+      </w:r>
+    </w:p>
+    <w:p>
+      <w:pPr>
+        <w:pStyle w:val="ListBullet"/>
+      </w:pPr>
+      <w:r>
+        <w:t>Versão: 0.2</w:t>
+      </w:r>
+    </w:p>
+    <w:p>
+      <w:pPr>
+        <w:pStyle w:val="ListBullet"/>
+      </w:pPr>
+      <w:r>
+        <w:t>Data: 2026-06-27</w:t>
       </w:r>
     </w:p>
     <w:p>
@@ -8171,7 +9743,7 @@
         <w:pStyle w:val="ListBullet"/>
       </w:pPr>
       <w:r>
-        <w:t>Histórico: Criação inicial.</w:t>
+        <w:t>Histórico: Ajuste ao modelo aprovado com títulos principais em japonês e camadas PT-Br/JP/leitura de apoio.</w:t>
       </w:r>
     </w:p>
     <w:p>
@@ -8179,7 +9751,7 @@
         <w:pStyle w:val="Heading2"/>
       </w:pPr>
       <w:r>
-        <w:t>Código</w:t>
+        <w:t>コード</w:t>
       </w:r>
     </w:p>
     <w:p>
@@ -8192,7 +9764,7 @@
         <w:pStyle w:val="Heading2"/>
       </w:pPr>
       <w:r>
-        <w:t>Categoria</w:t>
+        <w:t>カテゴリー</w:t>
       </w:r>
     </w:p>
     <w:p>
@@ -8205,7 +9777,7 @@
         <w:pStyle w:val="Heading2"/>
       </w:pPr>
       <w:r>
-        <w:t>Termo Japonês</w:t>
+        <w:t>日本語用語</w:t>
       </w:r>
     </w:p>
     <w:p>
@@ -8218,7 +9790,7 @@
         <w:pStyle w:val="Heading2"/>
       </w:pPr>
       <w:r>
-        <w:t>Tradução Português</w:t>
+        <w:t>ポルトガル語訳</w:t>
       </w:r>
     </w:p>
     <w:p>
@@ -8231,12 +9803,12 @@
         <w:pStyle w:val="Heading2"/>
       </w:pPr>
       <w:r>
-        <w:t>Definição Técnica</w:t>
-      </w:r>
-    </w:p>
-    <w:p>
-      <w:r>
-        <w:t>Cancelamento do pedido de contratação antes da formação ou conforme procedimento da seguradora.</w:t>
+        <w:t>技術的定義</w:t>
+      </w:r>
+    </w:p>
+    <w:p>
+      <w:r>
+        <w:t>申込撤回とは、医療保険の相談・契約・保険金請求または契約管理において確認すべき専門用語です。具体的な意味、適用範囲、必要書類、支払可否は、保険商品、契約条件、事故状況および保険会社の判断によって異なります。</w:t>
       </w:r>
     </w:p>
     <w:p>
@@ -8244,12 +9816,12 @@
         <w:pStyle w:val="Heading2"/>
       </w:pPr>
       <w:r>
-        <w:t>Explicação Simplificada</w:t>
-      </w:r>
-    </w:p>
-    <w:p>
-      <w:r>
-        <w:t>É desistir da proposta antes de concluir.</w:t>
+        <w:t>簡単な説明</w:t>
+      </w:r>
+    </w:p>
+    <w:p>
+      <w:r>
+        <w:t>お客様には、「Retirada da proposta」に関する内容を、契約内容、条件、必要書類に分けて確認することとして説明します。</w:t>
       </w:r>
     </w:p>
     <w:p>
@@ -8257,12 +9829,51 @@
         <w:pStyle w:val="Heading2"/>
       </w:pPr>
       <w:r>
-        <w:t>Como explicar ao cliente brasileiro</w:t>
-      </w:r>
-    </w:p>
-    <w:p>
-      <w:r>
-        <w:t>Se o cliente desistir antes da conclusão, precisamos seguir o procedimento correto da seguradora.</w:t>
+        <w:t>ブラジル人顧客への説明方法</w:t>
+      </w:r>
+    </w:p>
+    <w:p>
+      <w:pPr>
+        <w:pStyle w:val="Heading3"/>
+      </w:pPr>
+      <w:r>
+        <w:t>PT-Br</w:t>
+      </w:r>
+    </w:p>
+    <w:p>
+      <w:r>
+        <w:t>Vamos confirmar retirada da proposta e explicar de forma simples, conforme o contrato.</w:t>
+      </w:r>
+    </w:p>
+    <w:p>
+      <w:pPr>
+        <w:pStyle w:val="Heading3"/>
+      </w:pPr>
+      <w:r>
+        <w:t>JP（ふりがな）</w:t>
+      </w:r>
+    </w:p>
+    <w:p>
+      <w:r>
+        <w:t>「Retirada da proposta」について、契約内容に沿って分かりやすく確認します。</w:t>
+      </w:r>
+    </w:p>
+    <w:p>
+      <w:r>
+        <w:t>ふりがな: 「ルエトイルアドア ダ プルオプオストア」について、けいやくないようにそって、わかりやすくかくにんします。</w:t>
+      </w:r>
+    </w:p>
+    <w:p>
+      <w:pPr>
+        <w:pStyle w:val="Heading3"/>
+      </w:pPr>
+      <w:r>
+        <w:t>Leitura de apoio para o corretor</w:t>
+      </w:r>
+    </w:p>
+    <w:p>
+      <w:r>
+        <w:t>ヴァモス コンフィルマール ルエトイルアドア ダ プルオプオストア イ エスプリカール ジ フォルマ シンプレス コンフォルミ オ コントラート</w:t>
       </w:r>
     </w:p>
     <w:p>
@@ -8270,7 +9881,7 @@
         <w:pStyle w:val="Heading2"/>
       </w:pPr>
       <w:r>
-        <w:t>Frases utilizadas</w:t>
+        <w:t>使用フレーズ</w:t>
       </w:r>
     </w:p>
     <w:p>
@@ -8286,15 +9897,15 @@
         <w:pStyle w:val="ListBullet"/>
       </w:pPr>
       <w:r>
-        <w:t>申込撤回を確認します。</w:t>
-      </w:r>
-    </w:p>
-    <w:p>
-      <w:pPr>
-        <w:pStyle w:val="ListBullet"/>
-      </w:pPr>
-      <w:r>
-        <w:t>契約前に条件を整理しましょう。</w:t>
+        <w:t>申込撤回について確認しましょう。</w:t>
+      </w:r>
+    </w:p>
+    <w:p>
+      <w:pPr>
+        <w:pStyle w:val="ListBullet"/>
+      </w:pPr>
+      <w:r>
+        <w:t>契約内容と必要書類を分けて確認します.</w:t>
       </w:r>
     </w:p>
     <w:p>
@@ -8314,11 +9925,21 @@
       </w:r>
     </w:p>
     <w:p>
-      <w:pPr>
-        <w:pStyle w:val="ListBullet"/>
-      </w:pPr>
-      <w:r>
-        <w:t>Antes de contratar, vamos organizar as condições.</w:t>
+      <w:r>
+        <w:t xml:space="preserve">  - Leitura de apoio: ヴァモス コンフィルマール ルエトイルアドア ダ プルオプオストア</w:t>
+      </w:r>
+    </w:p>
+    <w:p>
+      <w:pPr>
+        <w:pStyle w:val="ListBullet"/>
+      </w:pPr>
+      <w:r>
+        <w:t>Vou explicar de forma simples, conforme o contrato.</w:t>
+      </w:r>
+    </w:p>
+    <w:p>
+      <w:r>
+        <w:t xml:space="preserve">  - Leitura de apoio: ヴォウ エスプリカール ジ フォルマ シンプレス コンフォルミ オ コントラート</w:t>
       </w:r>
     </w:p>
     <w:p>
@@ -8326,7 +9947,7 @@
         <w:pStyle w:val="Heading2"/>
       </w:pPr>
       <w:r>
-        <w:t>Perguntas frequentes</w:t>
+        <w:t>よくある質問</w:t>
       </w:r>
     </w:p>
     <w:p>
@@ -8342,7 +9963,7 @@
         <w:pStyle w:val="Heading2"/>
       </w:pPr>
       <w:r>
-        <w:t>Termos relacionados</w:t>
+        <w:t>関連用語</w:t>
       </w:r>
     </w:p>
     <w:p>
@@ -8366,7 +9987,7 @@
         <w:pStyle w:val="Heading2"/>
       </w:pPr>
       <w:r>
-        <w:t>Referências cruzadas</w:t>
+        <w:t>相互参照</w:t>
       </w:r>
     </w:p>
     <w:p>
@@ -8398,7 +10019,7 @@
         <w:pStyle w:val="Heading2"/>
       </w:pPr>
       <w:r>
-        <w:t>Referências</w:t>
+        <w:t>参考資料</w:t>
       </w:r>
     </w:p>
     <w:p>
@@ -8414,7 +10035,7 @@
         <w:pStyle w:val="Heading2"/>
       </w:pPr>
       <w:r>
-        <w:t>Tags</w:t>
+        <w:t>タグ</w:t>
       </w:r>
     </w:p>
     <w:p>
@@ -8454,7 +10075,7 @@
         <w:pStyle w:val="Heading2"/>
       </w:pPr>
       <w:r>
-        <w:t>Veja também</w:t>
+        <w:t>関連項目</w:t>
       </w:r>
     </w:p>
     <w:p>
@@ -8470,7 +10091,7 @@
         <w:pStyle w:val="Heading2"/>
       </w:pPr>
       <w:r>
-        <w:t>Histórico de revisão</w:t>
+        <w:t>改訂履歴</w:t>
       </w:r>
     </w:p>
     <w:tbl>
@@ -8480,15 +10101,15 @@
         <w:tblLook w:firstColumn="1" w:firstRow="1" w:lastColumn="0" w:lastRow="0" w:noHBand="0" w:noVBand="1" w:val="04A0"/>
       </w:tblPr>
       <w:tblGrid>
-        <w:gridCol w:w="2448"/>
-        <w:gridCol w:w="2448"/>
-        <w:gridCol w:w="2448"/>
-        <w:gridCol w:w="2448"/>
+        <w:gridCol w:w="2520"/>
+        <w:gridCol w:w="2520"/>
+        <w:gridCol w:w="2520"/>
+        <w:gridCol w:w="2520"/>
       </w:tblGrid>
       <w:tr>
         <w:tc>
           <w:tcPr>
-            <w:tcW w:type="dxa" w:w="2448"/>
+            <w:tcW w:type="dxa" w:w="2520"/>
           </w:tcPr>
           <w:p>
             <w:r>
@@ -8498,7 +10119,7 @@
         </w:tc>
         <w:tc>
           <w:tcPr>
-            <w:tcW w:type="dxa" w:w="2448"/>
+            <w:tcW w:type="dxa" w:w="2520"/>
           </w:tcPr>
           <w:p>
             <w:r>
@@ -8508,7 +10129,7 @@
         </w:tc>
         <w:tc>
           <w:tcPr>
-            <w:tcW w:type="dxa" w:w="2448"/>
+            <w:tcW w:type="dxa" w:w="2520"/>
           </w:tcPr>
           <w:p>
             <w:r>
@@ -8518,7 +10139,7 @@
         </w:tc>
         <w:tc>
           <w:tcPr>
-            <w:tcW w:type="dxa" w:w="2448"/>
+            <w:tcW w:type="dxa" w:w="2520"/>
           </w:tcPr>
           <w:p>
             <w:r>
@@ -8530,7 +10151,7 @@
       <w:tr>
         <w:tc>
           <w:tcPr>
-            <w:tcW w:type="dxa" w:w="2448"/>
+            <w:tcW w:type="dxa" w:w="2520"/>
           </w:tcPr>
           <w:p>
             <w:r>
@@ -8540,7 +10161,7 @@
         </w:tc>
         <w:tc>
           <w:tcPr>
-            <w:tcW w:type="dxa" w:w="2448"/>
+            <w:tcW w:type="dxa" w:w="2520"/>
           </w:tcPr>
           <w:p>
             <w:r>
@@ -8550,7 +10171,7 @@
         </w:tc>
         <w:tc>
           <w:tcPr>
-            <w:tcW w:type="dxa" w:w="2448"/>
+            <w:tcW w:type="dxa" w:w="2520"/>
           </w:tcPr>
           <w:p>
             <w:r>
@@ -8560,7 +10181,7 @@
         </w:tc>
         <w:tc>
           <w:tcPr>
-            <w:tcW w:type="dxa" w:w="2448"/>
+            <w:tcW w:type="dxa" w:w="2520"/>
           </w:tcPr>
           <w:p>
             <w:r>
@@ -8569,14 +10190,51 @@
           </w:p>
         </w:tc>
       </w:tr>
+      <w:tr>
+        <w:tc>
+          <w:tcPr>
+            <w:tcW w:type="dxa" w:w="2520"/>
+          </w:tcPr>
+          <w:p>
+            <w:r>
+              <w:t>2026-06-27</w:t>
+            </w:r>
+          </w:p>
+        </w:tc>
+        <w:tc>
+          <w:tcPr>
+            <w:tcW w:type="dxa" w:w="2520"/>
+          </w:tcPr>
+          <w:p>
+            <w:r>
+              <w:t>0.2</w:t>
+            </w:r>
+          </w:p>
+        </w:tc>
+        <w:tc>
+          <w:tcPr>
+            <w:tcW w:type="dxa" w:w="2520"/>
+          </w:tcPr>
+          <w:p>
+            <w:r>
+              <w:t>JP-BR Insurance Knowledge Base</w:t>
+            </w:r>
+          </w:p>
+        </w:tc>
+        <w:tc>
+          <w:tcPr>
+            <w:tcW w:type="dxa" w:w="2520"/>
+          </w:tcPr>
+          <w:p>
+            <w:r>
+              <w:t>Ajuste ao modelo aprovado com PT-Br, JP（ふりがな） e leitura de apoio para o corretor.</w:t>
+            </w:r>
+          </w:p>
+        </w:tc>
+      </w:tr>
     </w:tbl>
     <w:p/>
     <w:p>
-      <w:r>
-        <w:t>---</w:t>
-      </w:r>
-    </w:p>
-    <w:p>
       <w:pPr>
         <w:pStyle w:val="Heading1"/>
       </w:pPr>
@@ -8589,23 +10247,23 @@
         <w:pStyle w:val="Heading2"/>
       </w:pPr>
       <w:r>
-        <w:t>Controle</w:t>
-      </w:r>
-    </w:p>
-    <w:p>
-      <w:pPr>
-        <w:pStyle w:val="ListBullet"/>
-      </w:pPr>
-      <w:r>
-        <w:t>Versão: 0.1</w:t>
-      </w:r>
-    </w:p>
-    <w:p>
-      <w:pPr>
-        <w:pStyle w:val="ListBullet"/>
-      </w:pPr>
-      <w:r>
-        <w:t>Data: 2026-06-26</w:t>
+        <w:t>管理情報</w:t>
+      </w:r>
+    </w:p>
+    <w:p>
+      <w:pPr>
+        <w:pStyle w:val="ListBullet"/>
+      </w:pPr>
+      <w:r>
+        <w:t>Versão: 0.2</w:t>
+      </w:r>
+    </w:p>
+    <w:p>
+      <w:pPr>
+        <w:pStyle w:val="ListBullet"/>
+      </w:pPr>
+      <w:r>
+        <w:t>Data: 2026-06-27</w:t>
       </w:r>
     </w:p>
     <w:p>
@@ -8621,7 +10279,7 @@
         <w:pStyle w:val="ListBullet"/>
       </w:pPr>
       <w:r>
-        <w:t>Histórico: Criação inicial.</w:t>
+        <w:t>Histórico: Ajuste ao modelo aprovado com títulos principais em japonês e camadas PT-Br/JP/leitura de apoio.</w:t>
       </w:r>
     </w:p>
     <w:p>
@@ -8629,7 +10287,7 @@
         <w:pStyle w:val="Heading2"/>
       </w:pPr>
       <w:r>
-        <w:t>Código</w:t>
+        <w:t>コード</w:t>
       </w:r>
     </w:p>
     <w:p>
@@ -8642,7 +10300,7 @@
         <w:pStyle w:val="Heading2"/>
       </w:pPr>
       <w:r>
-        <w:t>Categoria</w:t>
+        <w:t>カテゴリー</w:t>
       </w:r>
     </w:p>
     <w:p>
@@ -8655,7 +10313,7 @@
         <w:pStyle w:val="Heading2"/>
       </w:pPr>
       <w:r>
-        <w:t>Termo Japonês</w:t>
+        <w:t>日本語用語</w:t>
       </w:r>
     </w:p>
     <w:p>
@@ -8668,7 +10326,7 @@
         <w:pStyle w:val="Heading2"/>
       </w:pPr>
       <w:r>
-        <w:t>Tradução Português</w:t>
+        <w:t>ポルトガル語訳</w:t>
       </w:r>
     </w:p>
     <w:p>
@@ -8681,12 +10339,12 @@
         <w:pStyle w:val="Heading2"/>
       </w:pPr>
       <w:r>
-        <w:t>Definição Técnica</w:t>
-      </w:r>
-    </w:p>
-    <w:p>
-      <w:r>
-        <w:t>Mudança de dados, cobertura, forma de pagamento ou outra condição após contratação, conforme regras do produto.</w:t>
+        <w:t>技術的定義</w:t>
+      </w:r>
+    </w:p>
+    <w:p>
+      <w:r>
+        <w:t>契約変更とは、医療保険の相談・契約・保険金請求または契約管理において確認すべき専門用語です。具体的な意味、適用範囲、必要書類、支払可否は、保険商品、契約条件、事故状況および保険会社の判断によって異なります。</w:t>
       </w:r>
     </w:p>
     <w:p>
@@ -8694,12 +10352,12 @@
         <w:pStyle w:val="Heading2"/>
       </w:pPr>
       <w:r>
-        <w:t>Explicação Simplificada</w:t>
-      </w:r>
-    </w:p>
-    <w:p>
-      <w:r>
-        <w:t>É mudar algo no contrato depois.</w:t>
+        <w:t>簡単な説明</w:t>
+      </w:r>
+    </w:p>
+    <w:p>
+      <w:r>
+        <w:t>お客様には、「Alteração contratual」に関する内容を、契約内容、条件、必要書類に分けて確認することとして説明します。</w:t>
       </w:r>
     </w:p>
     <w:p>
@@ -8707,12 +10365,51 @@
         <w:pStyle w:val="Heading2"/>
       </w:pPr>
       <w:r>
-        <w:t>Como explicar ao cliente brasileiro</w:t>
-      </w:r>
-    </w:p>
-    <w:p>
-      <w:r>
-        <w:t>Nem toda alteração é automática. Precisamos verificar regra, documento e efeito na cobertura.</w:t>
+        <w:t>ブラジル人顧客への説明方法</w:t>
+      </w:r>
+    </w:p>
+    <w:p>
+      <w:pPr>
+        <w:pStyle w:val="Heading3"/>
+      </w:pPr>
+      <w:r>
+        <w:t>PT-Br</w:t>
+      </w:r>
+    </w:p>
+    <w:p>
+      <w:r>
+        <w:t>Vamos confirmar alteração contratual e explicar de forma simples, conforme o contrato.</w:t>
+      </w:r>
+    </w:p>
+    <w:p>
+      <w:pPr>
+        <w:pStyle w:val="Heading3"/>
+      </w:pPr>
+      <w:r>
+        <w:t>JP（ふりがな）</w:t>
+      </w:r>
+    </w:p>
+    <w:p>
+      <w:r>
+        <w:t>「Alteração contratual」について、契約内容に沿って分かりやすく確認します。</w:t>
+      </w:r>
+    </w:p>
+    <w:p>
+      <w:r>
+        <w:t>ふりがな: 「アルトエルアサォン クオントルアトウアル」について、けいやくないようにそって、わかりやすくかくにんします。</w:t>
+      </w:r>
+    </w:p>
+    <w:p>
+      <w:pPr>
+        <w:pStyle w:val="Heading3"/>
+      </w:pPr>
+      <w:r>
+        <w:t>Leitura de apoio para o corretor</w:t>
+      </w:r>
+    </w:p>
+    <w:p>
+      <w:r>
+        <w:t>ヴァモス コンフィルマール アルトエルアサォン クオントルアトウアル イ エスプリカール ジ フォルマ シンプレス コンフォルミ オ コントラート</w:t>
       </w:r>
     </w:p>
     <w:p>
@@ -8720,7 +10417,7 @@
         <w:pStyle w:val="Heading2"/>
       </w:pPr>
       <w:r>
-        <w:t>Frases utilizadas</w:t>
+        <w:t>使用フレーズ</w:t>
       </w:r>
     </w:p>
     <w:p>
@@ -8736,15 +10433,15 @@
         <w:pStyle w:val="ListBullet"/>
       </w:pPr>
       <w:r>
-        <w:t>契約変更を確認します。</w:t>
-      </w:r>
-    </w:p>
-    <w:p>
-      <w:pPr>
-        <w:pStyle w:val="ListBullet"/>
-      </w:pPr>
-      <w:r>
-        <w:t>契約前に条件を整理しましょう。</w:t>
+        <w:t>契約変更について確認しましょう。</w:t>
+      </w:r>
+    </w:p>
+    <w:p>
+      <w:pPr>
+        <w:pStyle w:val="ListBullet"/>
+      </w:pPr>
+      <w:r>
+        <w:t>契約内容と必要書類を分けて確認します.</w:t>
       </w:r>
     </w:p>
     <w:p>
@@ -8764,11 +10461,21 @@
       </w:r>
     </w:p>
     <w:p>
-      <w:pPr>
-        <w:pStyle w:val="ListBullet"/>
-      </w:pPr>
-      <w:r>
-        <w:t>Antes de contratar, vamos organizar as condições.</w:t>
+      <w:r>
+        <w:t xml:space="preserve">  - Leitura de apoio: ヴァモス コンフィルマール アルトエルアサォン クオントルアトウアル</w:t>
+      </w:r>
+    </w:p>
+    <w:p>
+      <w:pPr>
+        <w:pStyle w:val="ListBullet"/>
+      </w:pPr>
+      <w:r>
+        <w:t>Vou explicar de forma simples, conforme o contrato.</w:t>
+      </w:r>
+    </w:p>
+    <w:p>
+      <w:r>
+        <w:t xml:space="preserve">  - Leitura de apoio: ヴォウ エスプリカール ジ フォルマ シンプレス コンフォルミ オ コントラート</w:t>
       </w:r>
     </w:p>
     <w:p>
@@ -8776,7 +10483,7 @@
         <w:pStyle w:val="Heading2"/>
       </w:pPr>
       <w:r>
-        <w:t>Perguntas frequentes</w:t>
+        <w:t>よくある質問</w:t>
       </w:r>
     </w:p>
     <w:p>
@@ -8792,7 +10499,7 @@
         <w:pStyle w:val="Heading2"/>
       </w:pPr>
       <w:r>
-        <w:t>Termos relacionados</w:t>
+        <w:t>関連用語</w:t>
       </w:r>
     </w:p>
     <w:p>
@@ -8808,7 +10515,7 @@
         <w:pStyle w:val="Heading2"/>
       </w:pPr>
       <w:r>
-        <w:t>Referências cruzadas</w:t>
+        <w:t>相互参照</w:t>
       </w:r>
     </w:p>
     <w:p>
@@ -8840,7 +10547,7 @@
         <w:pStyle w:val="Heading2"/>
       </w:pPr>
       <w:r>
-        <w:t>Referências</w:t>
+        <w:t>参考資料</w:t>
       </w:r>
     </w:p>
     <w:p>
@@ -8856,7 +10563,7 @@
         <w:pStyle w:val="Heading2"/>
       </w:pPr>
       <w:r>
-        <w:t>Tags</w:t>
+        <w:t>タグ</w:t>
       </w:r>
     </w:p>
     <w:p>
@@ -8896,7 +10603,7 @@
         <w:pStyle w:val="Heading2"/>
       </w:pPr>
       <w:r>
-        <w:t>Veja também</w:t>
+        <w:t>関連項目</w:t>
       </w:r>
     </w:p>
     <w:p>
@@ -8912,7 +10619,7 @@
         <w:pStyle w:val="Heading2"/>
       </w:pPr>
       <w:r>
-        <w:t>Histórico de revisão</w:t>
+        <w:t>改訂履歴</w:t>
       </w:r>
     </w:p>
     <w:tbl>
@@ -8922,15 +10629,15 @@
         <w:tblLook w:firstColumn="1" w:firstRow="1" w:lastColumn="0" w:lastRow="0" w:noHBand="0" w:noVBand="1" w:val="04A0"/>
       </w:tblPr>
       <w:tblGrid>
-        <w:gridCol w:w="2448"/>
-        <w:gridCol w:w="2448"/>
-        <w:gridCol w:w="2448"/>
-        <w:gridCol w:w="2448"/>
+        <w:gridCol w:w="2520"/>
+        <w:gridCol w:w="2520"/>
+        <w:gridCol w:w="2520"/>
+        <w:gridCol w:w="2520"/>
       </w:tblGrid>
       <w:tr>
         <w:tc>
           <w:tcPr>
-            <w:tcW w:type="dxa" w:w="2448"/>
+            <w:tcW w:type="dxa" w:w="2520"/>
           </w:tcPr>
           <w:p>
             <w:r>
@@ -8940,7 +10647,7 @@
         </w:tc>
         <w:tc>
           <w:tcPr>
-            <w:tcW w:type="dxa" w:w="2448"/>
+            <w:tcW w:type="dxa" w:w="2520"/>
           </w:tcPr>
           <w:p>
             <w:r>
@@ -8950,7 +10657,7 @@
         </w:tc>
         <w:tc>
           <w:tcPr>
-            <w:tcW w:type="dxa" w:w="2448"/>
+            <w:tcW w:type="dxa" w:w="2520"/>
           </w:tcPr>
           <w:p>
             <w:r>
@@ -8960,7 +10667,7 @@
         </w:tc>
         <w:tc>
           <w:tcPr>
-            <w:tcW w:type="dxa" w:w="2448"/>
+            <w:tcW w:type="dxa" w:w="2520"/>
           </w:tcPr>
           <w:p>
             <w:r>
@@ -8972,7 +10679,7 @@
       <w:tr>
         <w:tc>
           <w:tcPr>
-            <w:tcW w:type="dxa" w:w="2448"/>
+            <w:tcW w:type="dxa" w:w="2520"/>
           </w:tcPr>
           <w:p>
             <w:r>
@@ -8982,7 +10689,7 @@
         </w:tc>
         <w:tc>
           <w:tcPr>
-            <w:tcW w:type="dxa" w:w="2448"/>
+            <w:tcW w:type="dxa" w:w="2520"/>
           </w:tcPr>
           <w:p>
             <w:r>
@@ -8992,7 +10699,7 @@
         </w:tc>
         <w:tc>
           <w:tcPr>
-            <w:tcW w:type="dxa" w:w="2448"/>
+            <w:tcW w:type="dxa" w:w="2520"/>
           </w:tcPr>
           <w:p>
             <w:r>
@@ -9002,7 +10709,7 @@
         </w:tc>
         <w:tc>
           <w:tcPr>
-            <w:tcW w:type="dxa" w:w="2448"/>
+            <w:tcW w:type="dxa" w:w="2520"/>
           </w:tcPr>
           <w:p>
             <w:r>
@@ -9011,11 +10718,53 @@
           </w:p>
         </w:tc>
       </w:tr>
+      <w:tr>
+        <w:tc>
+          <w:tcPr>
+            <w:tcW w:type="dxa" w:w="2520"/>
+          </w:tcPr>
+          <w:p>
+            <w:r>
+              <w:t>2026-06-27</w:t>
+            </w:r>
+          </w:p>
+        </w:tc>
+        <w:tc>
+          <w:tcPr>
+            <w:tcW w:type="dxa" w:w="2520"/>
+          </w:tcPr>
+          <w:p>
+            <w:r>
+              <w:t>0.2</w:t>
+            </w:r>
+          </w:p>
+        </w:tc>
+        <w:tc>
+          <w:tcPr>
+            <w:tcW w:type="dxa" w:w="2520"/>
+          </w:tcPr>
+          <w:p>
+            <w:r>
+              <w:t>JP-BR Insurance Knowledge Base</w:t>
+            </w:r>
+          </w:p>
+        </w:tc>
+        <w:tc>
+          <w:tcPr>
+            <w:tcW w:type="dxa" w:w="2520"/>
+          </w:tcPr>
+          <w:p>
+            <w:r>
+              <w:t>Ajuste ao modelo aprovado com PT-Br, JP（ふりがな） e leitura de apoio para o corretor.</w:t>
+            </w:r>
+          </w:p>
+        </w:tc>
+      </w:tr>
     </w:tbl>
     <w:p/>
     <w:sectPr>
       <w:pgSz w:w="12240" w:h="15840"/>
-      <w:pgMar w:top="1152" w:right="1224" w:bottom="1152" w:left="1224" w:header="720" w:footer="720" w:gutter="0"/>
+      <w:pgMar w:top="1008" w:right="1080" w:bottom="1008" w:left="1080" w:header="720" w:footer="720" w:gutter="0"/>
       <w:cols w:space="720"/>
       <w:docGrid w:linePitch="360"/>
     </w:sectPr>
@@ -9387,8 +11136,8 @@
     <w:qFormat/>
     <w:rsid w:val="00FC693F"/>
     <w:rPr>
-      <w:rFonts w:ascii="Arial" w:hAnsi="Arial" w:eastAsia="Yu Gothic"/>
-      <w:sz w:val="18"/>
+      <w:rFonts w:ascii="Arial Unicode MS" w:hAnsi="Arial Unicode MS"/>
+      <w:sz w:val="21"/>
     </w:rPr>
   </w:style>
   <w:style w:type="paragraph" w:styleId="Header">
@@ -9405,10 +11154,6 @@
       </w:tabs>
       <w:spacing w:after="0" w:line="240" w:lineRule="auto"/>
     </w:pPr>
-    <w:rPr>
-      <w:rFonts w:ascii="Arial" w:hAnsi="Arial" w:eastAsia="Yu Gothic"/>
-      <w:sz w:val="18"/>
-    </w:rPr>
   </w:style>
   <w:style w:type="character" w:customStyle="1" w:styleId="HeaderChar">
     <w:name w:val="Header Char"/>
@@ -9431,10 +11176,6 @@
       </w:tabs>
       <w:spacing w:after="0" w:line="240" w:lineRule="auto"/>
     </w:pPr>
-    <w:rPr>
-      <w:rFonts w:ascii="Arial" w:hAnsi="Arial" w:eastAsia="Yu Gothic"/>
-      <w:sz w:val="18"/>
-    </w:rPr>
   </w:style>
   <w:style w:type="character" w:customStyle="1" w:styleId="FooterChar">
     <w:name w:val="Footer Char"/>
@@ -9458,11 +11199,11 @@
       <w:outlineLvl w:val="0"/>
     </w:pPr>
     <w:rPr>
-      <w:rFonts w:asciiTheme="majorHAnsi" w:eastAsiaTheme="majorEastAsia" w:hAnsiTheme="majorHAnsi" w:cstheme="majorBidi" w:ascii="Arial" w:hAnsi="Arial" w:eastAsia="Yu Gothic"/>
+      <w:rFonts w:asciiTheme="majorHAnsi" w:eastAsiaTheme="majorEastAsia" w:hAnsiTheme="majorHAnsi" w:cstheme="majorBidi" w:ascii="Arial Unicode MS" w:hAnsi="Arial Unicode MS"/>
       <w:b/>
       <w:bCs/>
       <w:color w:val="365F91" w:themeColor="accent1" w:themeShade="BF"/>
-      <w:sz w:val="18"/>
+      <w:sz w:val="36"/>
       <w:szCs w:val="28"/>
     </w:rPr>
   </w:style>
@@ -9482,11 +11223,11 @@
       <w:outlineLvl w:val="1"/>
     </w:pPr>
     <w:rPr>
-      <w:rFonts w:asciiTheme="majorHAnsi" w:eastAsiaTheme="majorEastAsia" w:hAnsiTheme="majorHAnsi" w:cstheme="majorBidi" w:ascii="Arial" w:hAnsi="Arial" w:eastAsia="Yu Gothic"/>
+      <w:rFonts w:asciiTheme="majorHAnsi" w:eastAsiaTheme="majorEastAsia" w:hAnsiTheme="majorHAnsi" w:cstheme="majorBidi" w:ascii="Arial Unicode MS" w:hAnsi="Arial Unicode MS"/>
       <w:b/>
       <w:bCs/>
       <w:color w:val="4F81BD" w:themeColor="accent1"/>
-      <w:sz w:val="18"/>
+      <w:sz w:val="28"/>
       <w:szCs w:val="26"/>
     </w:rPr>
   </w:style>
@@ -9506,11 +11247,11 @@
       <w:outlineLvl w:val="2"/>
     </w:pPr>
     <w:rPr>
-      <w:rFonts w:asciiTheme="majorHAnsi" w:eastAsiaTheme="majorEastAsia" w:hAnsiTheme="majorHAnsi" w:cstheme="majorBidi" w:ascii="Arial" w:hAnsi="Arial" w:eastAsia="Yu Gothic"/>
+      <w:rFonts w:asciiTheme="majorHAnsi" w:eastAsiaTheme="majorEastAsia" w:hAnsiTheme="majorHAnsi" w:cstheme="majorBidi" w:ascii="Arial Unicode MS" w:hAnsi="Arial Unicode MS"/>
       <w:b/>
       <w:bCs/>
       <w:color w:val="4F81BD" w:themeColor="accent1"/>
-      <w:sz w:val="18"/>
+      <w:sz w:val="24"/>
     </w:rPr>
   </w:style>
   <w:style w:type="paragraph" w:styleId="Heading4">
@@ -9530,13 +11271,12 @@
       <w:outlineLvl w:val="3"/>
     </w:pPr>
     <w:rPr>
-      <w:rFonts w:asciiTheme="majorHAnsi" w:eastAsiaTheme="majorEastAsia" w:hAnsiTheme="majorHAnsi" w:cstheme="majorBidi" w:ascii="Arial" w:hAnsi="Arial" w:eastAsia="Yu Gothic"/>
+      <w:rFonts w:asciiTheme="majorHAnsi" w:eastAsiaTheme="majorEastAsia" w:hAnsiTheme="majorHAnsi" w:cstheme="majorBidi"/>
       <w:b/>
       <w:bCs/>
       <w:i/>
       <w:iCs/>
       <w:color w:val="4F81BD" w:themeColor="accent1"/>
-      <w:sz w:val="18"/>
     </w:rPr>
   </w:style>
   <w:style w:type="paragraph" w:styleId="Heading5">
@@ -9556,9 +11296,8 @@
       <w:outlineLvl w:val="4"/>
     </w:pPr>
     <w:rPr>
-      <w:rFonts w:asciiTheme="majorHAnsi" w:eastAsiaTheme="majorEastAsia" w:hAnsiTheme="majorHAnsi" w:cstheme="majorBidi" w:ascii="Arial" w:hAnsi="Arial" w:eastAsia="Yu Gothic"/>
+      <w:rFonts w:asciiTheme="majorHAnsi" w:eastAsiaTheme="majorEastAsia" w:hAnsiTheme="majorHAnsi" w:cstheme="majorBidi"/>
       <w:color w:val="243F60" w:themeColor="accent1" w:themeShade="7F"/>
-      <w:sz w:val="18"/>
     </w:rPr>
   </w:style>
   <w:style w:type="paragraph" w:styleId="Heading6">
@@ -9578,11 +11317,10 @@
       <w:outlineLvl w:val="5"/>
     </w:pPr>
     <w:rPr>
-      <w:rFonts w:asciiTheme="majorHAnsi" w:eastAsiaTheme="majorEastAsia" w:hAnsiTheme="majorHAnsi" w:cstheme="majorBidi" w:ascii="Arial" w:hAnsi="Arial" w:eastAsia="Yu Gothic"/>
+      <w:rFonts w:asciiTheme="majorHAnsi" w:eastAsiaTheme="majorEastAsia" w:hAnsiTheme="majorHAnsi" w:cstheme="majorBidi"/>
       <w:i/>
       <w:iCs/>
       <w:color w:val="243F60" w:themeColor="accent1" w:themeShade="7F"/>
-      <w:sz w:val="18"/>
     </w:rPr>
   </w:style>
   <w:style w:type="paragraph" w:styleId="Heading7">
@@ -9602,11 +11340,10 @@
       <w:outlineLvl w:val="6"/>
     </w:pPr>
     <w:rPr>
-      <w:rFonts w:asciiTheme="majorHAnsi" w:eastAsiaTheme="majorEastAsia" w:hAnsiTheme="majorHAnsi" w:cstheme="majorBidi" w:ascii="Arial" w:hAnsi="Arial" w:eastAsia="Yu Gothic"/>
+      <w:rFonts w:asciiTheme="majorHAnsi" w:eastAsiaTheme="majorEastAsia" w:hAnsiTheme="majorHAnsi" w:cstheme="majorBidi"/>
       <w:i/>
       <w:iCs/>
       <w:color w:val="404040" w:themeColor="text1" w:themeTint="BF"/>
-      <w:sz w:val="18"/>
     </w:rPr>
   </w:style>
   <w:style w:type="paragraph" w:styleId="Heading8">
@@ -9626,9 +11363,9 @@
       <w:outlineLvl w:val="7"/>
     </w:pPr>
     <w:rPr>
-      <w:rFonts w:asciiTheme="majorHAnsi" w:eastAsiaTheme="majorEastAsia" w:hAnsiTheme="majorHAnsi" w:cstheme="majorBidi" w:ascii="Arial" w:hAnsi="Arial" w:eastAsia="Yu Gothic"/>
+      <w:rFonts w:asciiTheme="majorHAnsi" w:eastAsiaTheme="majorEastAsia" w:hAnsiTheme="majorHAnsi" w:cstheme="majorBidi"/>
       <w:color w:val="4F81BD" w:themeColor="accent1"/>
-      <w:sz w:val="18"/>
+      <w:sz w:val="20"/>
       <w:szCs w:val="20"/>
     </w:rPr>
   </w:style>
@@ -9649,11 +11386,11 @@
       <w:outlineLvl w:val="8"/>
     </w:pPr>
     <w:rPr>
-      <w:rFonts w:asciiTheme="majorHAnsi" w:eastAsiaTheme="majorEastAsia" w:hAnsiTheme="majorHAnsi" w:cstheme="majorBidi" w:ascii="Arial" w:hAnsi="Arial" w:eastAsia="Yu Gothic"/>
+      <w:rFonts w:asciiTheme="majorHAnsi" w:eastAsiaTheme="majorEastAsia" w:hAnsiTheme="majorHAnsi" w:cstheme="majorBidi"/>
       <w:i/>
       <w:iCs/>
       <w:color w:val="404040" w:themeColor="text1" w:themeTint="BF"/>
-      <w:sz w:val="18"/>
+      <w:sz w:val="20"/>
       <w:szCs w:val="20"/>
     </w:rPr>
   </w:style>
@@ -9692,10 +11429,6 @@
     <w:pPr>
       <w:spacing w:after="0" w:line="240" w:lineRule="auto"/>
     </w:pPr>
-    <w:rPr>
-      <w:rFonts w:ascii="Arial" w:hAnsi="Arial" w:eastAsia="Yu Gothic"/>
-      <w:sz w:val="18"/>
-    </w:rPr>
   </w:style>
   <w:style w:type="character" w:customStyle="1" w:styleId="Heading1Char">
     <w:name w:val="Heading 1 Char"/>
@@ -9756,11 +11489,11 @@
       <w:contextualSpacing/>
     </w:pPr>
     <w:rPr>
-      <w:rFonts w:asciiTheme="majorHAnsi" w:eastAsiaTheme="majorEastAsia" w:hAnsiTheme="majorHAnsi" w:cstheme="majorBidi" w:ascii="Arial" w:hAnsi="Arial" w:eastAsia="Yu Gothic"/>
+      <w:rFonts w:asciiTheme="majorHAnsi" w:eastAsiaTheme="majorEastAsia" w:hAnsiTheme="majorHAnsi" w:cstheme="majorBidi"/>
       <w:color w:val="17365D" w:themeColor="text2" w:themeShade="BF"/>
       <w:spacing w:val="5"/>
       <w:kern w:val="28"/>
-      <w:sz w:val="18"/>
+      <w:sz w:val="52"/>
       <w:szCs w:val="52"/>
     </w:rPr>
   </w:style>
@@ -9793,12 +11526,12 @@
       </w:numPr>
     </w:pPr>
     <w:rPr>
-      <w:rFonts w:asciiTheme="majorHAnsi" w:eastAsiaTheme="majorEastAsia" w:hAnsiTheme="majorHAnsi" w:cstheme="majorBidi" w:ascii="Arial" w:hAnsi="Arial" w:eastAsia="Yu Gothic"/>
+      <w:rFonts w:asciiTheme="majorHAnsi" w:eastAsiaTheme="majorEastAsia" w:hAnsiTheme="majorHAnsi" w:cstheme="majorBidi"/>
       <w:i/>
       <w:iCs/>
       <w:color w:val="4F81BD" w:themeColor="accent1"/>
       <w:spacing w:val="15"/>
-      <w:sz w:val="18"/>
+      <w:sz w:val="24"/>
       <w:szCs w:val="24"/>
     </w:rPr>
   </w:style>
@@ -9828,10 +11561,6 @@
       <w:ind w:left="720"/>
       <w:contextualSpacing/>
     </w:pPr>
-    <w:rPr>
-      <w:rFonts w:ascii="Arial" w:hAnsi="Arial" w:eastAsia="Yu Gothic"/>
-      <w:sz w:val="18"/>
-    </w:rPr>
   </w:style>
   <w:style w:type="paragraph" w:styleId="BodyText">
     <w:name w:val="Body Text"/>
@@ -9843,10 +11572,6 @@
     <w:pPr>
       <w:spacing w:after="120"/>
     </w:pPr>
-    <w:rPr>
-      <w:rFonts w:ascii="Arial" w:hAnsi="Arial" w:eastAsia="Yu Gothic"/>
-      <w:sz w:val="18"/>
-    </w:rPr>
   </w:style>
   <w:style w:type="character" w:customStyle="1" w:styleId="BodyTextChar">
     <w:name w:val="Body Text Char"/>
@@ -9865,10 +11590,6 @@
     <w:pPr>
       <w:spacing w:after="120" w:line="480" w:lineRule="auto"/>
     </w:pPr>
-    <w:rPr>
-      <w:rFonts w:ascii="Arial" w:hAnsi="Arial" w:eastAsia="Yu Gothic"/>
-      <w:sz w:val="18"/>
-    </w:rPr>
   </w:style>
   <w:style w:type="character" w:customStyle="1" w:styleId="BodyText2Char">
     <w:name w:val="Body Text 2 Char"/>
@@ -9888,8 +11609,7 @@
       <w:spacing w:after="120"/>
     </w:pPr>
     <w:rPr>
-      <w:rFonts w:ascii="Arial" w:hAnsi="Arial" w:eastAsia="Yu Gothic"/>
-      <w:sz w:val="18"/>
+      <w:sz w:val="16"/>
       <w:szCs w:val="16"/>
     </w:rPr>
   </w:style>
@@ -9914,10 +11634,6 @@
       <w:ind w:left="360" w:hanging="360"/>
       <w:contextualSpacing/>
     </w:pPr>
-    <w:rPr>
-      <w:rFonts w:ascii="Arial" w:hAnsi="Arial" w:eastAsia="Yu Gothic"/>
-      <w:sz w:val="18"/>
-    </w:rPr>
   </w:style>
   <w:style w:type="paragraph" w:styleId="List2">
     <w:name w:val="List 2"/>
@@ -9929,10 +11645,6 @@
       <w:ind w:left="720" w:hanging="360"/>
       <w:contextualSpacing/>
     </w:pPr>
-    <w:rPr>
-      <w:rFonts w:ascii="Arial" w:hAnsi="Arial" w:eastAsia="Yu Gothic"/>
-      <w:sz w:val="18"/>
-    </w:rPr>
   </w:style>
   <w:style w:type="paragraph" w:styleId="List3">
     <w:name w:val="List 3"/>
@@ -9944,10 +11656,6 @@
       <w:ind w:left="1080" w:hanging="360"/>
       <w:contextualSpacing/>
     </w:pPr>
-    <w:rPr>
-      <w:rFonts w:ascii="Arial" w:hAnsi="Arial" w:eastAsia="Yu Gothic"/>
-      <w:sz w:val="18"/>
-    </w:rPr>
   </w:style>
   <w:style w:type="paragraph" w:styleId="ListBullet">
     <w:name w:val="List Bullet"/>
@@ -9961,10 +11669,6 @@
       </w:numPr>
       <w:contextualSpacing/>
     </w:pPr>
-    <w:rPr>
-      <w:rFonts w:ascii="Arial" w:hAnsi="Arial" w:eastAsia="Yu Gothic"/>
-      <w:sz w:val="18"/>
-    </w:rPr>
   </w:style>
   <w:style w:type="paragraph" w:styleId="ListBullet2">
     <w:name w:val="List Bullet 2"/>
@@ -9978,10 +11682,6 @@
       </w:numPr>
       <w:contextualSpacing/>
     </w:pPr>
-    <w:rPr>
-      <w:rFonts w:ascii="Arial" w:hAnsi="Arial" w:eastAsia="Yu Gothic"/>
-      <w:sz w:val="18"/>
-    </w:rPr>
   </w:style>
   <w:style w:type="paragraph" w:styleId="ListBullet3">
     <w:name w:val="List Bullet 3"/>
@@ -9995,10 +11695,6 @@
       </w:numPr>
       <w:contextualSpacing/>
     </w:pPr>
-    <w:rPr>
-      <w:rFonts w:ascii="Arial" w:hAnsi="Arial" w:eastAsia="Yu Gothic"/>
-      <w:sz w:val="18"/>
-    </w:rPr>
   </w:style>
   <w:style w:type="paragraph" w:styleId="ListNumber">
     <w:name w:val="List Number"/>
@@ -10012,10 +11708,6 @@
       </w:numPr>
       <w:contextualSpacing/>
     </w:pPr>
-    <w:rPr>
-      <w:rFonts w:ascii="Arial" w:hAnsi="Arial" w:eastAsia="Yu Gothic"/>
-      <w:sz w:val="18"/>
-    </w:rPr>
   </w:style>
   <w:style w:type="paragraph" w:styleId="ListNumber2">
     <w:name w:val="List Number 2"/>
@@ -10029,10 +11721,6 @@
       </w:numPr>
       <w:contextualSpacing/>
     </w:pPr>
-    <w:rPr>
-      <w:rFonts w:ascii="Arial" w:hAnsi="Arial" w:eastAsia="Yu Gothic"/>
-      <w:sz w:val="18"/>
-    </w:rPr>
   </w:style>
   <w:style w:type="paragraph" w:styleId="ListNumber3">
     <w:name w:val="List Number 3"/>
@@ -10046,10 +11734,6 @@
       </w:numPr>
       <w:contextualSpacing/>
     </w:pPr>
-    <w:rPr>
-      <w:rFonts w:ascii="Arial" w:hAnsi="Arial" w:eastAsia="Yu Gothic"/>
-      <w:sz w:val="18"/>
-    </w:rPr>
   </w:style>
   <w:style w:type="paragraph" w:styleId="ListContinue">
     <w:name w:val="List Continue"/>
@@ -10062,10 +11746,6 @@
       <w:ind w:left="360"/>
       <w:contextualSpacing/>
     </w:pPr>
-    <w:rPr>
-      <w:rFonts w:ascii="Arial" w:hAnsi="Arial" w:eastAsia="Yu Gothic"/>
-      <w:sz w:val="18"/>
-    </w:rPr>
   </w:style>
   <w:style w:type="paragraph" w:styleId="ListContinue2">
     <w:name w:val="List Continue 2"/>
@@ -10078,10 +11758,6 @@
       <w:ind w:left="720"/>
       <w:contextualSpacing/>
     </w:pPr>
-    <w:rPr>
-      <w:rFonts w:ascii="Arial" w:hAnsi="Arial" w:eastAsia="Yu Gothic"/>
-      <w:sz w:val="18"/>
-    </w:rPr>
   </w:style>
   <w:style w:type="paragraph" w:styleId="ListContinue3">
     <w:name w:val="List Continue 3"/>
@@ -10094,10 +11770,6 @@
       <w:ind w:left="1080"/>
       <w:contextualSpacing/>
     </w:pPr>
-    <w:rPr>
-      <w:rFonts w:ascii="Arial" w:hAnsi="Arial" w:eastAsia="Yu Gothic"/>
-      <w:sz w:val="18"/>
-    </w:rPr>
   </w:style>
   <w:style w:type="paragraph" w:styleId="MacroText">
     <w:name w:val="macro"/>
@@ -10117,8 +11789,8 @@
       </w:tabs>
     </w:pPr>
     <w:rPr>
-      <w:rFonts w:ascii="Arial" w:hAnsi="Arial" w:eastAsia="Yu Gothic"/>
-      <w:sz w:val="18"/>
+      <w:rFonts w:ascii="Courier" w:hAnsi="Courier"/>
+      <w:sz w:val="20"/>
       <w:szCs w:val="20"/>
     </w:rPr>
   </w:style>
@@ -10143,11 +11815,9 @@
     <w:qFormat/>
     <w:rsid w:val="00FC693F"/>
     <w:rPr>
-      <w:rFonts w:ascii="Arial" w:hAnsi="Arial" w:eastAsia="Yu Gothic"/>
       <w:i/>
       <w:iCs/>
       <w:color w:val="000000" w:themeColor="text1"/>
-      <w:sz w:val="18"/>
     </w:rPr>
   </w:style>
   <w:style w:type="character" w:customStyle="1" w:styleId="QuoteChar">
@@ -10261,7 +11931,6 @@
       <w:spacing w:line="240" w:lineRule="auto"/>
     </w:pPr>
     <w:rPr>
-      <w:rFonts w:ascii="Arial" w:hAnsi="Arial" w:eastAsia="Yu Gothic"/>
       <w:b/>
       <w:bCs/>
       <w:color w:val="4F81BD" w:themeColor="accent1"/>
@@ -10307,13 +11976,11 @@
       <w:ind w:left="936" w:right="936"/>
     </w:pPr>
     <w:rPr>
-      <w:rFonts w:ascii="Arial" w:hAnsi="Arial" w:eastAsia="Yu Gothic"/>
       <w:b/>
       <w:bCs/>
       <w:i/>
       <w:iCs/>
       <w:color w:val="4F81BD" w:themeColor="accent1"/>
-      <w:sz w:val="18"/>
     </w:rPr>
   </w:style>
   <w:style w:type="character" w:customStyle="1" w:styleId="IntenseQuoteChar">
@@ -10408,10 +12075,6 @@
     <w:pPr>
       <w:outlineLvl w:val="9"/>
     </w:pPr>
-    <w:rPr>
-      <w:rFonts w:ascii="Arial" w:hAnsi="Arial" w:eastAsia="Yu Gothic"/>
-      <w:sz w:val="18"/>
-    </w:rPr>
   </w:style>
   <w:style w:type="table" w:styleId="TableGrid">
     <w:name w:val="Table Grid"/>
